--- a/(e)CRF/Per visite/Ulcusvisite/38_Classificatie ulcus (WIfI).docx
+++ b/(e)CRF/Per visite/Ulcusvisite/38_Classificatie ulcus (WIfI).docx
@@ -2369,9 +2369,6 @@
       <w:pPr>
         <w:spacing w:after="0" w:line="240" w:lineRule="auto"/>
       </w:pPr>
-      <w:r>
-        <w:separator/>
-      </w:r>
     </w:p>
   </w:endnote>
   <w:endnote w:type="continuationSeparator" w:id="0">
@@ -2379,9 +2376,6 @@
       <w:pPr>
         <w:spacing w:after="0" w:line="240" w:lineRule="auto"/>
       </w:pPr>
-      <w:r>
-        <w:continuationSeparator/>
-      </w:r>
     </w:p>
   </w:endnote>
 </w:endnotes>
@@ -2480,7 +2474,116 @@
   <w:p>
     <w:pPr>
       <w:pStyle w:val="Footer"/>
+      <w:jc w:val="center"/>
     </w:pPr>
+    <w:r>
+      <w:rPr>
+        <w:rFonts w:ascii="Arial" w:hAnsi="Arial" w:eastAsia="Arial" w:cs="Arial"/>
+        <w:b w:val="0"/>
+        <w:color w:val="59636E"/>
+        <w:sz w:val="18"/>
+      </w:rPr>
+      <w:t xml:space="preserve">Pagina </w:t>
+    </w:r>
+    <w:r>
+      <w:rPr>
+        <w:rFonts w:ascii="Arial" w:hAnsi="Arial" w:eastAsia="Arial" w:cs="Arial"/>
+        <w:b w:val="0"/>
+        <w:color w:val="59636E"/>
+        <w:sz w:val="18"/>
+      </w:rPr>
+      <w:fldChar w:fldCharType="begin"/>
+    </w:r>
+    <w:r>
+      <w:rPr>
+        <w:rFonts w:ascii="Arial" w:hAnsi="Arial" w:eastAsia="Arial" w:cs="Arial"/>
+        <w:b w:val="0"/>
+        <w:color w:val="59636E"/>
+        <w:sz w:val="18"/>
+      </w:rPr>
+      <w:instrText xml:space="preserve"> PAGE </w:instrText>
+    </w:r>
+    <w:r>
+      <w:rPr>
+        <w:rFonts w:ascii="Arial" w:hAnsi="Arial" w:eastAsia="Arial" w:cs="Arial"/>
+        <w:b w:val="0"/>
+        <w:color w:val="59636E"/>
+        <w:sz w:val="18"/>
+      </w:rPr>
+      <w:fldChar w:fldCharType="separate"/>
+    </w:r>
+    <w:r>
+      <w:rPr>
+        <w:rFonts w:ascii="Arial" w:hAnsi="Arial" w:eastAsia="Arial" w:cs="Arial"/>
+        <w:b w:val="0"/>
+        <w:color w:val="59636E"/>
+        <w:sz w:val="18"/>
+      </w:rPr>
+      <w:t>1</w:t>
+    </w:r>
+    <w:r>
+      <w:rPr>
+        <w:rFonts w:ascii="Arial" w:hAnsi="Arial" w:eastAsia="Arial" w:cs="Arial"/>
+        <w:b w:val="0"/>
+        <w:color w:val="59636E"/>
+        <w:sz w:val="18"/>
+      </w:rPr>
+      <w:fldChar w:fldCharType="end"/>
+    </w:r>
+    <w:r>
+      <w:rPr>
+        <w:rFonts w:ascii="Arial" w:hAnsi="Arial" w:eastAsia="Arial" w:cs="Arial"/>
+        <w:b w:val="0"/>
+        <w:color w:val="59636E"/>
+        <w:sz w:val="18"/>
+      </w:rPr>
+      <w:t xml:space="preserve"> van </w:t>
+    </w:r>
+    <w:r>
+      <w:rPr>
+        <w:rFonts w:ascii="Arial" w:hAnsi="Arial" w:eastAsia="Arial" w:cs="Arial"/>
+        <w:b w:val="0"/>
+        <w:color w:val="59636E"/>
+        <w:sz w:val="18"/>
+      </w:rPr>
+      <w:fldChar w:fldCharType="begin"/>
+    </w:r>
+    <w:r>
+      <w:rPr>
+        <w:rFonts w:ascii="Arial" w:hAnsi="Arial" w:eastAsia="Arial" w:cs="Arial"/>
+        <w:b w:val="0"/>
+        <w:color w:val="59636E"/>
+        <w:sz w:val="18"/>
+      </w:rPr>
+      <w:instrText xml:space="preserve"> NUMPAGES </w:instrText>
+    </w:r>
+    <w:r>
+      <w:rPr>
+        <w:rFonts w:ascii="Arial" w:hAnsi="Arial" w:eastAsia="Arial" w:cs="Arial"/>
+        <w:b w:val="0"/>
+        <w:color w:val="59636E"/>
+        <w:sz w:val="18"/>
+      </w:rPr>
+      <w:fldChar w:fldCharType="separate"/>
+    </w:r>
+    <w:r>
+      <w:rPr>
+        <w:rFonts w:ascii="Arial" w:hAnsi="Arial" w:eastAsia="Arial" w:cs="Arial"/>
+        <w:b w:val="0"/>
+        <w:color w:val="59636E"/>
+        <w:sz w:val="18"/>
+      </w:rPr>
+      <w:t>1</w:t>
+    </w:r>
+    <w:r>
+      <w:rPr>
+        <w:rFonts w:ascii="Arial" w:hAnsi="Arial" w:eastAsia="Arial" w:cs="Arial"/>
+        <w:b w:val="0"/>
+        <w:color w:val="59636E"/>
+        <w:sz w:val="18"/>
+      </w:rPr>
+      <w:fldChar w:fldCharType="end"/>
+    </w:r>
   </w:p>
 </w:ftr>
 </file>
@@ -2502,9 +2605,6 @@
       <w:pPr>
         <w:spacing w:after="0" w:line="240" w:lineRule="auto"/>
       </w:pPr>
-      <w:r>
-        <w:separator/>
-      </w:r>
     </w:p>
   </w:footnote>
   <w:footnote w:type="continuationSeparator" w:id="0">
@@ -2512,9 +2612,6 @@
       <w:pPr>
         <w:spacing w:after="0" w:line="240" w:lineRule="auto"/>
       </w:pPr>
-      <w:r>
-        <w:continuationSeparator/>
-      </w:r>
     </w:p>
   </w:footnote>
 </w:footnotes>
@@ -2535,6 +2632,7 @@
   <w:p>
     <w:pPr>
       <w:pStyle w:val="Header"/>
+      <w:jc w:val="left"/>
       <w:rPr>
         <w:rFonts w:ascii="Calibri" w:hAnsi="Calibri" w:cs="Calibri"/>
         <w:color w:val="000000" w:themeColor="text1"/>
@@ -2544,54 +2642,13 @@
     <w:r>
       <w:rPr>
         <w:rFonts w:ascii="Arial" w:hAnsi="Arial" w:cs="Arial" w:eastAsia="Arial"/>
-        <w:color w:val="000000" w:themeColor="text1" w:themeTint="FF" w:themeShade="FF"/>
+        <w:b w:val="0"/>
+        <w:color w:val="59636E"/>
+        <w:sz w:val="18"/>
         <w:lang w:val="en-US"/>
       </w:rPr>
-      <w:t>WIfI</w:t>
+      <w:t>PARADISE (S71769) — eCRF 38: Classificatie ulcus (WIfI)</w:t>
     </w:r>
-    <w:r>
-      <w:rPr>
-        <w:rFonts w:ascii="Arial" w:hAnsi="Arial" w:cs="Arial" w:eastAsia="Arial"/>
-        <w:color w:val="000000" w:themeColor="text1" w:themeTint="FF" w:themeShade="FF"/>
-        <w:lang w:val="en-US"/>
-      </w:rPr>
-      <w:t xml:space="preserve"> </w:t>
-    </w:r>
-    <w:r>
-      <w:rPr>
-        <w:rFonts w:ascii="Arial" w:hAnsi="Arial" w:cs="Arial" w:eastAsia="Arial"/>
-        <w:color w:val="000000" w:themeColor="text1" w:themeTint="FF" w:themeShade="FF"/>
-        <w:lang w:val="en-US"/>
-      </w:rPr>
-      <w:t>Classificatie</w:t>
-    </w:r>
-    <w:r>
-      <w:rPr>
-        <w:rFonts w:ascii="Arial" w:hAnsi="Arial" w:cs="Arial" w:eastAsia="Arial"/>
-        <w:color w:val="000000" w:themeColor="text1" w:themeTint="FF" w:themeShade="FF"/>
-        <w:lang w:val="en-US"/>
-      </w:rPr>
-      <w:t xml:space="preserve"> Form</w:t>
-    </w:r>
-    <w:r>
-      <w:rPr>
-        <w:rFonts w:ascii="Arial" w:hAnsi="Arial" w:eastAsia="Arial" w:cs="Arial"/>
-        <w:color w:val="24303B"/>
-      </w:rPr>
-      <w:tab/>
-    </w:r>
-    <w:r>
-      <w:rPr>
-        <w:rFonts w:ascii="Arial" w:hAnsi="Arial" w:eastAsia="Arial" w:cs="Arial"/>
-        <w:color w:val="24303B"/>
-      </w:rPr>
-      <w:tab/>
-    </w:r>
-  </w:p>
-  <w:p>
-    <w:pPr>
-      <w:pStyle w:val="Header"/>
-    </w:pPr>
   </w:p>
 </w:hdr>
 </file>

--- a/(e)CRF/Per visite/Ulcusvisite/38_Classificatie ulcus (WIfI).docx
+++ b/(e)CRF/Per visite/Ulcusvisite/38_Classificatie ulcus (WIfI).docx
@@ -2393,194 +2393,352 @@
 
 <file path=word/footer2.xml><?xml version="1.0" encoding="utf-8"?>
 <w:ftr xmlns:wpc="http://schemas.microsoft.com/office/word/2010/wordprocessingCanvas" xmlns:cx="http://schemas.microsoft.com/office/drawing/2014/chartex" xmlns:cx1="http://schemas.microsoft.com/office/drawing/2015/9/8/chartex" xmlns:cx2="http://schemas.microsoft.com/office/drawing/2015/10/21/chartex" xmlns:cx3="http://schemas.microsoft.com/office/drawing/2016/5/9/chartex" xmlns:cx4="http://schemas.microsoft.com/office/drawing/2016/5/10/chartex" xmlns:cx5="http://schemas.microsoft.com/office/drawing/2016/5/11/chartex" xmlns:cx6="http://schemas.microsoft.com/office/drawing/2016/5/12/chartex" xmlns:cx7="http://schemas.microsoft.com/office/drawing/2016/5/13/chartex" xmlns:cx8="http://schemas.microsoft.com/office/drawing/2016/5/14/chartex" xmlns:mc="http://schemas.openxmlformats.org/markup-compatibility/2006" xmlns:aink="http://schemas.microsoft.com/office/drawing/2016/ink" xmlns:am3d="http://schemas.microsoft.com/office/drawing/2017/model3d" xmlns:o="urn:schemas-microsoft-com:office:office" xmlns:oel="http://schemas.microsoft.com/office/2019/extlst" xmlns:r="http://schemas.openxmlformats.org/officeDocument/2006/relationships" xmlns:m="http://schemas.openxmlformats.org/officeDocument/2006/math" xmlns:v="urn:schemas-microsoft-com:vml" xmlns:wp14="http://schemas.microsoft.com/office/word/2010/wordprocessingDrawing" xmlns:wp="http://schemas.openxmlformats.org/drawingml/2006/wordprocessingDrawing" xmlns:w10="urn:schemas-microsoft-com:office:word" xmlns:w="http://schemas.openxmlformats.org/wordprocessingml/2006/main" xmlns:w14="http://schemas.microsoft.com/office/word/2010/wordml" xmlns:w15="http://schemas.microsoft.com/office/word/2012/wordml" xmlns:w16cex="http://schemas.microsoft.com/office/word/2018/wordml/cex" xmlns:w16cid="http://schemas.microsoft.com/office/word/2016/wordml/cid" xmlns:w16="http://schemas.microsoft.com/office/word/2018/wordml" xmlns:w16du="http://schemas.microsoft.com/office/word/2023/wordml/word16du" xmlns:w16sdtdh="http://schemas.microsoft.com/office/word/2020/wordml/sdtdatahash" xmlns:w16sdtfl="http://schemas.microsoft.com/office/word/2024/wordml/sdtformatlock" xmlns:w16se="http://schemas.microsoft.com/office/word/2015/wordml/symex" xmlns:wpg="http://schemas.microsoft.com/office/word/2010/wordprocessingGroup" xmlns:wpi="http://schemas.microsoft.com/office/word/2010/wordprocessingInk" xmlns:wne="http://schemas.microsoft.com/office/word/2006/wordml" xmlns:wps="http://schemas.microsoft.com/office/word/2010/wordprocessingShape" mc:Ignorable="w14 w15 w16se w16cid w16 w16cex w16sdtdh w16sdtfl w16du wp14">
-  <w:sdt>
-    <w:sdtPr>
-      <w:id w:val="-941683084"/>
-      <w:docPartObj>
-        <w:docPartGallery w:val="Page Numbers (Bottom of Page)"/>
-        <w:docPartUnique/>
-      </w:docPartObj>
-    </w:sdtPr>
-    <w:sdtEndPr>
-      <w:rPr>
-        <w:color w:val="7F7F7F" w:themeColor="background1" w:themeShade="7F"/>
-        <w:spacing w:val="60"/>
-      </w:rPr>
-    </w:sdtEndPr>
-    <w:sdtContent>
-      <w:p>
-        <w:pPr>
-          <w:pStyle w:val="Footer"/>
-          <w:pBdr>
-            <w:top w:val="single" w:color="D9D9D9" w:themeColor="background1" w:themeShade="D9" w:sz="4" w:space="1"/>
-          </w:pBdr>
-          <w:jc w:val="right"/>
-        </w:pPr>
-        <w:r>
-          <w:rPr>
-            <w:rFonts w:ascii="Calibri" w:hAnsi="Calibri" w:cs="Calibri"/>
-            <w:color w:val="000000" w:themeColor="text1"/>
-          </w:rPr>
-          <w:fldChar w:fldCharType="begin"/>
-        </w:r>
-        <w:r>
-          <w:rPr>
-            <w:rFonts w:ascii="Calibri" w:hAnsi="Calibri" w:cs="Calibri"/>
-            <w:color w:val="000000" w:themeColor="text1"/>
-          </w:rPr>
-          <w:instrText xml:space="preserve"> PAGE   \* MERGEFORMAT </w:instrText>
-        </w:r>
-        <w:r>
-          <w:rPr>
-            <w:rFonts w:ascii="Calibri" w:hAnsi="Calibri" w:cs="Calibri"/>
-            <w:color w:val="000000" w:themeColor="text1"/>
-          </w:rPr>
-          <w:fldChar w:fldCharType="separate"/>
-        </w:r>
-        <w:r>
-          <w:rPr>
-            <w:rFonts w:ascii="Calibri" w:hAnsi="Calibri" w:cs="Calibri"/>
-            <w:noProof/>
-            <w:color w:val="000000" w:themeColor="text1"/>
-          </w:rPr>
-          <w:t>2</w:t>
-        </w:r>
-        <w:r>
-          <w:rPr>
-            <w:rFonts w:ascii="Calibri" w:hAnsi="Calibri" w:cs="Calibri"/>
-            <w:noProof/>
-            <w:color w:val="000000" w:themeColor="text1"/>
-          </w:rPr>
-          <w:fldChar w:fldCharType="end"/>
-        </w:r>
-        <w:r>
-          <w:rPr>
-            <w:rFonts w:ascii="Calibri" w:hAnsi="Calibri" w:cs="Calibri"/>
-            <w:color w:val="000000" w:themeColor="text1"/>
-          </w:rPr>
-          <w:t xml:space="preserve"> | </w:t>
-        </w:r>
-        <w:r>
-          <w:rPr>
-            <w:rFonts w:ascii="Calibri" w:hAnsi="Calibri" w:cs="Calibri"/>
-            <w:color w:val="000000" w:themeColor="text1"/>
-            <w:spacing w:val="60"/>
-          </w:rPr>
-          <w:t>3</w:t>
-        </w:r>
-      </w:p>
-    </w:sdtContent>
-  </w:sdt>
   <w:p>
     <w:pPr>
-      <w:pStyle w:val="Footer"/>
-      <w:jc w:val="center"/>
+      <w:pBdr>
+        <w:top w:val="single" w:sz="6" w:space="6" w:color="C4CED8"/>
+      </w:pBdr>
     </w:pPr>
     <w:r>
       <w:rPr>
-        <w:rFonts w:ascii="Arial" w:hAnsi="Arial" w:eastAsia="Arial" w:cs="Arial"/>
-        <w:b w:val="0"/>
-        <w:color w:val="59636E"/>
-        <w:sz w:val="18"/>
-      </w:rPr>
-      <w:t xml:space="preserve">Pagina </w:t>
+        <w:noProof/>
+      </w:rPr>
+      <w:drawing>
+        <wp:anchor distT="0" distB="0" distL="114300" distR="114300" simplePos="0" relativeHeight="251659264" behindDoc="0" locked="0" layoutInCell="1" allowOverlap="1" wp14:anchorId="4A8142CD" wp14:editId="6CB4EA88">
+          <wp:simplePos x="0" y="0"/>
+          <wp:positionH relativeFrom="column">
+            <wp:posOffset>5527362</wp:posOffset>
+          </wp:positionH>
+          <wp:positionV relativeFrom="paragraph">
+            <wp:posOffset>66098</wp:posOffset>
+          </wp:positionV>
+          <wp:extent cx="1272540" cy="484505"/>
+          <wp:effectExtent l="0" t="0" r="3810" b="0"/>
+          <wp:wrapSquare wrapText="bothSides"/>
+          <wp:docPr id="1206673644" name="Afbeelding 7"/>
+          <wp:cNvGraphicFramePr>
+            <a:graphicFrameLocks xmlns:a="http://schemas.openxmlformats.org/drawingml/2006/main" noChangeAspect="1"/>
+          </wp:cNvGraphicFramePr>
+          <a:graphic xmlns:a="http://schemas.openxmlformats.org/drawingml/2006/main">
+            <a:graphicData uri="http://schemas.openxmlformats.org/drawingml/2006/picture">
+              <pic:pic xmlns:pic="http://schemas.openxmlformats.org/drawingml/2006/picture">
+                <pic:nvPicPr>
+                  <pic:cNvPr id="1340115081" name="Afbeelding 1340115081"/>
+                  <pic:cNvPicPr/>
+                </pic:nvPicPr>
+                <pic:blipFill rotWithShape="1">
+                  <a:blip r:embed="rIdTplImgC">
+                    <a:extLst>
+                      <a:ext uri="{28A0092B-C50C-407E-A947-70E740481C1C}">
+                        <a14:useLocalDpi xmlns:a14="http://schemas.microsoft.com/office/drawing/2010/main" val="0"/>
+                      </a:ext>
+                    </a:extLst>
+                  </a:blip>
+                  <a:srcRect l="8409" t="28983" b="36048"/>
+                  <a:stretch>
+                    <a:fillRect/>
+                  </a:stretch>
+                </pic:blipFill>
+                <pic:spPr bwMode="auto">
+                  <a:xfrm>
+                    <a:off x="0" y="0"/>
+                    <a:ext cx="1272540" cy="484505"/>
+                  </a:xfrm>
+                  <a:prstGeom prst="rect">
+                    <a:avLst/>
+                  </a:prstGeom>
+                  <a:ln>
+                    <a:noFill/>
+                  </a:ln>
+                  <a:extLst>
+                    <a:ext uri="{53640926-AAD7-44D8-BBD7-CCE9431645EC}">
+                      <a14:shadowObscured xmlns:a14="http://schemas.microsoft.com/office/drawing/2010/main"/>
+                    </a:ext>
+                  </a:extLst>
+                </pic:spPr>
+              </pic:pic>
+            </a:graphicData>
+          </a:graphic>
+          <wp14:sizeRelH relativeFrom="page">
+            <wp14:pctWidth>0</wp14:pctWidth>
+          </wp14:sizeRelH>
+          <wp14:sizeRelV relativeFrom="page">
+            <wp14:pctHeight>0</wp14:pctHeight>
+          </wp14:sizeRelV>
+        </wp:anchor>
+      </w:drawing>
     </w:r>
     <w:r>
       <w:rPr>
-        <w:rFonts w:ascii="Arial" w:hAnsi="Arial" w:eastAsia="Arial" w:cs="Arial"/>
-        <w:b w:val="0"/>
         <w:color w:val="59636E"/>
-        <w:sz w:val="18"/>
+        <w:sz w:val="16"/>
+        <w:szCs w:val="16"/>
+      </w:rPr>
+      <w:t>PARADISE-</w:t>
+    </w:r>
+    <w:proofErr w:type="gramStart"/>
+    <w:r>
+      <w:rPr>
+        <w:color w:val="59636E"/>
+        <w:sz w:val="16"/>
+        <w:szCs w:val="16"/>
+      </w:rPr>
+      <w:t>studie  ·</w:t>
+    </w:r>
+    <w:proofErr w:type="gramEnd"/>
+    <w:r>
+      <w:rPr>
+        <w:color w:val="59636E"/>
+        <w:sz w:val="16"/>
+        <w:szCs w:val="16"/>
+      </w:rPr>
+      <w:t xml:space="preserve">  eCRF 38: Classificatie ulcus (WIfI) </w:t>
+    </w:r>
+    <w:proofErr w:type="gramStart"/>
+    <w:r>
+      <w:rPr>
+        <w:color w:val="59636E"/>
+        <w:sz w:val="16"/>
+        <w:szCs w:val="16"/>
+      </w:rPr>
+      <w:t>·</w:t>
+    </w:r>
+    <w:proofErr w:type="gramEnd"/>
+    <w:r>
+      <w:rPr>
+        <w:color w:val="59636E"/>
+        <w:sz w:val="16"/>
+        <w:szCs w:val="16"/>
+      </w:rPr>
+      <w:t xml:space="preserve">  Versie </w:t>
+    </w:r>
+    <w:proofErr w:type="gramStart"/>
+    <w:r>
+      <w:rPr>
+        <w:i/>
+        <w:iCs/>
+        <w:color w:val="59636E"/>
+        <w:sz w:val="16"/>
+        <w:szCs w:val="16"/>
+      </w:rPr>
+      <w:t xml:space="preserve">[ </w:t>
+    </w:r>
+    <w:r>
+      <w:rPr>
+        <w:i/>
+        <w:iCs/>
+        <w:color w:val="59636E"/>
+        <w:sz w:val="16"/>
+        <w:szCs w:val="16"/>
+      </w:rPr>
+      <w:t>1.0</w:t>
+    </w:r>
+    <w:proofErr w:type="gramEnd"/>
+    <w:r>
+      <w:rPr>
+        <w:i/>
+        <w:iCs/>
+        <w:color w:val="59636E"/>
+        <w:sz w:val="16"/>
+        <w:szCs w:val="16"/>
+      </w:rPr>
+      <w:t xml:space="preserve"> </w:t>
+    </w:r>
+    <w:proofErr w:type="gramStart"/>
+    <w:r>
+      <w:rPr>
+        <w:i/>
+        <w:iCs/>
+        <w:color w:val="59636E"/>
+        <w:sz w:val="16"/>
+        <w:szCs w:val="16"/>
+      </w:rPr>
+      <w:t>]</w:t>
+    </w:r>
+    <w:r>
+      <w:rPr>
+        <w:color w:val="59636E"/>
+        <w:sz w:val="16"/>
+        <w:szCs w:val="16"/>
+      </w:rPr>
+      <w:t xml:space="preserve">  ·</w:t>
+    </w:r>
+    <w:proofErr w:type="gramEnd"/>
+    <w:r>
+      <w:rPr>
+        <w:color w:val="59636E"/>
+        <w:sz w:val="16"/>
+        <w:szCs w:val="16"/>
+      </w:rPr>
+      <w:t xml:space="preserve">  </w:t>
+    </w:r>
+    <w:proofErr w:type="gramStart"/>
+    <w:r>
+      <w:rPr>
+        <w:i/>
+        <w:iCs/>
+        <w:color w:val="59636E"/>
+        <w:sz w:val="16"/>
+        <w:szCs w:val="16"/>
+      </w:rPr>
+      <w:t xml:space="preserve">[ </w:t>
+    </w:r>
+    <w:r>
+      <w:rPr>
+        <w:i/>
+        <w:iCs/>
+        <w:color w:val="59636E"/>
+        <w:sz w:val="16"/>
+        <w:szCs w:val="16"/>
+      </w:rPr>
+      <w:t>27</w:t>
+    </w:r>
+    <w:proofErr w:type="gramEnd"/>
+    <w:r>
+      <w:rPr>
+        <w:i/>
+        <w:iCs/>
+        <w:color w:val="59636E"/>
+        <w:sz w:val="16"/>
+        <w:szCs w:val="16"/>
+      </w:rPr>
+      <w:t>/07/</w:t>
+    </w:r>
+    <w:proofErr w:type="gramStart"/>
+    <w:r>
+      <w:rPr>
+        <w:i/>
+        <w:iCs/>
+        <w:color w:val="59636E"/>
+        <w:sz w:val="16"/>
+        <w:szCs w:val="16"/>
+      </w:rPr>
+      <w:t>2026</w:t>
+    </w:r>
+    <w:r>
+      <w:rPr>
+        <w:i/>
+        <w:iCs/>
+        <w:color w:val="59636E"/>
+        <w:sz w:val="16"/>
+        <w:szCs w:val="16"/>
+      </w:rPr>
+      <w:t xml:space="preserve"> ]</w:t>
+    </w:r>
+    <w:proofErr w:type="gramEnd"/>
+    <w:r>
+      <w:rPr>
+        <w:color w:val="59636E"/>
+        <w:sz w:val="16"/>
+        <w:szCs w:val="16"/>
+      </w:rPr>
+      <w:t xml:space="preserve">  </w:t>
+    </w:r>
+    <w:proofErr w:type="gramStart"/>
+    <w:r>
+      <w:rPr>
+        <w:color w:val="59636E"/>
+        <w:sz w:val="16"/>
+        <w:szCs w:val="16"/>
+      </w:rPr>
+      <w:t>·  Pagina</w:t>
+    </w:r>
+    <w:proofErr w:type="gramEnd"/>
+    <w:r>
+      <w:rPr>
+        <w:color w:val="59636E"/>
+        <w:sz w:val="16"/>
+        <w:szCs w:val="16"/>
+      </w:rPr>
+      <w:t xml:space="preserve"> </w:t>
+    </w:r>
+    <w:r>
+      <w:rPr>
+        <w:color w:val="59636E"/>
+        <w:sz w:val="16"/>
+        <w:szCs w:val="16"/>
       </w:rPr>
       <w:fldChar w:fldCharType="begin"/>
     </w:r>
     <w:r>
       <w:rPr>
-        <w:rFonts w:ascii="Arial" w:hAnsi="Arial" w:eastAsia="Arial" w:cs="Arial"/>
-        <w:b w:val="0"/>
         <w:color w:val="59636E"/>
-        <w:sz w:val="18"/>
-      </w:rPr>
-      <w:instrText xml:space="preserve"> PAGE </w:instrText>
+        <w:sz w:val="16"/>
+        <w:szCs w:val="16"/>
+      </w:rPr>
+      <w:instrText>PAGE</w:instrText>
     </w:r>
     <w:r>
       <w:rPr>
-        <w:rFonts w:ascii="Arial" w:hAnsi="Arial" w:eastAsia="Arial" w:cs="Arial"/>
-        <w:b w:val="0"/>
         <w:color w:val="59636E"/>
-        <w:sz w:val="18"/>
+        <w:sz w:val="16"/>
+        <w:szCs w:val="16"/>
       </w:rPr>
       <w:fldChar w:fldCharType="separate"/>
     </w:r>
     <w:r>
       <w:rPr>
-        <w:rFonts w:ascii="Arial" w:hAnsi="Arial" w:eastAsia="Arial" w:cs="Arial"/>
-        <w:b w:val="0"/>
+        <w:noProof/>
         <w:color w:val="59636E"/>
-        <w:sz w:val="18"/>
+        <w:sz w:val="16"/>
+        <w:szCs w:val="16"/>
       </w:rPr>
       <w:t>1</w:t>
     </w:r>
     <w:r>
       <w:rPr>
-        <w:rFonts w:ascii="Arial" w:hAnsi="Arial" w:eastAsia="Arial" w:cs="Arial"/>
-        <w:b w:val="0"/>
         <w:color w:val="59636E"/>
-        <w:sz w:val="18"/>
+        <w:sz w:val="16"/>
+        <w:szCs w:val="16"/>
       </w:rPr>
       <w:fldChar w:fldCharType="end"/>
     </w:r>
     <w:r>
       <w:rPr>
-        <w:rFonts w:ascii="Arial" w:hAnsi="Arial" w:eastAsia="Arial" w:cs="Arial"/>
-        <w:b w:val="0"/>
         <w:color w:val="59636E"/>
-        <w:sz w:val="18"/>
+        <w:sz w:val="16"/>
+        <w:szCs w:val="16"/>
       </w:rPr>
       <w:t xml:space="preserve"> van </w:t>
     </w:r>
     <w:r>
       <w:rPr>
-        <w:rFonts w:ascii="Arial" w:hAnsi="Arial" w:eastAsia="Arial" w:cs="Arial"/>
-        <w:b w:val="0"/>
         <w:color w:val="59636E"/>
-        <w:sz w:val="18"/>
+        <w:sz w:val="16"/>
+        <w:szCs w:val="16"/>
       </w:rPr>
       <w:fldChar w:fldCharType="begin"/>
     </w:r>
     <w:r>
       <w:rPr>
-        <w:rFonts w:ascii="Arial" w:hAnsi="Arial" w:eastAsia="Arial" w:cs="Arial"/>
-        <w:b w:val="0"/>
         <w:color w:val="59636E"/>
-        <w:sz w:val="18"/>
-      </w:rPr>
-      <w:instrText xml:space="preserve"> NUMPAGES </w:instrText>
+        <w:sz w:val="16"/>
+        <w:szCs w:val="16"/>
+      </w:rPr>
+      <w:instrText>NUMPAGES</w:instrText>
     </w:r>
     <w:r>
       <w:rPr>
-        <w:rFonts w:ascii="Arial" w:hAnsi="Arial" w:eastAsia="Arial" w:cs="Arial"/>
-        <w:b w:val="0"/>
         <w:color w:val="59636E"/>
-        <w:sz w:val="18"/>
+        <w:sz w:val="16"/>
+        <w:szCs w:val="16"/>
       </w:rPr>
       <w:fldChar w:fldCharType="separate"/>
     </w:r>
     <w:r>
       <w:rPr>
-        <w:rFonts w:ascii="Arial" w:hAnsi="Arial" w:eastAsia="Arial" w:cs="Arial"/>
-        <w:b w:val="0"/>
+        <w:noProof/>
         <w:color w:val="59636E"/>
-        <w:sz w:val="18"/>
-      </w:rPr>
-      <w:t>1</w:t>
+        <w:sz w:val="16"/>
+        <w:szCs w:val="16"/>
+      </w:rPr>
+      <w:t>2</w:t>
     </w:r>
     <w:r>
       <w:rPr>
-        <w:rFonts w:ascii="Arial" w:hAnsi="Arial" w:eastAsia="Arial" w:cs="Arial"/>
-        <w:b w:val="0"/>
         <w:color w:val="59636E"/>
-        <w:sz w:val="18"/>
+        <w:sz w:val="16"/>
+        <w:szCs w:val="16"/>
       </w:rPr>
       <w:fldChar w:fldCharType="end"/>
     </w:r>
@@ -2631,23 +2789,127 @@
 <w:hdr xmlns:wpc="http://schemas.microsoft.com/office/word/2010/wordprocessingCanvas" xmlns:cx="http://schemas.microsoft.com/office/drawing/2014/chartex" xmlns:cx1="http://schemas.microsoft.com/office/drawing/2015/9/8/chartex" xmlns:cx2="http://schemas.microsoft.com/office/drawing/2015/10/21/chartex" xmlns:cx3="http://schemas.microsoft.com/office/drawing/2016/5/9/chartex" xmlns:cx4="http://schemas.microsoft.com/office/drawing/2016/5/10/chartex" xmlns:cx5="http://schemas.microsoft.com/office/drawing/2016/5/11/chartex" xmlns:cx6="http://schemas.microsoft.com/office/drawing/2016/5/12/chartex" xmlns:cx7="http://schemas.microsoft.com/office/drawing/2016/5/13/chartex" xmlns:cx8="http://schemas.microsoft.com/office/drawing/2016/5/14/chartex" xmlns:mc="http://schemas.openxmlformats.org/markup-compatibility/2006" xmlns:aink="http://schemas.microsoft.com/office/drawing/2016/ink" xmlns:am3d="http://schemas.microsoft.com/office/drawing/2017/model3d" xmlns:o="urn:schemas-microsoft-com:office:office" xmlns:oel="http://schemas.microsoft.com/office/2019/extlst" xmlns:r="http://schemas.openxmlformats.org/officeDocument/2006/relationships" xmlns:m="http://schemas.openxmlformats.org/officeDocument/2006/math" xmlns:v="urn:schemas-microsoft-com:vml" xmlns:wp14="http://schemas.microsoft.com/office/word/2010/wordprocessingDrawing" xmlns:wp="http://schemas.openxmlformats.org/drawingml/2006/wordprocessingDrawing" xmlns:w10="urn:schemas-microsoft-com:office:word" xmlns:w="http://schemas.openxmlformats.org/wordprocessingml/2006/main" xmlns:w14="http://schemas.microsoft.com/office/word/2010/wordml" xmlns:w15="http://schemas.microsoft.com/office/word/2012/wordml" xmlns:w16cex="http://schemas.microsoft.com/office/word/2018/wordml/cex" xmlns:w16cid="http://schemas.microsoft.com/office/word/2016/wordml/cid" xmlns:w16="http://schemas.microsoft.com/office/word/2018/wordml" xmlns:w16du="http://schemas.microsoft.com/office/word/2023/wordml/word16du" xmlns:w16sdtdh="http://schemas.microsoft.com/office/word/2020/wordml/sdtdatahash" xmlns:w16sdtfl="http://schemas.microsoft.com/office/word/2024/wordml/sdtformatlock" xmlns:w16se="http://schemas.microsoft.com/office/word/2015/wordml/symex" xmlns:wpg="http://schemas.microsoft.com/office/word/2010/wordprocessingGroup" xmlns:wpi="http://schemas.microsoft.com/office/word/2010/wordprocessingInk" xmlns:wne="http://schemas.microsoft.com/office/word/2006/wordml" xmlns:wps="http://schemas.microsoft.com/office/word/2010/wordprocessingShape" mc:Ignorable="w14 w15 w16se w16cid w16 w16cex w16sdtdh w16sdtfl w16du wp14">
   <w:p>
     <w:pPr>
-      <w:pStyle w:val="Header"/>
-      <w:jc w:val="left"/>
-      <w:rPr>
-        <w:rFonts w:ascii="Calibri" w:hAnsi="Calibri" w:cs="Calibri"/>
-        <w:color w:val="000000" w:themeColor="text1"/>
-        <w:lang w:val="en-US"/>
-      </w:rPr>
+      <w:pStyle w:val="Koptekst"/>
+      <w:jc w:val="right"/>
     </w:pPr>
     <w:r>
       <w:rPr>
-        <w:rFonts w:ascii="Arial" w:hAnsi="Arial" w:cs="Arial" w:eastAsia="Arial"/>
-        <w:b w:val="0"/>
-        <w:color w:val="59636E"/>
-        <w:sz w:val="18"/>
-        <w:lang w:val="en-US"/>
-      </w:rPr>
-      <w:t>PARADISE (S71769) — eCRF 38: Classificatie ulcus (WIfI)</w:t>
+        <w:noProof/>
+      </w:rPr>
+      <w:drawing>
+        <wp:anchor distT="0" distB="0" distL="114300" distR="114300" simplePos="0" relativeHeight="251658240" behindDoc="1" locked="0" layoutInCell="1" allowOverlap="1" wp14:anchorId="755D2A89" wp14:editId="42F71064">
+          <wp:simplePos x="0" y="0"/>
+          <wp:positionH relativeFrom="margin">
+            <wp:align>left</wp:align>
+          </wp:positionH>
+          <wp:positionV relativeFrom="paragraph">
+            <wp:posOffset>-20955</wp:posOffset>
+          </wp:positionV>
+          <wp:extent cx="1615079" cy="720000"/>
+          <wp:effectExtent l="0" t="0" r="0" b="0"/>
+          <wp:wrapTight wrapText="bothSides">
+            <wp:wrapPolygon edited="0">
+              <wp:start x="510" y="1716"/>
+              <wp:lineTo x="255" y="5719"/>
+              <wp:lineTo x="764" y="20018"/>
+              <wp:lineTo x="8664" y="20018"/>
+              <wp:lineTo x="13250" y="18874"/>
+              <wp:lineTo x="20895" y="14298"/>
+              <wp:lineTo x="20895" y="9151"/>
+              <wp:lineTo x="14015" y="4004"/>
+              <wp:lineTo x="8664" y="1716"/>
+              <wp:lineTo x="510" y="1716"/>
+            </wp:wrapPolygon>
+          </wp:wrapTight>
+          <wp:docPr id="1820294796" name="Afbeelding 5"/>
+          <wp:cNvGraphicFramePr>
+            <a:graphicFrameLocks xmlns:a="http://schemas.openxmlformats.org/drawingml/2006/main" noChangeAspect="1"/>
+          </wp:cNvGraphicFramePr>
+          <a:graphic xmlns:a="http://schemas.openxmlformats.org/drawingml/2006/main">
+            <a:graphicData uri="http://schemas.openxmlformats.org/drawingml/2006/picture">
+              <pic:pic xmlns:pic="http://schemas.openxmlformats.org/drawingml/2006/picture">
+                <pic:nvPicPr>
+                  <pic:cNvPr id="1820294796" name="Afbeelding 1820294796"/>
+                  <pic:cNvPicPr/>
+                </pic:nvPicPr>
+                <pic:blipFill>
+                  <a:blip r:embed="rIdTplImgA">
+                    <a:extLst>
+                      <a:ext uri="{28A0092B-C50C-407E-A947-70E740481C1C}">
+                        <a14:useLocalDpi xmlns:a14="http://schemas.microsoft.com/office/drawing/2010/main" val="0"/>
+                      </a:ext>
+                    </a:extLst>
+                  </a:blip>
+                  <a:stretch>
+                    <a:fillRect/>
+                  </a:stretch>
+                </pic:blipFill>
+                <pic:spPr>
+                  <a:xfrm>
+                    <a:off x="0" y="0"/>
+                    <a:ext cx="1615079" cy="720000"/>
+                  </a:xfrm>
+                  <a:prstGeom prst="rect">
+                    <a:avLst/>
+                  </a:prstGeom>
+                </pic:spPr>
+              </pic:pic>
+            </a:graphicData>
+          </a:graphic>
+          <wp14:sizeRelH relativeFrom="page">
+            <wp14:pctWidth>0</wp14:pctWidth>
+          </wp14:sizeRelH>
+          <wp14:sizeRelV relativeFrom="page">
+            <wp14:pctHeight>0</wp14:pctHeight>
+          </wp14:sizeRelV>
+        </wp:anchor>
+      </w:drawing>
+    </w:r>
+    <w:r>
+      <w:rPr>
+        <w:noProof/>
+      </w:rPr>
+      <w:drawing>
+        <wp:inline distT="0" distB="0" distL="0" distR="0" wp14:anchorId="4E8F3C53" wp14:editId="680A2799">
+          <wp:extent cx="2525825" cy="720000"/>
+          <wp:effectExtent l="0" t="0" r="0" b="4445"/>
+          <wp:docPr id="328170997" name="Afbeelding 6"/>
+          <wp:cNvGraphicFramePr>
+            <a:graphicFrameLocks xmlns:a="http://schemas.openxmlformats.org/drawingml/2006/main" noChangeAspect="1"/>
+          </wp:cNvGraphicFramePr>
+          <a:graphic xmlns:a="http://schemas.openxmlformats.org/drawingml/2006/main">
+            <a:graphicData uri="http://schemas.openxmlformats.org/drawingml/2006/picture">
+              <pic:pic xmlns:pic="http://schemas.openxmlformats.org/drawingml/2006/picture">
+                <pic:nvPicPr>
+                  <pic:cNvPr id="328170997" name="Afbeelding 328170997"/>
+                  <pic:cNvPicPr/>
+                </pic:nvPicPr>
+                <pic:blipFill>
+                  <a:blip r:embed="rIdTplImgB">
+                    <a:extLst>
+                      <a:ext uri="{28A0092B-C50C-407E-A947-70E740481C1C}">
+                        <a14:useLocalDpi xmlns:a14="http://schemas.microsoft.com/office/drawing/2010/main" val="0"/>
+                      </a:ext>
+                    </a:extLst>
+                  </a:blip>
+                  <a:stretch>
+                    <a:fillRect/>
+                  </a:stretch>
+                </pic:blipFill>
+                <pic:spPr>
+                  <a:xfrm>
+                    <a:off x="0" y="0"/>
+                    <a:ext cx="2525825" cy="720000"/>
+                  </a:xfrm>
+                  <a:prstGeom prst="rect">
+                    <a:avLst/>
+                  </a:prstGeom>
+                </pic:spPr>
+              </pic:pic>
+            </a:graphicData>
+          </a:graphic>
+        </wp:inline>
+      </w:drawing>
     </w:r>
   </w:p>
 </w:hdr>

--- a/(e)CRF/Per visite/Ulcusvisite/38_Classificatie ulcus (WIfI).docx
+++ b/(e)CRF/Per visite/Ulcusvisite/38_Classificatie ulcus (WIfI).docx
@@ -2407,7 +2407,7 @@
         <wp:anchor distT="0" distB="0" distL="114300" distR="114300" simplePos="0" relativeHeight="251659264" behindDoc="0" locked="0" layoutInCell="1" allowOverlap="1" wp14:anchorId="4A8142CD" wp14:editId="6CB4EA88">
           <wp:simplePos x="0" y="0"/>
           <wp:positionH relativeFrom="column">
-            <wp:posOffset>5527362</wp:posOffset>
+            <wp:posOffset>5351825</wp:posOffset>
           </wp:positionH>
           <wp:positionV relativeFrom="paragraph">
             <wp:posOffset>66098</wp:posOffset>

--- a/(e)CRF/Per visite/Ulcusvisite/38_Classificatie ulcus (WIfI).docx
+++ b/(e)CRF/Per visite/Ulcusvisite/38_Classificatie ulcus (WIfI).docx
@@ -1,6 +1,6 @@
 
 <file path=word/document.xml><?xml version="1.0" encoding="utf-8"?>
-<w:document xmlns:wpc="http://schemas.microsoft.com/office/word/2010/wordprocessingCanvas" xmlns:cx="http://schemas.microsoft.com/office/drawing/2014/chartex" xmlns:cx1="http://schemas.microsoft.com/office/drawing/2015/9/8/chartex" xmlns:cx2="http://schemas.microsoft.com/office/drawing/2015/10/21/chartex" xmlns:cx3="http://schemas.microsoft.com/office/drawing/2016/5/9/chartex" xmlns:cx4="http://schemas.microsoft.com/office/drawing/2016/5/10/chartex" xmlns:cx5="http://schemas.microsoft.com/office/drawing/2016/5/11/chartex" xmlns:cx6="http://schemas.microsoft.com/office/drawing/2016/5/12/chartex" xmlns:cx7="http://schemas.microsoft.com/office/drawing/2016/5/13/chartex" xmlns:cx8="http://schemas.microsoft.com/office/drawing/2016/5/14/chartex" xmlns:mc="http://schemas.openxmlformats.org/markup-compatibility/2006" xmlns:aink="http://schemas.microsoft.com/office/drawing/2016/ink" xmlns:am3d="http://schemas.microsoft.com/office/drawing/2017/model3d" xmlns:o="urn:schemas-microsoft-com:office:office" xmlns:oel="http://schemas.microsoft.com/office/2019/extlst" xmlns:r="http://schemas.openxmlformats.org/officeDocument/2006/relationships" xmlns:m="http://schemas.openxmlformats.org/officeDocument/2006/math" xmlns:v="urn:schemas-microsoft-com:vml" xmlns:wp14="http://schemas.microsoft.com/office/word/2010/wordprocessingDrawing" xmlns:wp="http://schemas.openxmlformats.org/drawingml/2006/wordprocessingDrawing" xmlns:w10="urn:schemas-microsoft-com:office:word" xmlns:w="http://schemas.openxmlformats.org/wordprocessingml/2006/main" xmlns:w14="http://schemas.microsoft.com/office/word/2010/wordml" xmlns:w15="http://schemas.microsoft.com/office/word/2012/wordml" xmlns:w16cex="http://schemas.microsoft.com/office/word/2018/wordml/cex" xmlns:w16cid="http://schemas.microsoft.com/office/word/2016/wordml/cid" xmlns:w16="http://schemas.microsoft.com/office/word/2018/wordml" xmlns:w16du="http://schemas.microsoft.com/office/word/2023/wordml/word16du" xmlns:w16sdtdh="http://schemas.microsoft.com/office/word/2020/wordml/sdtdatahash" xmlns:w16sdtfl="http://schemas.microsoft.com/office/word/2024/wordml/sdtformatlock" xmlns:w16se="http://schemas.microsoft.com/office/word/2015/wordml/symex" xmlns:wpg="http://schemas.microsoft.com/office/word/2010/wordprocessingGroup" xmlns:wpi="http://schemas.microsoft.com/office/word/2010/wordprocessingInk" xmlns:wne="http://schemas.microsoft.com/office/word/2006/wordml" xmlns:wps="http://schemas.microsoft.com/office/word/2010/wordprocessingShape" xmlns:a="http://schemas.openxmlformats.org/drawingml/2006/main" xmlns:pic="http://schemas.openxmlformats.org/drawingml/2006/picture" xmlns:a14="http://schemas.microsoft.com/office/drawing/2010/main" mc:Ignorable="w14 w15 w16se w16cid w16 w16cex w16sdtdh w16sdtfl w16du wp14">
+<w:document xmlns:wpc="http://schemas.microsoft.com/office/word/2010/wordprocessingCanvas" xmlns:cx="http://schemas.microsoft.com/office/drawing/2014/chartex" xmlns:cx1="http://schemas.microsoft.com/office/drawing/2015/9/8/chartex" xmlns:cx2="http://schemas.microsoft.com/office/drawing/2015/10/21/chartex" xmlns:cx3="http://schemas.microsoft.com/office/drawing/2016/5/9/chartex" xmlns:cx4="http://schemas.microsoft.com/office/drawing/2016/5/10/chartex" xmlns:cx5="http://schemas.microsoft.com/office/drawing/2016/5/11/chartex" xmlns:cx6="http://schemas.microsoft.com/office/drawing/2016/5/12/chartex" xmlns:cx7="http://schemas.microsoft.com/office/drawing/2016/5/13/chartex" xmlns:cx8="http://schemas.microsoft.com/office/drawing/2016/5/14/chartex" xmlns:mc="http://schemas.openxmlformats.org/markup-compatibility/2006" xmlns:aink="http://schemas.microsoft.com/office/drawing/2016/ink" xmlns:am3d="http://schemas.microsoft.com/office/drawing/2017/model3d" xmlns:o="urn:schemas-microsoft-com:office:office" xmlns:oel="http://schemas.microsoft.com/office/2019/extlst" xmlns:r="http://schemas.openxmlformats.org/officeDocument/2006/relationships" xmlns:m="http://schemas.openxmlformats.org/officeDocument/2006/math" xmlns:v="urn:schemas-microsoft-com:vml" xmlns:wp14="http://schemas.microsoft.com/office/word/2010/wordprocessingDrawing" xmlns:wp="http://schemas.openxmlformats.org/drawingml/2006/wordprocessingDrawing" xmlns:w10="urn:schemas-microsoft-com:office:word" xmlns:w="http://schemas.openxmlformats.org/wordprocessingml/2006/main" xmlns:w14="http://schemas.microsoft.com/office/word/2010/wordml" xmlns:w15="http://schemas.microsoft.com/office/word/2012/wordml" xmlns:w16cei="http://schemas.microsoft.com/office/word/2026/wordml/cei" xmlns:w16cex="http://schemas.microsoft.com/office/word/2018/wordml/cex" xmlns:w16cid="http://schemas.microsoft.com/office/word/2016/wordml/cid" xmlns:w16="http://schemas.microsoft.com/office/word/2018/wordml" xmlns:w16du="http://schemas.microsoft.com/office/word/2023/wordml/word16du" xmlns:w16sdtdh="http://schemas.microsoft.com/office/word/2020/wordml/sdtdatahash" xmlns:w16sdtfl="http://schemas.microsoft.com/office/word/2024/wordml/sdtformatlock" xmlns:w16se="http://schemas.microsoft.com/office/word/2015/wordml/symex" xmlns:wpg="http://schemas.microsoft.com/office/word/2010/wordprocessingGroup" xmlns:wpi="http://schemas.microsoft.com/office/word/2010/wordprocessingInk" xmlns:wne="http://schemas.microsoft.com/office/word/2006/wordml" xmlns:wps="http://schemas.microsoft.com/office/word/2010/wordprocessingShape" mc:Ignorable="w14 w15 w16se w16cid w16 w16cex w16sdtdh w16sdtfl w16du wp14">
   <w:body>
     <w:p>
       <w:pPr>
@@ -8,28 +8,522 @@
         <w:jc w:val="center"/>
         <w:rPr>
           <w:rFonts w:ascii="Calibri" w:hAnsi="Calibri" w:cs="Calibri"/>
-          <w:b w:val="1"/>
-          <w:bCs w:val="1"/>
+          <w:b/>
+          <w:bCs/>
           <w:color w:val="000000" w:themeColor="text1"/>
           <w:sz w:val="28"/>
           <w:szCs w:val="28"/>
-          <w:lang/>
-        </w:rPr>
-      </w:pPr>
-      <w:r>
-        <w:rPr>
-          <w:rFonts w:ascii="Arial" w:hAnsi="Arial" w:cs="Arial" w:eastAsia="Arial"/>
+          <w:lang w:val="fr-FR"/>
+        </w:rPr>
+      </w:pPr>
+      <w:r>
+        <w:rPr>
+          <w:b/>
+          <w:bCs/>
+          <w:color w:val="123A5F"/>
+          <w:sz w:val="28"/>
+          <w:szCs w:val="28"/>
+          <w:lang w:val="fr-FR"/>
+        </w:rPr>
+        <w:t xml:space="preserve">eCRF Document </w:t>
+      </w:r>
+      <w:proofErr w:type="gramStart"/>
+      <w:r>
+        <w:rPr>
+          <w:b/>
+          <w:bCs/>
+          <w:color w:val="123A5F"/>
+          <w:sz w:val="28"/>
+          <w:szCs w:val="28"/>
+          <w:lang w:val="fr-FR"/>
+        </w:rPr>
+        <w:t>3</w:t>
+      </w:r>
+      <w:r>
+        <w:rPr>
+          <w:b/>
+          <w:bCs/>
+          <w:color w:val="123A5F"/>
+          <w:sz w:val="28"/>
+          <w:szCs w:val="28"/>
+          <w:lang w:val="fr-FR"/>
+        </w:rPr>
+        <w:t>8</w:t>
+      </w:r>
+      <w:r>
+        <w:rPr>
+          <w:b/>
+          <w:bCs/>
+          <w:color w:val="123A5F"/>
+          <w:sz w:val="28"/>
+          <w:szCs w:val="28"/>
+          <w:lang w:val="fr-FR"/>
+        </w:rPr>
+        <w:t>:</w:t>
+      </w:r>
+      <w:proofErr w:type="gramEnd"/>
+      <w:r>
+        <w:rPr>
+          <w:b/>
+          <w:bCs/>
+          <w:color w:val="123A5F"/>
+          <w:sz w:val="28"/>
+          <w:szCs w:val="28"/>
+          <w:lang w:val="fr-FR"/>
+        </w:rPr>
+        <w:t xml:space="preserve"> </w:t>
+      </w:r>
+      <w:proofErr w:type="spellStart"/>
+      <w:r>
+        <w:rPr>
+          <w:b/>
+          <w:bCs/>
+          <w:color w:val="123A5F"/>
+          <w:sz w:val="28"/>
+          <w:szCs w:val="28"/>
+          <w:lang w:val="fr-FR"/>
+        </w:rPr>
+        <w:t>WIfI</w:t>
+      </w:r>
+      <w:proofErr w:type="spellEnd"/>
+      <w:r>
+        <w:rPr>
+          <w:b/>
+          <w:bCs/>
+          <w:color w:val="123A5F"/>
+          <w:sz w:val="28"/>
+          <w:szCs w:val="28"/>
+          <w:lang w:val="fr-FR"/>
+        </w:rPr>
+        <w:t xml:space="preserve"> </w:t>
+      </w:r>
+      <w:proofErr w:type="spellStart"/>
+      <w:r>
+        <w:rPr>
+          <w:b/>
+          <w:bCs/>
+          <w:color w:val="123A5F"/>
+          <w:sz w:val="28"/>
+          <w:szCs w:val="28"/>
+          <w:lang w:val="fr-FR"/>
+        </w:rPr>
+        <w:t>Classificatie</w:t>
+      </w:r>
+      <w:proofErr w:type="spellEnd"/>
+      <w:r>
+        <w:rPr>
+          <w:b/>
+          <w:bCs/>
+          <w:color w:val="123A5F"/>
+          <w:sz w:val="28"/>
+          <w:szCs w:val="28"/>
+          <w:lang w:val="fr-FR"/>
+        </w:rPr>
+        <w:t xml:space="preserve"> </w:t>
+      </w:r>
+      <w:proofErr w:type="spellStart"/>
+      <w:r>
+        <w:rPr>
+          <w:b/>
+          <w:bCs/>
+          <w:color w:val="123A5F"/>
+          <w:sz w:val="28"/>
+          <w:szCs w:val="28"/>
+          <w:lang w:val="fr-FR"/>
+        </w:rPr>
+        <w:t>Form</w:t>
+      </w:r>
+      <w:proofErr w:type="spellEnd"/>
+    </w:p>
+    <w:p>
+      <w:pPr>
+        <w:tabs>
+          <w:tab w:val="left" w:leader="underscore" w:pos="8505"/>
+        </w:tabs>
+        <w:spacing w:line="360" w:lineRule="auto"/>
+        <w:rPr>
+          <w:rFonts w:ascii="Calibri" w:hAnsi="Calibri" w:cs="Calibri"/>
+          <w:b/>
+          <w:bCs/>
+          <w:sz w:val="24"/>
+          <w:szCs w:val="24"/>
+          <w:lang w:val="nl-BE"/>
+        </w:rPr>
+      </w:pPr>
+      <w:r>
+        <w:rPr>
+          <w:b/>
+          <w:bCs/>
+          <w:color w:val="123A5F"/>
+          <w:sz w:val="24"/>
+          <w:szCs w:val="24"/>
+        </w:rPr>
+        <w:t>Studie-</w:t>
+      </w:r>
+      <w:proofErr w:type="spellStart"/>
+      <w:r>
+        <w:rPr>
+          <w:b/>
+          <w:bCs/>
+          <w:color w:val="123A5F"/>
+          <w:sz w:val="24"/>
+          <w:szCs w:val="24"/>
+        </w:rPr>
+        <w:t>informatie</w:t>
+      </w:r>
+      <w:proofErr w:type="spellEnd"/>
+    </w:p>
+    <w:p>
+      <w:pPr>
+        <w:numPr>
+          <w:ilvl w:val="0"/>
+          <w:numId w:val="14"/>
+        </w:numPr>
+        <w:tabs>
+          <w:tab w:val="left" w:leader="underscore" w:pos="8505"/>
+        </w:tabs>
+        <w:spacing w:line="360" w:lineRule="auto"/>
+        <w:rPr>
+          <w:rFonts w:ascii="Calibri" w:hAnsi="Calibri" w:cs="Calibri"/>
+        </w:rPr>
+      </w:pPr>
+      <w:proofErr w:type="spellStart"/>
+      <w:r>
+        <w:rPr>
+          <w:color w:val="24303B"/>
+        </w:rPr>
+        <w:t>Studietitel</w:t>
+      </w:r>
+      <w:proofErr w:type="spellEnd"/>
+      <w:r>
+        <w:rPr>
+          <w:color w:val="24303B"/>
+        </w:rPr>
+        <w:t>: Towards Pressure-Adherence &amp; Education Driven Service in Diabetic Foot Disease (PARADISE trial)</w:t>
+      </w:r>
+    </w:p>
+    <w:p>
+      <w:pPr>
+        <w:numPr>
+          <w:ilvl w:val="0"/>
+          <w:numId w:val="14"/>
+        </w:numPr>
+        <w:tabs>
+          <w:tab w:val="left" w:leader="underscore" w:pos="8505"/>
+        </w:tabs>
+        <w:spacing w:line="360" w:lineRule="auto"/>
+        <w:rPr>
+          <w:rFonts w:ascii="Calibri" w:hAnsi="Calibri" w:cs="Calibri"/>
+          <w:lang w:val="nl-BE"/>
+        </w:rPr>
+      </w:pPr>
+      <w:proofErr w:type="spellStart"/>
+      <w:r>
+        <w:rPr>
+          <w:color w:val="24303B"/>
+        </w:rPr>
+        <w:t>Protocolnummer</w:t>
+      </w:r>
+      <w:proofErr w:type="spellEnd"/>
+      <w:r>
+        <w:rPr>
+          <w:color w:val="24303B"/>
+        </w:rPr>
+        <w:t>: S71769</w:t>
+      </w:r>
+    </w:p>
+    <w:p>
+      <w:pPr>
+        <w:numPr>
+          <w:ilvl w:val="0"/>
+          <w:numId w:val="14"/>
+        </w:numPr>
+        <w:tabs>
+          <w:tab w:val="left" w:leader="underscore" w:pos="8505"/>
+        </w:tabs>
+        <w:spacing w:line="360" w:lineRule="auto"/>
+        <w:rPr>
+          <w:rFonts w:ascii="Calibri" w:hAnsi="Calibri" w:cs="Calibri"/>
+        </w:rPr>
+      </w:pPr>
+      <w:proofErr w:type="spellStart"/>
+      <w:r>
+        <w:rPr>
+          <w:color w:val="24303B"/>
+        </w:rPr>
+        <w:t>Studielocatie</w:t>
+      </w:r>
+      <w:proofErr w:type="spellEnd"/>
+      <w:r>
+        <w:rPr>
+          <w:color w:val="24303B"/>
+        </w:rPr>
+        <w:t xml:space="preserve">: </w:t>
+      </w:r>
+      <w:r>
+        <w:rPr>
+          <w:color w:val="24303B"/>
+        </w:rPr>
+        <w:tab/>
+      </w:r>
+    </w:p>
+    <w:p>
+      <w:pPr>
+        <w:numPr>
+          <w:ilvl w:val="0"/>
+          <w:numId w:val="14"/>
+        </w:numPr>
+        <w:tabs>
+          <w:tab w:val="left" w:leader="underscore" w:pos="8505"/>
+        </w:tabs>
+        <w:spacing w:line="360" w:lineRule="auto"/>
+        <w:rPr>
+          <w:rFonts w:ascii="Calibri" w:hAnsi="Calibri" w:cs="Calibri"/>
+        </w:rPr>
+      </w:pPr>
+      <w:proofErr w:type="spellStart"/>
+      <w:r>
+        <w:rPr>
+          <w:color w:val="24303B"/>
+        </w:rPr>
+        <w:t>Hoofdonderzoeker</w:t>
+      </w:r>
+      <w:proofErr w:type="spellEnd"/>
+      <w:r>
+        <w:rPr>
+          <w:color w:val="24303B"/>
+        </w:rPr>
+        <w:t xml:space="preserve"> (PI): </w:t>
+      </w:r>
+      <w:r>
+        <w:rPr>
+          <w:color w:val="24303B"/>
+        </w:rPr>
+        <w:tab/>
+      </w:r>
+    </w:p>
+    <w:p>
+      <w:pPr>
+        <w:numPr>
+          <w:ilvl w:val="0"/>
+          <w:numId w:val="14"/>
+        </w:numPr>
+        <w:tabs>
+          <w:tab w:val="left" w:leader="underscore" w:pos="8505"/>
+        </w:tabs>
+        <w:spacing w:line="360" w:lineRule="auto"/>
+        <w:rPr>
+          <w:rFonts w:ascii="Calibri" w:hAnsi="Calibri" w:cs="Calibri"/>
+        </w:rPr>
+      </w:pPr>
+      <w:proofErr w:type="spellStart"/>
+      <w:r>
+        <w:rPr>
+          <w:color w:val="24303B"/>
+        </w:rPr>
+        <w:t>Deelnemerscode</w:t>
+      </w:r>
+      <w:proofErr w:type="spellEnd"/>
+      <w:r>
+        <w:rPr>
+          <w:color w:val="24303B"/>
+        </w:rPr>
+        <w:t xml:space="preserve">: </w:t>
+      </w:r>
+      <w:r>
+        <w:rPr>
+          <w:color w:val="24303B"/>
+        </w:rPr>
+        <w:tab/>
+      </w:r>
+    </w:p>
+    <w:p>
+      <w:pPr>
+        <w:pStyle w:val="Stijl3"/>
+        <w:rPr>
+          <w:rFonts w:ascii="Calibri" w:hAnsi="Calibri" w:cs="Calibri"/>
+          <w:color w:val="000000" w:themeColor="text1"/>
+        </w:rPr>
+      </w:pPr>
+      <w:r>
+        <w:t>1. Algemene gegevens</w:t>
+      </w:r>
+    </w:p>
+    <w:p>
+      <w:pPr>
+        <w:numPr>
+          <w:ilvl w:val="0"/>
+          <w:numId w:val="13"/>
+        </w:numPr>
+        <w:spacing w:after="0" w:line="360" w:lineRule="auto"/>
+        <w:rPr>
+          <w:rFonts w:ascii="Calibri" w:hAnsi="Calibri" w:cs="Calibri"/>
+          <w:color w:val="000000" w:themeColor="text1"/>
+          <w:sz w:val="24"/>
+          <w:szCs w:val="24"/>
+        </w:rPr>
+      </w:pPr>
+      <w:r>
+        <w:rPr>
+          <w:color w:val="000000" w:themeColor="text1"/>
+          <w:sz w:val="24"/>
+          <w:szCs w:val="24"/>
+        </w:rPr>
+        <w:t xml:space="preserve">Datum </w:t>
+      </w:r>
+      <w:proofErr w:type="spellStart"/>
+      <w:r>
+        <w:rPr>
+          <w:color w:val="000000" w:themeColor="text1"/>
+          <w:sz w:val="24"/>
+          <w:szCs w:val="24"/>
+        </w:rPr>
+        <w:t>beoordeling</w:t>
+      </w:r>
+      <w:proofErr w:type="spellEnd"/>
+      <w:r>
+        <w:rPr>
+          <w:color w:val="000000" w:themeColor="text1"/>
+          <w:sz w:val="24"/>
+          <w:szCs w:val="24"/>
+        </w:rPr>
+        <w:t xml:space="preserve">: ____ / ____ / ______ </w:t>
+      </w:r>
+    </w:p>
+    <w:p>
+      <w:pPr>
+        <w:numPr>
+          <w:ilvl w:val="0"/>
+          <w:numId w:val="13"/>
+        </w:numPr>
+        <w:spacing w:after="0" w:line="360" w:lineRule="auto"/>
+        <w:rPr>
+          <w:rFonts w:ascii="Calibri" w:hAnsi="Calibri" w:cs="Calibri"/>
+          <w:color w:val="000000" w:themeColor="text1"/>
+          <w:sz w:val="24"/>
+          <w:szCs w:val="24"/>
+        </w:rPr>
+      </w:pPr>
+      <w:proofErr w:type="spellStart"/>
+      <w:r>
+        <w:rPr>
+          <w:color w:val="000000" w:themeColor="text1"/>
+          <w:sz w:val="24"/>
+          <w:szCs w:val="24"/>
+        </w:rPr>
+        <w:t>Behandelaar</w:t>
+      </w:r>
+      <w:proofErr w:type="spellEnd"/>
+      <w:r>
+        <w:rPr>
+          <w:color w:val="000000" w:themeColor="text1"/>
+          <w:sz w:val="24"/>
+          <w:szCs w:val="24"/>
+        </w:rPr>
+        <w:t xml:space="preserve">: ________________________ </w:t>
+      </w:r>
+    </w:p>
+    <w:p>
+      <w:pPr>
+        <w:numPr>
+          <w:ilvl w:val="0"/>
+          <w:numId w:val="13"/>
+        </w:numPr>
+        <w:spacing w:after="0" w:line="360" w:lineRule="auto"/>
+        <w:rPr>
+          <w:rFonts w:ascii="Calibri" w:hAnsi="Calibri" w:cs="Calibri"/>
+          <w:color w:val="000000" w:themeColor="text1"/>
+          <w:sz w:val="24"/>
+          <w:szCs w:val="24"/>
+        </w:rPr>
+      </w:pPr>
+      <w:proofErr w:type="spellStart"/>
+      <w:r>
+        <w:rPr>
+          <w:color w:val="000000" w:themeColor="text1"/>
+          <w:sz w:val="24"/>
+          <w:szCs w:val="24"/>
+        </w:rPr>
+        <w:t>Locatie</w:t>
+      </w:r>
+      <w:proofErr w:type="spellEnd"/>
+      <w:r>
+        <w:rPr>
+          <w:color w:val="000000" w:themeColor="text1"/>
+          <w:sz w:val="24"/>
+          <w:szCs w:val="24"/>
+        </w:rPr>
+        <w:t xml:space="preserve"> </w:t>
+      </w:r>
+      <w:proofErr w:type="spellStart"/>
+      <w:r>
+        <w:rPr>
+          <w:color w:val="000000" w:themeColor="text1"/>
+          <w:sz w:val="24"/>
+          <w:szCs w:val="24"/>
+        </w:rPr>
+        <w:t>ulcus</w:t>
+      </w:r>
+      <w:proofErr w:type="spellEnd"/>
+      <w:r>
+        <w:rPr>
+          <w:color w:val="000000" w:themeColor="text1"/>
+          <w:sz w:val="24"/>
+          <w:szCs w:val="24"/>
+        </w:rPr>
+        <w:t xml:space="preserve"> (</w:t>
+      </w:r>
+      <w:proofErr w:type="spellStart"/>
+      <w:r>
+        <w:rPr>
+          <w:color w:val="000000" w:themeColor="text1"/>
+          <w:sz w:val="24"/>
+          <w:szCs w:val="24"/>
+        </w:rPr>
+        <w:t>voet</w:t>
+      </w:r>
+      <w:proofErr w:type="spellEnd"/>
+      <w:r>
+        <w:rPr>
+          <w:color w:val="000000" w:themeColor="text1"/>
+          <w:sz w:val="24"/>
+          <w:szCs w:val="24"/>
+        </w:rPr>
+        <w:t xml:space="preserve">/teen): </w:t>
+      </w:r>
+      <w:r>
+        <w:rPr>
+          <w:color w:val="000000" w:themeColor="text1"/>
+          <w:sz w:val="24"/>
+          <w:szCs w:val="24"/>
+        </w:rPr>
+        <w:t xml:space="preserve">___________________________________ </w:t>
+      </w:r>
+    </w:p>
+    <w:p>
+      <w:pPr>
+        <w:spacing w:after="0" w:line="360" w:lineRule="auto"/>
+        <w:rPr>
+          <w:rFonts w:ascii="Calibri" w:hAnsi="Calibri" w:cs="Calibri"/>
+          <w:color w:val="000000" w:themeColor="text1"/>
+          <w:sz w:val="24"/>
+          <w:szCs w:val="24"/>
+          <w:lang w:val="en-US"/>
+        </w:rPr>
+      </w:pPr>
+      <w:r>
+        <w:rPr>
           <w:noProof/>
           <w:color w:val="24303B"/>
         </w:rPr>
         <w:drawing>
-          <wp:anchor distT="0" distB="0" distL="114300" distR="114300" simplePos="0" relativeHeight="251659264" behindDoc="0" locked="0" layoutInCell="1" allowOverlap="1" wp14:anchorId="7BF797F5" wp14:editId="71BC222A">
+          <wp:anchor distT="0" distB="0" distL="114300" distR="114300" simplePos="0" relativeHeight="251659264" behindDoc="0" locked="0" layoutInCell="1" allowOverlap="1" wp14:anchorId="7BF797F5" wp14:editId="2E306257">
             <wp:simplePos x="0" y="0"/>
             <wp:positionH relativeFrom="column">
-              <wp:posOffset>3421380</wp:posOffset>
+              <wp:posOffset>3598867</wp:posOffset>
             </wp:positionH>
             <wp:positionV relativeFrom="paragraph">
-              <wp:posOffset>348452</wp:posOffset>
+              <wp:posOffset>113970</wp:posOffset>
             </wp:positionV>
             <wp:extent cx="2915920" cy="2164080"/>
             <wp:effectExtent l="0" t="0" r="0" b="7620"/>
@@ -82,64 +576,16 @@
           </wp:anchor>
         </w:drawing>
       </w:r>
-      <w:r>
-        <w:rPr>
-          <w:rFonts w:ascii="Arial" w:hAnsi="Arial" w:cs="Arial" w:eastAsia="Arial"/>
-          <w:b w:val="1"/>
-          <w:bCs w:val="1"/>
-          <w:color w:val="123A5F"/>
-          <w:sz w:val="28"/>
-          <w:szCs w:val="28"/>
-          <w:lang w:val="nl-NL"/>
-        </w:rPr>
-        <w:t>eCRF</w:t>
-      </w:r>
-      <w:r>
-        <w:rPr>
-          <w:rFonts w:ascii="Arial" w:hAnsi="Arial" w:cs="Arial" w:eastAsia="Arial"/>
-          <w:b w:val="1"/>
-          <w:bCs w:val="1"/>
-          <w:color w:val="123A5F"/>
-          <w:sz w:val="28"/>
-          <w:szCs w:val="28"/>
-          <w:lang w:val="nl-NL"/>
-        </w:rPr>
-        <w:t xml:space="preserve"> Document 3</w:t>
-      </w:r>
-      <w:r>
-        <w:rPr>
-          <w:rFonts w:ascii="Arial" w:hAnsi="Arial" w:cs="Arial" w:eastAsia="Arial"/>
-          <w:b w:val="1"/>
-          <w:bCs w:val="1"/>
-          <w:color w:val="123A5F"/>
-          <w:sz w:val="28"/>
-          <w:szCs w:val="28"/>
-          <w:lang w:val="nl-NL"/>
-        </w:rPr>
-        <w:t>8</w:t>
-      </w:r>
-      <w:r>
-        <w:rPr>
-          <w:rFonts w:ascii="Arial" w:hAnsi="Arial" w:cs="Arial" w:eastAsia="Arial"/>
-          <w:b w:val="1"/>
-          <w:bCs w:val="1"/>
-          <w:color w:val="123A5F"/>
-          <w:sz w:val="28"/>
-          <w:szCs w:val="28"/>
-          <w:lang w:val="nl-NL"/>
-        </w:rPr>
-        <w:t xml:space="preserve">: </w:t>
-      </w:r>
-      <w:r>
-        <w:rPr>
-          <w:rFonts w:ascii="Arial" w:hAnsi="Arial" w:cs="Arial" w:eastAsia="Arial"/>
-          <w:b w:val="1"/>
-          <w:bCs w:val="1"/>
-          <w:color w:val="123A5F"/>
-          <w:sz w:val="28"/>
-          <w:szCs w:val="28"/>
-        </w:rPr>
-        <w:t>WIfI Classificatie Form</w:t>
+    </w:p>
+    <w:p>
+      <w:pPr>
+        <w:pStyle w:val="Stijl3"/>
+        <w:rPr>
+          <w:rFonts w:ascii="Calibri" w:hAnsi="Calibri" w:cs="Calibri"/>
+        </w:rPr>
+      </w:pPr>
+      <w:r>
+        <w:t>2. WIfI classificatie</w:t>
       </w:r>
     </w:p>
     <w:p>
@@ -147,241 +593,44 @@
         <w:spacing w:after="0" w:line="360" w:lineRule="auto"/>
         <w:rPr>
           <w:rFonts w:ascii="Calibri" w:hAnsi="Calibri" w:cs="Calibri"/>
-          <w:color w:val="000000" w:themeColor="text1"/>
-          <w:sz w:val="24"/>
-          <w:szCs w:val="24"/>
-          <w:lang/>
-        </w:rPr>
-      </w:pPr>
-      <w:r>
-        <w:rPr>
-          <w:rFonts w:ascii="Arial" w:hAnsi="Arial" w:cs="Arial" w:eastAsia="Arial"/>
           <w:b/>
           <w:bCs/>
           <w:color w:val="000000" w:themeColor="text1"/>
           <w:sz w:val="24"/>
           <w:szCs w:val="24"/>
-          <w:lang/>
-        </w:rPr>
-        <w:t xml:space="preserve">1. </w:t>
-      </w:r>
-      <w:r>
-        <w:rPr>
-          <w:rFonts w:ascii="Arial" w:hAnsi="Arial" w:cs="Arial" w:eastAsia="Arial"/>
-          <w:color w:val="000000" w:themeColor="text1"/>
-          <w:sz w:val="24"/>
-          <w:szCs w:val="24"/>
-          <w:lang/>
-        </w:rPr>
-        <w:t>Algemene gegevens</w:t>
-      </w:r>
-    </w:p>
-    <w:p>
-      <w:pPr>
-        <w:numPr>
-          <w:ilvl w:val="0"/>
-          <w:numId w:val="2"/>
-        </w:numPr>
-        <w:spacing w:after="0" w:line="360" w:lineRule="auto"/>
-        <w:rPr>
-          <w:rFonts w:ascii="Calibri" w:hAnsi="Calibri" w:cs="Calibri"/>
-          <w:color w:val="000000" w:themeColor="text1"/>
-          <w:sz w:val="24"/>
-          <w:szCs w:val="24"/>
-          <w:lang/>
-        </w:rPr>
-      </w:pPr>
-      <w:r>
-        <w:rPr>
-          <w:rFonts w:ascii="Arial" w:hAnsi="Arial" w:cs="Arial" w:eastAsia="Arial"/>
-          <w:color w:val="000000" w:themeColor="text1"/>
-          <w:sz w:val="24"/>
-          <w:szCs w:val="24"/>
-          <w:lang/>
-        </w:rPr>
-        <w:t xml:space="preserve">Patiënt ID: __________________________ </w:t>
-      </w:r>
-    </w:p>
-    <w:p>
-      <w:pPr>
-        <w:numPr>
-          <w:ilvl w:val="0"/>
-          <w:numId w:val="2"/>
-        </w:numPr>
-        <w:spacing w:after="0" w:line="360" w:lineRule="auto"/>
-        <w:rPr>
-          <w:rFonts w:ascii="Calibri" w:hAnsi="Calibri" w:cs="Calibri"/>
-          <w:color w:val="000000" w:themeColor="text1"/>
-          <w:sz w:val="24"/>
-          <w:szCs w:val="24"/>
-          <w:lang/>
-        </w:rPr>
-      </w:pPr>
-      <w:r>
-        <w:rPr>
-          <w:rFonts w:ascii="Arial" w:hAnsi="Arial" w:cs="Arial" w:eastAsia="Arial"/>
-          <w:color w:val="000000" w:themeColor="text1"/>
-          <w:sz w:val="24"/>
-          <w:szCs w:val="24"/>
-          <w:lang/>
-        </w:rPr>
-        <w:t xml:space="preserve">Datum beoordeling: ____ / ____ / ______ </w:t>
-      </w:r>
-    </w:p>
-    <w:p>
-      <w:pPr>
-        <w:numPr>
-          <w:ilvl w:val="0"/>
-          <w:numId w:val="2"/>
-        </w:numPr>
-        <w:spacing w:after="0" w:line="360" w:lineRule="auto"/>
-        <w:rPr>
-          <w:rFonts w:ascii="Calibri" w:hAnsi="Calibri" w:cs="Calibri"/>
-          <w:color w:val="000000" w:themeColor="text1"/>
-          <w:sz w:val="24"/>
-          <w:szCs w:val="24"/>
-          <w:lang/>
-        </w:rPr>
-      </w:pPr>
-      <w:r>
-        <w:rPr>
-          <w:rFonts w:ascii="Arial" w:hAnsi="Arial" w:cs="Arial" w:eastAsia="Arial"/>
-          <w:color w:val="000000" w:themeColor="text1"/>
-          <w:sz w:val="24"/>
-          <w:szCs w:val="24"/>
-          <w:lang/>
-        </w:rPr>
-        <w:t xml:space="preserve">Behandelaar: ________________________ </w:t>
-      </w:r>
-    </w:p>
-    <w:p>
-      <w:pPr>
-        <w:numPr>
-          <w:ilvl w:val="0"/>
-          <w:numId w:val="1"/>
-        </w:numPr>
-        <w:spacing w:after="0" w:line="360" w:lineRule="auto"/>
-        <w:rPr>
-          <w:rFonts w:ascii="Calibri" w:hAnsi="Calibri" w:cs="Calibri"/>
-          <w:color w:val="000000" w:themeColor="text1"/>
-          <w:sz w:val="24"/>
-          <w:szCs w:val="24"/>
-          <w:lang/>
-        </w:rPr>
-      </w:pPr>
-      <w:r>
-        <w:rPr>
-          <w:rFonts w:ascii="Arial" w:hAnsi="Arial" w:cs="Arial" w:eastAsia="Arial"/>
-          <w:color w:val="000000" w:themeColor="text1"/>
-          <w:sz w:val="24"/>
-          <w:szCs w:val="24"/>
-          <w:lang/>
-        </w:rPr>
-        <w:t>Locatie ulcus:</w:t>
-      </w:r>
-    </w:p>
-    <w:p>
-      <w:pPr>
-        <w:spacing w:after="0" w:line="360" w:lineRule="auto"/>
-        <w:ind w:left="720"/>
-        <w:rPr>
-          <w:rFonts w:ascii="Calibri" w:hAnsi="Calibri" w:cs="Calibri"/>
-          <w:color w:val="000000" w:themeColor="text1"/>
-          <w:sz w:val="24"/>
-          <w:szCs w:val="24"/>
-          <w:lang/>
-        </w:rPr>
-      </w:pPr>
-    </w:p>
-    <w:p>
-      <w:pPr>
-        <w:spacing w:after="0" w:line="360" w:lineRule="auto"/>
-        <w:ind w:left="720"/>
-        <w:rPr>
-          <w:rFonts w:ascii="Calibri" w:hAnsi="Calibri" w:cs="Calibri"/>
-          <w:color w:val="000000" w:themeColor="text1"/>
-          <w:sz w:val="24"/>
-          <w:szCs w:val="24"/>
-          <w:lang/>
-        </w:rPr>
-      </w:pPr>
-      <w:r>
-        <w:rPr>
-          <w:rFonts w:ascii="Arial" w:hAnsi="Arial" w:cs="Arial" w:eastAsia="Arial"/>
-          <w:color w:val="000000" w:themeColor="text1"/>
-          <w:sz w:val="24"/>
-          <w:szCs w:val="24"/>
-          <w:lang/>
-        </w:rPr>
-        <w:t xml:space="preserve"> _____________________________________</w:t>
-      </w:r>
-    </w:p>
-    <w:p>
-      <w:pPr>
-        <w:spacing w:after="0" w:line="360" w:lineRule="auto"/>
-        <w:rPr>
-          <w:rFonts w:ascii="Calibri" w:hAnsi="Calibri" w:cs="Calibri"/>
-          <w:color w:val="000000" w:themeColor="text1"/>
-          <w:sz w:val="24"/>
-          <w:szCs w:val="24"/>
-          <w:lang w:val="en-US"/>
-        </w:rPr>
-      </w:pPr>
-    </w:p>
-    <w:p>
-      <w:pPr>
-        <w:spacing w:after="0" w:line="360" w:lineRule="auto"/>
-        <w:rPr>
-          <w:rFonts w:ascii="Calibri" w:hAnsi="Calibri" w:cs="Calibri"/>
-          <w:color w:val="000000" w:themeColor="text1"/>
-          <w:sz w:val="24"/>
-          <w:szCs w:val="24"/>
-          <w:lang w:val="en-US"/>
-        </w:rPr>
-      </w:pPr>
-    </w:p>
-    <w:p>
-      <w:pPr>
-        <w:spacing w:after="0" w:line="360" w:lineRule="auto"/>
-        <w:rPr>
-          <w:rFonts w:ascii="Calibri" w:hAnsi="Calibri" w:cs="Calibri"/>
-          <w:color w:val="000000" w:themeColor="text1"/>
-          <w:sz w:val="24"/>
-          <w:szCs w:val="24"/>
-          <w:lang/>
-        </w:rPr>
-      </w:pPr>
-      <w:r>
-        <w:rPr>
-          <w:rFonts w:ascii="Arial" w:hAnsi="Arial" w:cs="Arial" w:eastAsia="Arial"/>
-          <w:color w:val="000000" w:themeColor="text1"/>
-          <w:sz w:val="24"/>
-          <w:szCs w:val="24"/>
-          <w:lang/>
-        </w:rPr>
-        <w:t>2. WIfI classificatie</w:t>
-      </w:r>
-    </w:p>
-    <w:p>
-      <w:pPr>
-        <w:spacing w:after="0" w:line="360" w:lineRule="auto"/>
-        <w:rPr>
-          <w:rFonts w:ascii="Calibri" w:hAnsi="Calibri" w:cs="Calibri"/>
-          <w:color w:val="000000" w:themeColor="text1"/>
-          <w:sz w:val="24"/>
-          <w:szCs w:val="24"/>
-          <w:lang/>
-        </w:rPr>
-      </w:pPr>
-      <w:r>
-        <w:rPr>
-          <w:rFonts w:ascii="Arial" w:hAnsi="Arial" w:cs="Arial" w:eastAsia="Arial"/>
-          <w:color w:val="000000" w:themeColor="text1"/>
-          <w:sz w:val="24"/>
-          <w:szCs w:val="24"/>
-          <w:lang/>
-        </w:rPr>
-        <w:t>W – Wond (weefselverlies)</w:t>
+        </w:rPr>
+      </w:pPr>
+      <w:r>
+        <w:rPr>
+          <w:b/>
+          <w:bCs/>
+          <w:color w:val="000000" w:themeColor="text1"/>
+          <w:sz w:val="24"/>
+          <w:szCs w:val="24"/>
+        </w:rPr>
+        <w:t>W – Wond (</w:t>
+      </w:r>
+      <w:proofErr w:type="spellStart"/>
+      <w:r>
+        <w:rPr>
+          <w:b/>
+          <w:bCs/>
+          <w:color w:val="000000" w:themeColor="text1"/>
+          <w:sz w:val="24"/>
+          <w:szCs w:val="24"/>
+        </w:rPr>
+        <w:t>weefselverlies</w:t>
+      </w:r>
+      <w:proofErr w:type="spellEnd"/>
+      <w:r>
+        <w:rPr>
+          <w:b/>
+          <w:bCs/>
+          <w:color w:val="000000" w:themeColor="text1"/>
+          <w:sz w:val="24"/>
+          <w:szCs w:val="24"/>
+        </w:rPr>
+        <w:t>)</w:t>
       </w:r>
     </w:p>
     <w:p>
@@ -396,7 +645,7 @@
           <w:color w:val="000000" w:themeColor="text1"/>
           <w:sz w:val="24"/>
           <w:szCs w:val="24"/>
-          <w:lang/>
+          <w:lang w:val="nl-BE"/>
         </w:rPr>
       </w:pPr>
       <w:r>
@@ -405,19 +654,38 @@
           <w:color w:val="000000" w:themeColor="text1"/>
           <w:sz w:val="24"/>
           <w:szCs w:val="24"/>
-          <w:lang/>
+          <w:lang w:val="nl-BE"/>
         </w:rPr>
         <w:t>☐</w:t>
       </w:r>
       <w:r>
         <w:rPr>
-          <w:rFonts w:ascii="Arial" w:hAnsi="Arial" w:cs="Arial" w:eastAsia="Arial"/>
-          <w:color w:val="000000" w:themeColor="text1"/>
-          <w:sz w:val="24"/>
-          <w:szCs w:val="24"/>
-          <w:lang/>
-        </w:rPr>
-        <w:t xml:space="preserve"> W0: Geen ulcus / genezen ulcus </w:t>
+          <w:color w:val="000000" w:themeColor="text1"/>
+          <w:sz w:val="24"/>
+          <w:szCs w:val="24"/>
+          <w:lang w:val="nl-BE"/>
+        </w:rPr>
+        <w:t xml:space="preserve"> W0: Geen </w:t>
+      </w:r>
+      <w:proofErr w:type="gramStart"/>
+      <w:r>
+        <w:rPr>
+          <w:color w:val="000000" w:themeColor="text1"/>
+          <w:sz w:val="24"/>
+          <w:szCs w:val="24"/>
+          <w:lang w:val="nl-BE"/>
+        </w:rPr>
+        <w:t>ulcus /</w:t>
+      </w:r>
+      <w:proofErr w:type="gramEnd"/>
+      <w:r>
+        <w:rPr>
+          <w:color w:val="000000" w:themeColor="text1"/>
+          <w:sz w:val="24"/>
+          <w:szCs w:val="24"/>
+          <w:lang w:val="nl-BE"/>
+        </w:rPr>
+        <w:t xml:space="preserve"> genezen ulcus </w:t>
       </w:r>
     </w:p>
     <w:p>
@@ -432,7 +700,6 @@
           <w:color w:val="000000" w:themeColor="text1"/>
           <w:sz w:val="24"/>
           <w:szCs w:val="24"/>
-          <w:lang/>
         </w:rPr>
       </w:pPr>
       <w:r>
@@ -441,19 +708,34 @@
           <w:color w:val="000000" w:themeColor="text1"/>
           <w:sz w:val="24"/>
           <w:szCs w:val="24"/>
-          <w:lang/>
         </w:rPr>
         <w:t>☐</w:t>
       </w:r>
       <w:r>
         <w:rPr>
-          <w:rFonts w:ascii="Arial" w:hAnsi="Arial" w:cs="Arial" w:eastAsia="Arial"/>
-          <w:color w:val="000000" w:themeColor="text1"/>
-          <w:sz w:val="24"/>
-          <w:szCs w:val="24"/>
-          <w:lang/>
-        </w:rPr>
-        <w:t xml:space="preserve"> W1: Klein, oppervlakkig ulcus </w:t>
+          <w:color w:val="000000" w:themeColor="text1"/>
+          <w:sz w:val="24"/>
+          <w:szCs w:val="24"/>
+        </w:rPr>
+        <w:t xml:space="preserve"> W1: Klein, </w:t>
+      </w:r>
+      <w:proofErr w:type="spellStart"/>
+      <w:r>
+        <w:rPr>
+          <w:color w:val="000000" w:themeColor="text1"/>
+          <w:sz w:val="24"/>
+          <w:szCs w:val="24"/>
+        </w:rPr>
+        <w:t>oppervlakkig</w:t>
+      </w:r>
+      <w:proofErr w:type="spellEnd"/>
+      <w:r>
+        <w:rPr>
+          <w:color w:val="000000" w:themeColor="text1"/>
+          <w:sz w:val="24"/>
+          <w:szCs w:val="24"/>
+        </w:rPr>
+        <w:t xml:space="preserve"> ulcus </w:t>
       </w:r>
     </w:p>
     <w:p>
@@ -468,7 +750,7 @@
           <w:color w:val="000000" w:themeColor="text1"/>
           <w:sz w:val="24"/>
           <w:szCs w:val="24"/>
-          <w:lang/>
+          <w:lang w:val="nl-BE"/>
         </w:rPr>
       </w:pPr>
       <w:r>
@@ -477,17 +759,16 @@
           <w:color w:val="000000" w:themeColor="text1"/>
           <w:sz w:val="24"/>
           <w:szCs w:val="24"/>
-          <w:lang/>
+          <w:lang w:val="nl-BE"/>
         </w:rPr>
         <w:t>☐</w:t>
       </w:r>
       <w:r>
         <w:rPr>
-          <w:rFonts w:ascii="Arial" w:hAnsi="Arial" w:cs="Arial" w:eastAsia="Arial"/>
-          <w:color w:val="000000" w:themeColor="text1"/>
-          <w:sz w:val="24"/>
-          <w:szCs w:val="24"/>
-          <w:lang/>
+          <w:color w:val="000000" w:themeColor="text1"/>
+          <w:sz w:val="24"/>
+          <w:szCs w:val="24"/>
+          <w:lang w:val="nl-BE"/>
         </w:rPr>
         <w:t xml:space="preserve"> W2: Diep ulcus (tot pees/kapsel) </w:t>
       </w:r>
@@ -504,7 +785,6 @@
           <w:color w:val="000000" w:themeColor="text1"/>
           <w:sz w:val="24"/>
           <w:szCs w:val="24"/>
-          <w:lang/>
         </w:rPr>
       </w:pPr>
       <w:r>
@@ -513,19 +793,52 @@
           <w:color w:val="000000" w:themeColor="text1"/>
           <w:sz w:val="24"/>
           <w:szCs w:val="24"/>
-          <w:lang/>
         </w:rPr>
         <w:t>☐</w:t>
       </w:r>
       <w:r>
         <w:rPr>
-          <w:rFonts w:ascii="Arial" w:hAnsi="Arial" w:cs="Arial" w:eastAsia="Arial"/>
-          <w:color w:val="000000" w:themeColor="text1"/>
-          <w:sz w:val="24"/>
-          <w:szCs w:val="24"/>
-          <w:lang/>
-        </w:rPr>
-        <w:t xml:space="preserve"> W3: Uitgebreid ulcus / gangreen </w:t>
+          <w:color w:val="000000" w:themeColor="text1"/>
+          <w:sz w:val="24"/>
+          <w:szCs w:val="24"/>
+        </w:rPr>
+        <w:t xml:space="preserve"> W3: </w:t>
+      </w:r>
+      <w:proofErr w:type="spellStart"/>
+      <w:r>
+        <w:rPr>
+          <w:color w:val="000000" w:themeColor="text1"/>
+          <w:sz w:val="24"/>
+          <w:szCs w:val="24"/>
+        </w:rPr>
+        <w:t>Uitgebreid</w:t>
+      </w:r>
+      <w:proofErr w:type="spellEnd"/>
+      <w:r>
+        <w:rPr>
+          <w:color w:val="000000" w:themeColor="text1"/>
+          <w:sz w:val="24"/>
+          <w:szCs w:val="24"/>
+        </w:rPr>
+        <w:t xml:space="preserve"> </w:t>
+      </w:r>
+      <w:proofErr w:type="spellStart"/>
+      <w:r>
+        <w:rPr>
+          <w:color w:val="000000" w:themeColor="text1"/>
+          <w:sz w:val="24"/>
+          <w:szCs w:val="24"/>
+        </w:rPr>
+        <w:t>ulcus</w:t>
+      </w:r>
+      <w:proofErr w:type="spellEnd"/>
+      <w:r>
+        <w:rPr>
+          <w:color w:val="000000" w:themeColor="text1"/>
+          <w:sz w:val="24"/>
+          <w:szCs w:val="24"/>
+        </w:rPr>
+        <w:t xml:space="preserve"> / gangreen </w:t>
       </w:r>
     </w:p>
     <w:p>
@@ -536,16 +849,13 @@
           <w:color w:val="000000" w:themeColor="text1"/>
           <w:sz w:val="24"/>
           <w:szCs w:val="24"/>
-          <w:lang/>
-        </w:rPr>
-      </w:pPr>
-      <w:r>
-        <w:rPr>
-          <w:rFonts w:ascii="Arial" w:hAnsi="Arial" w:cs="Arial" w:eastAsia="Arial"/>
-          <w:color w:val="000000" w:themeColor="text1"/>
-          <w:sz w:val="24"/>
-          <w:szCs w:val="24"/>
-          <w:lang/>
+        </w:rPr>
+      </w:pPr>
+      <w:r>
+        <w:rPr>
+          <w:color w:val="000000" w:themeColor="text1"/>
+          <w:sz w:val="24"/>
+          <w:szCs w:val="24"/>
         </w:rPr>
         <w:t>Aanvullend:</w:t>
       </w:r>
@@ -562,16 +872,13 @@
           <w:color w:val="000000" w:themeColor="text1"/>
           <w:sz w:val="24"/>
           <w:szCs w:val="24"/>
-          <w:lang/>
-        </w:rPr>
-      </w:pPr>
-      <w:r>
-        <w:rPr>
-          <w:rFonts w:ascii="Arial" w:hAnsi="Arial" w:cs="Arial" w:eastAsia="Arial"/>
-          <w:color w:val="000000" w:themeColor="text1"/>
-          <w:sz w:val="24"/>
-          <w:szCs w:val="24"/>
-          <w:lang/>
+        </w:rPr>
+      </w:pPr>
+      <w:r>
+        <w:rPr>
+          <w:color w:val="000000" w:themeColor="text1"/>
+          <w:sz w:val="24"/>
+          <w:szCs w:val="24"/>
         </w:rPr>
         <w:t xml:space="preserve">Lengte (cm): ______ </w:t>
       </w:r>
@@ -588,16 +895,13 @@
           <w:color w:val="000000" w:themeColor="text1"/>
           <w:sz w:val="24"/>
           <w:szCs w:val="24"/>
-          <w:lang/>
-        </w:rPr>
-      </w:pPr>
-      <w:r>
-        <w:rPr>
-          <w:rFonts w:ascii="Arial" w:hAnsi="Arial" w:cs="Arial" w:eastAsia="Arial"/>
-          <w:color w:val="000000" w:themeColor="text1"/>
-          <w:sz w:val="24"/>
-          <w:szCs w:val="24"/>
-          <w:lang/>
+        </w:rPr>
+      </w:pPr>
+      <w:r>
+        <w:rPr>
+          <w:color w:val="000000" w:themeColor="text1"/>
+          <w:sz w:val="24"/>
+          <w:szCs w:val="24"/>
         </w:rPr>
         <w:t xml:space="preserve">Breedte (cm): ______ </w:t>
       </w:r>
@@ -614,16 +918,13 @@
           <w:color w:val="000000" w:themeColor="text1"/>
           <w:sz w:val="24"/>
           <w:szCs w:val="24"/>
-          <w:lang/>
-        </w:rPr>
-      </w:pPr>
-      <w:r>
-        <w:rPr>
-          <w:rFonts w:ascii="Arial" w:hAnsi="Arial" w:cs="Arial" w:eastAsia="Arial"/>
-          <w:color w:val="000000" w:themeColor="text1"/>
-          <w:sz w:val="24"/>
-          <w:szCs w:val="24"/>
-          <w:lang/>
+        </w:rPr>
+      </w:pPr>
+      <w:r>
+        <w:rPr>
+          <w:color w:val="000000" w:themeColor="text1"/>
+          <w:sz w:val="24"/>
+          <w:szCs w:val="24"/>
         </w:rPr>
         <w:t xml:space="preserve">Diepte (cm): ______ </w:t>
       </w:r>
@@ -633,31 +934,20 @@
         <w:spacing w:after="0" w:line="360" w:lineRule="auto"/>
         <w:rPr>
           <w:rFonts w:ascii="Calibri" w:hAnsi="Calibri" w:cs="Calibri"/>
-          <w:color w:val="000000" w:themeColor="text1"/>
-          <w:sz w:val="24"/>
-          <w:szCs w:val="24"/>
-          <w:lang/>
-        </w:rPr>
-      </w:pPr>
-    </w:p>
-    <w:p>
-      <w:pPr>
-        <w:spacing w:after="0" w:line="360" w:lineRule="auto"/>
-        <w:rPr>
-          <w:rFonts w:ascii="Calibri" w:hAnsi="Calibri" w:cs="Calibri"/>
-          <w:color w:val="000000" w:themeColor="text1"/>
-          <w:sz w:val="24"/>
-          <w:szCs w:val="24"/>
-          <w:lang/>
-        </w:rPr>
-      </w:pPr>
-      <w:r>
-        <w:rPr>
-          <w:rFonts w:ascii="Arial" w:hAnsi="Arial" w:cs="Arial" w:eastAsia="Arial"/>
-          <w:color w:val="000000" w:themeColor="text1"/>
-          <w:sz w:val="24"/>
-          <w:szCs w:val="24"/>
-          <w:lang/>
+          <w:b/>
+          <w:bCs/>
+          <w:color w:val="000000" w:themeColor="text1"/>
+          <w:sz w:val="24"/>
+          <w:szCs w:val="24"/>
+        </w:rPr>
+      </w:pPr>
+      <w:r>
+        <w:rPr>
+          <w:b/>
+          <w:bCs/>
+          <w:color w:val="000000" w:themeColor="text1"/>
+          <w:sz w:val="24"/>
+          <w:szCs w:val="24"/>
         </w:rPr>
         <w:t>I – Ischemie (doorbloeding)</w:t>
       </w:r>
@@ -674,7 +964,6 @@
           <w:color w:val="000000" w:themeColor="text1"/>
           <w:sz w:val="24"/>
           <w:szCs w:val="24"/>
-          <w:lang/>
         </w:rPr>
       </w:pPr>
       <w:r>
@@ -683,17 +972,14 @@
           <w:color w:val="000000" w:themeColor="text1"/>
           <w:sz w:val="24"/>
           <w:szCs w:val="24"/>
-          <w:lang/>
         </w:rPr>
         <w:t>☐</w:t>
       </w:r>
       <w:r>
         <w:rPr>
-          <w:rFonts w:ascii="Arial" w:hAnsi="Arial" w:cs="Arial" w:eastAsia="Arial"/>
-          <w:color w:val="000000" w:themeColor="text1"/>
-          <w:sz w:val="24"/>
-          <w:szCs w:val="24"/>
-          <w:lang/>
+          <w:color w:val="000000" w:themeColor="text1"/>
+          <w:sz w:val="24"/>
+          <w:szCs w:val="24"/>
         </w:rPr>
         <w:t xml:space="preserve"> I0: Geen ischemie </w:t>
       </w:r>
@@ -710,7 +996,6 @@
           <w:color w:val="000000" w:themeColor="text1"/>
           <w:sz w:val="24"/>
           <w:szCs w:val="24"/>
-          <w:lang/>
         </w:rPr>
       </w:pPr>
       <w:r>
@@ -719,17 +1004,14 @@
           <w:color w:val="000000" w:themeColor="text1"/>
           <w:sz w:val="24"/>
           <w:szCs w:val="24"/>
-          <w:lang/>
         </w:rPr>
         <w:t>☐</w:t>
       </w:r>
       <w:r>
         <w:rPr>
-          <w:rFonts w:ascii="Arial" w:hAnsi="Arial" w:cs="Arial" w:eastAsia="Arial"/>
-          <w:color w:val="000000" w:themeColor="text1"/>
-          <w:sz w:val="24"/>
-          <w:szCs w:val="24"/>
-          <w:lang/>
+          <w:color w:val="000000" w:themeColor="text1"/>
+          <w:sz w:val="24"/>
+          <w:szCs w:val="24"/>
         </w:rPr>
         <w:t xml:space="preserve"> I1: Milde ischemie </w:t>
       </w:r>
@@ -746,7 +1028,6 @@
           <w:color w:val="000000" w:themeColor="text1"/>
           <w:sz w:val="24"/>
           <w:szCs w:val="24"/>
-          <w:lang/>
         </w:rPr>
       </w:pPr>
       <w:r>
@@ -755,17 +1036,14 @@
           <w:color w:val="000000" w:themeColor="text1"/>
           <w:sz w:val="24"/>
           <w:szCs w:val="24"/>
-          <w:lang/>
         </w:rPr>
         <w:t>☐</w:t>
       </w:r>
       <w:r>
         <w:rPr>
-          <w:rFonts w:ascii="Arial" w:hAnsi="Arial" w:cs="Arial" w:eastAsia="Arial"/>
-          <w:color w:val="000000" w:themeColor="text1"/>
-          <w:sz w:val="24"/>
-          <w:szCs w:val="24"/>
-          <w:lang/>
+          <w:color w:val="000000" w:themeColor="text1"/>
+          <w:sz w:val="24"/>
+          <w:szCs w:val="24"/>
         </w:rPr>
         <w:t xml:space="preserve"> I2: Matige ischemie </w:t>
       </w:r>
@@ -782,7 +1060,6 @@
           <w:color w:val="000000" w:themeColor="text1"/>
           <w:sz w:val="24"/>
           <w:szCs w:val="24"/>
-          <w:lang/>
         </w:rPr>
       </w:pPr>
       <w:r>
@@ -791,17 +1068,14 @@
           <w:color w:val="000000" w:themeColor="text1"/>
           <w:sz w:val="24"/>
           <w:szCs w:val="24"/>
-          <w:lang/>
         </w:rPr>
         <w:t>☐</w:t>
       </w:r>
       <w:r>
         <w:rPr>
-          <w:rFonts w:ascii="Arial" w:hAnsi="Arial" w:cs="Arial" w:eastAsia="Arial"/>
-          <w:color w:val="000000" w:themeColor="text1"/>
-          <w:sz w:val="24"/>
-          <w:szCs w:val="24"/>
-          <w:lang/>
+          <w:color w:val="000000" w:themeColor="text1"/>
+          <w:sz w:val="24"/>
+          <w:szCs w:val="24"/>
         </w:rPr>
         <w:t xml:space="preserve"> I3: Ernstige ischemie </w:t>
       </w:r>
@@ -814,66 +1088,14 @@
           <w:color w:val="000000" w:themeColor="text1"/>
           <w:sz w:val="24"/>
           <w:szCs w:val="24"/>
-          <w:lang/>
-        </w:rPr>
-      </w:pPr>
-    </w:p>
-    <w:p>
-      <w:pPr>
-        <w:spacing w:after="0" w:line="360" w:lineRule="auto"/>
-        <w:rPr>
-          <w:rFonts w:ascii="Calibri" w:hAnsi="Calibri" w:cs="Calibri"/>
-          <w:color w:val="000000" w:themeColor="text1"/>
-          <w:sz w:val="24"/>
-          <w:szCs w:val="24"/>
-          <w:lang/>
-        </w:rPr>
-      </w:pPr>
-    </w:p>
-    <w:p>
-      <w:pPr>
-        <w:spacing w:after="0" w:line="360" w:lineRule="auto"/>
-        <w:rPr>
-          <w:rFonts w:ascii="Calibri" w:hAnsi="Calibri" w:cs="Calibri"/>
-          <w:color w:val="000000" w:themeColor="text1"/>
-          <w:sz w:val="24"/>
-          <w:szCs w:val="24"/>
-          <w:lang w:val="en-US"/>
-        </w:rPr>
-      </w:pPr>
-    </w:p>
-    <w:p>
-      <w:pPr>
-        <w:spacing w:after="0" w:line="360" w:lineRule="auto"/>
-        <w:rPr>
-          <w:rFonts w:ascii="Calibri" w:hAnsi="Calibri" w:cs="Calibri"/>
-          <w:color w:val="000000" w:themeColor="text1"/>
-          <w:sz w:val="24"/>
-          <w:szCs w:val="24"/>
-          <w:lang w:val="en-US"/>
-        </w:rPr>
-      </w:pPr>
-    </w:p>
-    <w:p>
-      <w:pPr>
-        <w:spacing w:after="0" w:line="360" w:lineRule="auto"/>
-        <w:rPr>
-          <w:rFonts w:ascii="Calibri" w:hAnsi="Calibri" w:cs="Calibri"/>
-          <w:color w:val="000000" w:themeColor="text1"/>
-          <w:sz w:val="24"/>
-          <w:szCs w:val="24"/>
-          <w:lang/>
-        </w:rPr>
-      </w:pPr>
-      <w:r>
-        <w:rPr>
-          <w:rFonts w:ascii="Arial" w:hAnsi="Arial" w:cs="Arial" w:eastAsia="Arial"/>
-          <w:color w:val="000000" w:themeColor="text1"/>
-          <w:sz w:val="24"/>
-          <w:szCs w:val="24"/>
-          <w:lang/>
-        </w:rPr>
-        <w:lastRenderedPageBreak/>
+        </w:rPr>
+      </w:pPr>
+      <w:r>
+        <w:rPr>
+          <w:color w:val="000000" w:themeColor="text1"/>
+          <w:sz w:val="24"/>
+          <w:szCs w:val="24"/>
+        </w:rPr>
         <w:t>Objectieve metingen:</w:t>
       </w:r>
     </w:p>
@@ -889,17 +1111,15 @@
           <w:color w:val="000000" w:themeColor="text1"/>
           <w:sz w:val="24"/>
           <w:szCs w:val="24"/>
-          <w:lang/>
-        </w:rPr>
-      </w:pPr>
-      <w:r>
-        <w:rPr>
-          <w:rFonts w:ascii="Arial" w:hAnsi="Arial" w:cs="Arial" w:eastAsia="Arial"/>
-          <w:color w:val="000000" w:themeColor="text1"/>
-          <w:sz w:val="24"/>
-          <w:szCs w:val="24"/>
-          <w:lang/>
-        </w:rPr>
+        </w:rPr>
+      </w:pPr>
+      <w:r>
+        <w:rPr>
+          <w:color w:val="000000" w:themeColor="text1"/>
+          <w:sz w:val="24"/>
+          <w:szCs w:val="24"/>
+        </w:rPr>
+        <w:lastRenderedPageBreak/>
         <w:t xml:space="preserve">Enkel-arm index (EAI): ______ </w:t>
       </w:r>
     </w:p>
@@ -915,16 +1135,13 @@
           <w:color w:val="000000" w:themeColor="text1"/>
           <w:sz w:val="24"/>
           <w:szCs w:val="24"/>
-          <w:lang/>
-        </w:rPr>
-      </w:pPr>
-      <w:r>
-        <w:rPr>
-          <w:rFonts w:ascii="Arial" w:hAnsi="Arial" w:cs="Arial" w:eastAsia="Arial"/>
-          <w:color w:val="000000" w:themeColor="text1"/>
-          <w:sz w:val="24"/>
-          <w:szCs w:val="24"/>
-          <w:lang/>
+        </w:rPr>
+      </w:pPr>
+      <w:r>
+        <w:rPr>
+          <w:color w:val="000000" w:themeColor="text1"/>
+          <w:sz w:val="24"/>
+          <w:szCs w:val="24"/>
         </w:rPr>
         <w:t xml:space="preserve">Enkel druk (mmHg): ______ </w:t>
       </w:r>
@@ -941,16 +1158,13 @@
           <w:color w:val="000000" w:themeColor="text1"/>
           <w:sz w:val="24"/>
           <w:szCs w:val="24"/>
-          <w:lang/>
-        </w:rPr>
-      </w:pPr>
-      <w:r>
-        <w:rPr>
-          <w:rFonts w:ascii="Arial" w:hAnsi="Arial" w:cs="Arial" w:eastAsia="Arial"/>
-          <w:color w:val="000000" w:themeColor="text1"/>
-          <w:sz w:val="24"/>
-          <w:szCs w:val="24"/>
-          <w:lang/>
+        </w:rPr>
+      </w:pPr>
+      <w:r>
+        <w:rPr>
+          <w:color w:val="000000" w:themeColor="text1"/>
+          <w:sz w:val="24"/>
+          <w:szCs w:val="24"/>
         </w:rPr>
         <w:t xml:space="preserve">Teendruk (mmHg): ______ </w:t>
       </w:r>
@@ -967,16 +1181,13 @@
           <w:color w:val="000000" w:themeColor="text1"/>
           <w:sz w:val="24"/>
           <w:szCs w:val="24"/>
-          <w:lang/>
-        </w:rPr>
-      </w:pPr>
-      <w:r>
-        <w:rPr>
-          <w:rFonts w:ascii="Arial" w:hAnsi="Arial" w:cs="Arial" w:eastAsia="Arial"/>
-          <w:color w:val="000000" w:themeColor="text1"/>
-          <w:sz w:val="24"/>
-          <w:szCs w:val="24"/>
-          <w:lang/>
+        </w:rPr>
+      </w:pPr>
+      <w:r>
+        <w:rPr>
+          <w:color w:val="000000" w:themeColor="text1"/>
+          <w:sz w:val="24"/>
+          <w:szCs w:val="24"/>
         </w:rPr>
         <w:t xml:space="preserve">TcPO₂ (mmHg): ______ </w:t>
       </w:r>
@@ -984,12 +1195,12 @@
     <w:p>
       <w:pPr>
         <w:spacing w:after="0" w:line="360" w:lineRule="auto"/>
-        <w:rPr>
-          <w:rFonts w:ascii="Calibri" w:hAnsi="Calibri" w:cs="Calibri"/>
-          <w:color w:val="000000" w:themeColor="text1"/>
-          <w:sz w:val="24"/>
-          <w:szCs w:val="24"/>
-          <w:lang/>
+        <w:ind w:left="720"/>
+        <w:rPr>
+          <w:rFonts w:ascii="Calibri" w:hAnsi="Calibri" w:cs="Calibri"/>
+          <w:color w:val="000000" w:themeColor="text1"/>
+          <w:sz w:val="24"/>
+          <w:szCs w:val="24"/>
         </w:rPr>
       </w:pPr>
     </w:p>
@@ -998,19 +1209,20 @@
         <w:spacing w:after="0" w:line="360" w:lineRule="auto"/>
         <w:rPr>
           <w:rFonts w:ascii="Calibri" w:hAnsi="Calibri" w:cs="Calibri"/>
-          <w:color w:val="000000" w:themeColor="text1"/>
-          <w:sz w:val="24"/>
-          <w:szCs w:val="24"/>
-          <w:lang/>
-        </w:rPr>
-      </w:pPr>
-      <w:r>
-        <w:rPr>
-          <w:rFonts w:ascii="Arial" w:hAnsi="Arial" w:cs="Arial" w:eastAsia="Arial"/>
-          <w:color w:val="000000" w:themeColor="text1"/>
-          <w:sz w:val="24"/>
-          <w:szCs w:val="24"/>
-          <w:lang/>
+          <w:b/>
+          <w:bCs/>
+          <w:color w:val="000000" w:themeColor="text1"/>
+          <w:sz w:val="24"/>
+          <w:szCs w:val="24"/>
+        </w:rPr>
+      </w:pPr>
+      <w:r>
+        <w:rPr>
+          <w:b/>
+          <w:bCs/>
+          <w:color w:val="000000" w:themeColor="text1"/>
+          <w:sz w:val="24"/>
+          <w:szCs w:val="24"/>
         </w:rPr>
         <w:t>fI – Infectie (foot Infection)</w:t>
       </w:r>
@@ -1027,7 +1239,6 @@
           <w:color w:val="000000" w:themeColor="text1"/>
           <w:sz w:val="24"/>
           <w:szCs w:val="24"/>
-          <w:lang/>
         </w:rPr>
       </w:pPr>
       <w:r>
@@ -1036,17 +1247,14 @@
           <w:color w:val="000000" w:themeColor="text1"/>
           <w:sz w:val="24"/>
           <w:szCs w:val="24"/>
-          <w:lang/>
         </w:rPr>
         <w:t>☐</w:t>
       </w:r>
       <w:r>
         <w:rPr>
-          <w:rFonts w:ascii="Arial" w:hAnsi="Arial" w:cs="Arial" w:eastAsia="Arial"/>
-          <w:color w:val="000000" w:themeColor="text1"/>
-          <w:sz w:val="24"/>
-          <w:szCs w:val="24"/>
-          <w:lang/>
+          <w:color w:val="000000" w:themeColor="text1"/>
+          <w:sz w:val="24"/>
+          <w:szCs w:val="24"/>
         </w:rPr>
         <w:t xml:space="preserve"> fI0: Geen infectie </w:t>
       </w:r>
@@ -1063,7 +1271,6 @@
           <w:color w:val="000000" w:themeColor="text1"/>
           <w:sz w:val="24"/>
           <w:szCs w:val="24"/>
-          <w:lang/>
         </w:rPr>
       </w:pPr>
       <w:r>
@@ -1072,17 +1279,14 @@
           <w:color w:val="000000" w:themeColor="text1"/>
           <w:sz w:val="24"/>
           <w:szCs w:val="24"/>
-          <w:lang/>
         </w:rPr>
         <w:t>☐</w:t>
       </w:r>
       <w:r>
         <w:rPr>
-          <w:rFonts w:ascii="Arial" w:hAnsi="Arial" w:cs="Arial" w:eastAsia="Arial"/>
-          <w:color w:val="000000" w:themeColor="text1"/>
-          <w:sz w:val="24"/>
-          <w:szCs w:val="24"/>
-          <w:lang/>
+          <w:color w:val="000000" w:themeColor="text1"/>
+          <w:sz w:val="24"/>
+          <w:szCs w:val="24"/>
         </w:rPr>
         <w:t xml:space="preserve"> fI1: Milde infectie </w:t>
       </w:r>
@@ -1099,7 +1303,6 @@
           <w:color w:val="000000" w:themeColor="text1"/>
           <w:sz w:val="24"/>
           <w:szCs w:val="24"/>
-          <w:lang/>
         </w:rPr>
       </w:pPr>
       <w:r>
@@ -1108,17 +1311,14 @@
           <w:color w:val="000000" w:themeColor="text1"/>
           <w:sz w:val="24"/>
           <w:szCs w:val="24"/>
-          <w:lang/>
         </w:rPr>
         <w:t>☐</w:t>
       </w:r>
       <w:r>
         <w:rPr>
-          <w:rFonts w:ascii="Arial" w:hAnsi="Arial" w:cs="Arial" w:eastAsia="Arial"/>
-          <w:color w:val="000000" w:themeColor="text1"/>
-          <w:sz w:val="24"/>
-          <w:szCs w:val="24"/>
-          <w:lang/>
+          <w:color w:val="000000" w:themeColor="text1"/>
+          <w:sz w:val="24"/>
+          <w:szCs w:val="24"/>
         </w:rPr>
         <w:t xml:space="preserve"> fI2: Matige infectie </w:t>
       </w:r>
@@ -1135,7 +1335,6 @@
           <w:color w:val="000000" w:themeColor="text1"/>
           <w:sz w:val="24"/>
           <w:szCs w:val="24"/>
-          <w:lang/>
         </w:rPr>
       </w:pPr>
       <w:r>
@@ -1144,17 +1343,14 @@
           <w:color w:val="000000" w:themeColor="text1"/>
           <w:sz w:val="24"/>
           <w:szCs w:val="24"/>
-          <w:lang/>
         </w:rPr>
         <w:t>☐</w:t>
       </w:r>
       <w:r>
         <w:rPr>
-          <w:rFonts w:ascii="Arial" w:hAnsi="Arial" w:cs="Arial" w:eastAsia="Arial"/>
-          <w:color w:val="000000" w:themeColor="text1"/>
-          <w:sz w:val="24"/>
-          <w:szCs w:val="24"/>
-          <w:lang/>
+          <w:color w:val="000000" w:themeColor="text1"/>
+          <w:sz w:val="24"/>
+          <w:szCs w:val="24"/>
         </w:rPr>
         <w:t xml:space="preserve"> fI3: Ernstige/systemische infectie </w:t>
       </w:r>
@@ -1167,16 +1363,15 @@
           <w:color w:val="000000" w:themeColor="text1"/>
           <w:sz w:val="24"/>
           <w:szCs w:val="24"/>
-          <w:lang/>
-        </w:rPr>
-      </w:pPr>
-      <w:r>
-        <w:rPr>
-          <w:rFonts w:ascii="Arial" w:hAnsi="Arial" w:cs="Arial" w:eastAsia="Arial"/>
-          <w:color w:val="000000" w:themeColor="text1"/>
-          <w:sz w:val="24"/>
-          <w:szCs w:val="24"/>
-          <w:lang/>
+          <w:lang w:val="nl-BE"/>
+        </w:rPr>
+      </w:pPr>
+      <w:r>
+        <w:rPr>
+          <w:color w:val="000000" w:themeColor="text1"/>
+          <w:sz w:val="24"/>
+          <w:szCs w:val="24"/>
+          <w:lang w:val="nl-BE"/>
         </w:rPr>
         <w:t>Klinische tekenen (aanvinken indien aanwezig):</w:t>
       </w:r>
@@ -1193,7 +1388,6 @@
           <w:color w:val="000000" w:themeColor="text1"/>
           <w:sz w:val="24"/>
           <w:szCs w:val="24"/>
-          <w:lang/>
         </w:rPr>
       </w:pPr>
       <w:r>
@@ -1202,19 +1396,34 @@
           <w:color w:val="000000" w:themeColor="text1"/>
           <w:sz w:val="24"/>
           <w:szCs w:val="24"/>
-          <w:lang/>
         </w:rPr>
         <w:t>☐</w:t>
       </w:r>
       <w:r>
         <w:rPr>
-          <w:rFonts w:ascii="Arial" w:hAnsi="Arial" w:cs="Arial" w:eastAsia="Arial"/>
-          <w:color w:val="000000" w:themeColor="text1"/>
-          <w:sz w:val="24"/>
-          <w:szCs w:val="24"/>
-          <w:lang/>
-        </w:rPr>
-        <w:t xml:space="preserve"> Roodheid </w:t>
+          <w:color w:val="000000" w:themeColor="text1"/>
+          <w:sz w:val="24"/>
+          <w:szCs w:val="24"/>
+        </w:rPr>
+        <w:t xml:space="preserve"> </w:t>
+      </w:r>
+      <w:proofErr w:type="spellStart"/>
+      <w:r>
+        <w:rPr>
+          <w:color w:val="000000" w:themeColor="text1"/>
+          <w:sz w:val="24"/>
+          <w:szCs w:val="24"/>
+        </w:rPr>
+        <w:t>Roodheid</w:t>
+      </w:r>
+      <w:proofErr w:type="spellEnd"/>
+      <w:r>
+        <w:rPr>
+          <w:color w:val="000000" w:themeColor="text1"/>
+          <w:sz w:val="24"/>
+          <w:szCs w:val="24"/>
+        </w:rPr>
+        <w:t xml:space="preserve"> </w:t>
       </w:r>
     </w:p>
     <w:p>
@@ -1229,7 +1438,6 @@
           <w:color w:val="000000" w:themeColor="text1"/>
           <w:sz w:val="24"/>
           <w:szCs w:val="24"/>
-          <w:lang/>
         </w:rPr>
       </w:pPr>
       <w:r>
@@ -1238,17 +1446,14 @@
           <w:color w:val="000000" w:themeColor="text1"/>
           <w:sz w:val="24"/>
           <w:szCs w:val="24"/>
-          <w:lang/>
         </w:rPr>
         <w:t>☐</w:t>
       </w:r>
       <w:r>
         <w:rPr>
-          <w:rFonts w:ascii="Arial" w:hAnsi="Arial" w:cs="Arial" w:eastAsia="Arial"/>
-          <w:color w:val="000000" w:themeColor="text1"/>
-          <w:sz w:val="24"/>
-          <w:szCs w:val="24"/>
-          <w:lang/>
+          <w:color w:val="000000" w:themeColor="text1"/>
+          <w:sz w:val="24"/>
+          <w:szCs w:val="24"/>
         </w:rPr>
         <w:t xml:space="preserve"> Zwelling </w:t>
       </w:r>
@@ -1265,7 +1470,6 @@
           <w:color w:val="000000" w:themeColor="text1"/>
           <w:sz w:val="24"/>
           <w:szCs w:val="24"/>
-          <w:lang/>
         </w:rPr>
       </w:pPr>
       <w:r>
@@ -1274,17 +1478,14 @@
           <w:color w:val="000000" w:themeColor="text1"/>
           <w:sz w:val="24"/>
           <w:szCs w:val="24"/>
-          <w:lang/>
         </w:rPr>
         <w:t>☐</w:t>
       </w:r>
       <w:r>
         <w:rPr>
-          <w:rFonts w:ascii="Arial" w:hAnsi="Arial" w:cs="Arial" w:eastAsia="Arial"/>
-          <w:color w:val="000000" w:themeColor="text1"/>
-          <w:sz w:val="24"/>
-          <w:szCs w:val="24"/>
-          <w:lang/>
+          <w:color w:val="000000" w:themeColor="text1"/>
+          <w:sz w:val="24"/>
+          <w:szCs w:val="24"/>
         </w:rPr>
         <w:t xml:space="preserve"> Warmte </w:t>
       </w:r>
@@ -1301,7 +1502,6 @@
           <w:color w:val="000000" w:themeColor="text1"/>
           <w:sz w:val="24"/>
           <w:szCs w:val="24"/>
-          <w:lang/>
         </w:rPr>
       </w:pPr>
       <w:r>
@@ -1310,17 +1510,14 @@
           <w:color w:val="000000" w:themeColor="text1"/>
           <w:sz w:val="24"/>
           <w:szCs w:val="24"/>
-          <w:lang/>
         </w:rPr>
         <w:t>☐</w:t>
       </w:r>
       <w:r>
         <w:rPr>
-          <w:rFonts w:ascii="Arial" w:hAnsi="Arial" w:cs="Arial" w:eastAsia="Arial"/>
-          <w:color w:val="000000" w:themeColor="text1"/>
-          <w:sz w:val="24"/>
-          <w:szCs w:val="24"/>
-          <w:lang/>
+          <w:color w:val="000000" w:themeColor="text1"/>
+          <w:sz w:val="24"/>
+          <w:szCs w:val="24"/>
         </w:rPr>
         <w:t xml:space="preserve"> Pijn </w:t>
       </w:r>
@@ -1337,7 +1534,6 @@
           <w:color w:val="000000" w:themeColor="text1"/>
           <w:sz w:val="24"/>
           <w:szCs w:val="24"/>
-          <w:lang/>
         </w:rPr>
       </w:pPr>
       <w:r>
@@ -1346,17 +1542,14 @@
           <w:color w:val="000000" w:themeColor="text1"/>
           <w:sz w:val="24"/>
           <w:szCs w:val="24"/>
-          <w:lang/>
         </w:rPr>
         <w:t>☐</w:t>
       </w:r>
       <w:r>
         <w:rPr>
-          <w:rFonts w:ascii="Arial" w:hAnsi="Arial" w:cs="Arial" w:eastAsia="Arial"/>
-          <w:color w:val="000000" w:themeColor="text1"/>
-          <w:sz w:val="24"/>
-          <w:szCs w:val="24"/>
-          <w:lang/>
+          <w:color w:val="000000" w:themeColor="text1"/>
+          <w:sz w:val="24"/>
+          <w:szCs w:val="24"/>
         </w:rPr>
         <w:t xml:space="preserve"> Purulent exsudaat </w:t>
       </w:r>
@@ -1373,7 +1566,6 @@
           <w:color w:val="000000" w:themeColor="text1"/>
           <w:sz w:val="24"/>
           <w:szCs w:val="24"/>
-          <w:lang/>
         </w:rPr>
       </w:pPr>
       <w:r>
@@ -1382,17 +1574,14 @@
           <w:color w:val="000000" w:themeColor="text1"/>
           <w:sz w:val="24"/>
           <w:szCs w:val="24"/>
-          <w:lang/>
         </w:rPr>
         <w:t>☐</w:t>
       </w:r>
       <w:r>
         <w:rPr>
-          <w:rFonts w:ascii="Arial" w:hAnsi="Arial" w:cs="Arial" w:eastAsia="Arial"/>
-          <w:color w:val="000000" w:themeColor="text1"/>
-          <w:sz w:val="24"/>
-          <w:szCs w:val="24"/>
-          <w:lang/>
+          <w:color w:val="000000" w:themeColor="text1"/>
+          <w:sz w:val="24"/>
+          <w:szCs w:val="24"/>
         </w:rPr>
         <w:t xml:space="preserve"> Systemische tekenen (koorts, sepsis) </w:t>
       </w:r>
@@ -1405,9 +1594,19 @@
           <w:color w:val="000000" w:themeColor="text1"/>
           <w:sz w:val="24"/>
           <w:szCs w:val="24"/>
-          <w:lang/>
-        </w:rPr>
-      </w:pPr>
+        </w:rPr>
+      </w:pPr>
+    </w:p>
+    <w:p>
+      <w:pPr>
+        <w:pStyle w:val="Stijl3"/>
+        <w:rPr>
+          <w:rFonts w:ascii="Calibri" w:hAnsi="Calibri" w:cs="Calibri"/>
+        </w:rPr>
+      </w:pPr>
+      <w:r>
+        <w:t>3. Samenvatting WIfI-score</w:t>
+      </w:r>
     </w:p>
     <w:p>
       <w:pPr>
@@ -1417,18 +1616,75 @@
           <w:color w:val="000000" w:themeColor="text1"/>
           <w:sz w:val="24"/>
           <w:szCs w:val="24"/>
-          <w:lang/>
-        </w:rPr>
-      </w:pPr>
-      <w:r>
-        <w:rPr>
-          <w:rFonts w:ascii="Arial" w:hAnsi="Arial" w:cs="Arial" w:eastAsia="Arial"/>
-          <w:color w:val="000000" w:themeColor="text1"/>
-          <w:sz w:val="24"/>
-          <w:szCs w:val="24"/>
-          <w:lang/>
-        </w:rPr>
-        <w:t>3. Samenvatting WIfI-score</w:t>
+        </w:rPr>
+      </w:pPr>
+      <w:r>
+        <w:rPr>
+          <w:color w:val="000000" w:themeColor="text1"/>
+          <w:sz w:val="24"/>
+          <w:szCs w:val="24"/>
+        </w:rPr>
+        <w:t>W: __</w:t>
+      </w:r>
+      <w:r>
+        <w:rPr>
+          <w:color w:val="000000" w:themeColor="text1"/>
+          <w:sz w:val="24"/>
+          <w:szCs w:val="24"/>
+          <w:lang w:val="en-US"/>
+        </w:rPr>
+        <w:t>____</w:t>
+      </w:r>
+      <w:r>
+        <w:rPr>
+          <w:color w:val="000000" w:themeColor="text1"/>
+          <w:sz w:val="24"/>
+          <w:szCs w:val="24"/>
+        </w:rPr>
+        <w:t>_ / I: _</w:t>
+      </w:r>
+      <w:r>
+        <w:rPr>
+          <w:color w:val="000000" w:themeColor="text1"/>
+          <w:sz w:val="24"/>
+          <w:szCs w:val="24"/>
+          <w:lang w:val="en-US"/>
+        </w:rPr>
+        <w:t>____</w:t>
+      </w:r>
+      <w:r>
+        <w:rPr>
+          <w:color w:val="000000" w:themeColor="text1"/>
+          <w:sz w:val="24"/>
+          <w:szCs w:val="24"/>
+        </w:rPr>
+        <w:t>__ / fI: _</w:t>
+      </w:r>
+      <w:r>
+        <w:rPr>
+          <w:color w:val="000000" w:themeColor="text1"/>
+          <w:sz w:val="24"/>
+          <w:szCs w:val="24"/>
+          <w:lang w:val="en-US"/>
+        </w:rPr>
+        <w:t>__</w:t>
+      </w:r>
+      <w:r>
+        <w:rPr>
+          <w:color w:val="000000" w:themeColor="text1"/>
+          <w:sz w:val="24"/>
+          <w:szCs w:val="24"/>
+          <w:lang w:val="en-US"/>
+        </w:rPr>
+        <w:t>__</w:t>
+      </w:r>
+      <w:r>
+        <w:rPr>
+          <w:color w:val="000000" w:themeColor="text1"/>
+          <w:sz w:val="24"/>
+          <w:szCs w:val="24"/>
+        </w:rPr>
+        <w:t>__</w:t>
       </w:r>
     </w:p>
     <w:p>
@@ -1439,88 +1695,17 @@
           <w:color w:val="000000" w:themeColor="text1"/>
           <w:sz w:val="24"/>
           <w:szCs w:val="24"/>
-          <w:lang/>
-        </w:rPr>
-      </w:pPr>
-      <w:r>
-        <w:rPr>
-          <w:rFonts w:ascii="Arial" w:hAnsi="Arial" w:cs="Arial" w:eastAsia="Arial"/>
-          <w:color w:val="000000" w:themeColor="text1"/>
-          <w:sz w:val="24"/>
-          <w:szCs w:val="24"/>
-          <w:lang/>
-        </w:rPr>
-        <w:t>W: __</w:t>
-      </w:r>
-      <w:r>
-        <w:rPr>
-          <w:rFonts w:ascii="Arial" w:hAnsi="Arial" w:cs="Arial" w:eastAsia="Arial"/>
-          <w:color w:val="000000" w:themeColor="text1"/>
-          <w:sz w:val="24"/>
-          <w:szCs w:val="24"/>
-          <w:lang w:val="en-US"/>
-        </w:rPr>
-        <w:t>____</w:t>
-      </w:r>
-      <w:r>
-        <w:rPr>
-          <w:rFonts w:ascii="Arial" w:hAnsi="Arial" w:cs="Arial" w:eastAsia="Arial"/>
-          <w:color w:val="000000" w:themeColor="text1"/>
-          <w:sz w:val="24"/>
-          <w:szCs w:val="24"/>
-          <w:lang/>
-        </w:rPr>
-        <w:t>_ / I: _</w:t>
-      </w:r>
-      <w:r>
-        <w:rPr>
-          <w:rFonts w:ascii="Arial" w:hAnsi="Arial" w:cs="Arial" w:eastAsia="Arial"/>
-          <w:color w:val="000000" w:themeColor="text1"/>
-          <w:sz w:val="24"/>
-          <w:szCs w:val="24"/>
-          <w:lang w:val="en-US"/>
-        </w:rPr>
-        <w:t>____</w:t>
-      </w:r>
-      <w:r>
-        <w:rPr>
-          <w:rFonts w:ascii="Arial" w:hAnsi="Arial" w:cs="Arial" w:eastAsia="Arial"/>
-          <w:color w:val="000000" w:themeColor="text1"/>
-          <w:sz w:val="24"/>
-          <w:szCs w:val="24"/>
-          <w:lang/>
-        </w:rPr>
-        <w:t>__ / fI: _</w:t>
-      </w:r>
-      <w:r>
-        <w:rPr>
-          <w:rFonts w:ascii="Arial" w:hAnsi="Arial" w:cs="Arial" w:eastAsia="Arial"/>
-          <w:color w:val="000000" w:themeColor="text1"/>
-          <w:sz w:val="24"/>
-          <w:szCs w:val="24"/>
-          <w:lang w:val="en-US"/>
-        </w:rPr>
-        <w:t>__</w:t>
-      </w:r>
-      <w:r>
-        <w:rPr>
-          <w:rFonts w:ascii="Arial" w:hAnsi="Arial" w:cs="Arial" w:eastAsia="Arial"/>
-          <w:color w:val="000000" w:themeColor="text1"/>
-          <w:sz w:val="24"/>
-          <w:szCs w:val="24"/>
-          <w:lang w:val="en-US"/>
-        </w:rPr>
-        <w:t>__</w:t>
-      </w:r>
-      <w:r>
-        <w:rPr>
-          <w:rFonts w:ascii="Arial" w:hAnsi="Arial" w:cs="Arial" w:eastAsia="Arial"/>
-          <w:color w:val="000000" w:themeColor="text1"/>
-          <w:sz w:val="24"/>
-          <w:szCs w:val="24"/>
-          <w:lang/>
-        </w:rPr>
-        <w:t>__</w:t>
+          <w:lang w:val="nl-BE"/>
+        </w:rPr>
+      </w:pPr>
+      <w:r>
+        <w:rPr>
+          <w:color w:val="000000" w:themeColor="text1"/>
+          <w:sz w:val="24"/>
+          <w:szCs w:val="24"/>
+          <w:lang w:val="nl-BE"/>
+        </w:rPr>
+        <w:t>Volledige classificatie (bijv. W2 I3 fI1): __________________</w:t>
       </w:r>
     </w:p>
     <w:p>
@@ -1531,52 +1716,35 @@
           <w:color w:val="000000" w:themeColor="text1"/>
           <w:sz w:val="24"/>
           <w:szCs w:val="24"/>
-          <w:lang/>
-        </w:rPr>
-      </w:pPr>
-      <w:r>
-        <w:rPr>
-          <w:rFonts w:ascii="Arial" w:hAnsi="Arial" w:cs="Arial" w:eastAsia="Arial"/>
-          <w:color w:val="000000" w:themeColor="text1"/>
-          <w:sz w:val="24"/>
-          <w:szCs w:val="24"/>
-          <w:lang/>
-        </w:rPr>
-        <w:t>Volledige classificatie (bijv. W2 I3 fI1): __________________</w:t>
-      </w:r>
-    </w:p>
-    <w:p>
-      <w:pPr>
-        <w:spacing w:after="0" w:line="360" w:lineRule="auto"/>
-        <w:rPr>
-          <w:rFonts w:ascii="Calibri" w:hAnsi="Calibri" w:cs="Calibri"/>
-          <w:color w:val="000000" w:themeColor="text1"/>
-          <w:sz w:val="24"/>
-          <w:szCs w:val="24"/>
-          <w:lang/>
-        </w:rPr>
-      </w:pPr>
-    </w:p>
-    <w:p>
-      <w:pPr>
-        <w:spacing w:after="0" w:line="360" w:lineRule="auto"/>
-        <w:rPr>
-          <w:rFonts w:ascii="Calibri" w:hAnsi="Calibri" w:cs="Calibri"/>
-          <w:color w:val="000000" w:themeColor="text1"/>
-          <w:sz w:val="24"/>
-          <w:szCs w:val="24"/>
-          <w:lang/>
-        </w:rPr>
-      </w:pPr>
-      <w:r>
-        <w:rPr>
-          <w:rFonts w:ascii="Arial" w:hAnsi="Arial" w:cs="Arial" w:eastAsia="Arial"/>
-          <w:color w:val="000000" w:themeColor="text1"/>
-          <w:sz w:val="24"/>
-          <w:szCs w:val="24"/>
-          <w:lang/>
-        </w:rPr>
-        <w:t>4. Klinisch stadium (amputatierisico)</w:t>
+          <w:lang w:val="nl-BE"/>
+        </w:rPr>
+      </w:pPr>
+    </w:p>
+    <w:p>
+      <w:pPr>
+        <w:pStyle w:val="Stijl3"/>
+        <w:rPr>
+          <w:rFonts w:ascii="Calibri" w:hAnsi="Calibri" w:cs="Calibri"/>
+        </w:rPr>
+      </w:pPr>
+      <w:r>
+        <w:t xml:space="preserve">4. </w:t>
+      </w:r>
+      <w:proofErr w:type="spellStart"/>
+      <w:r>
+        <w:t>Klinisch</w:t>
+      </w:r>
+      <w:proofErr w:type="spellEnd"/>
+      <w:r>
+        <w:t xml:space="preserve"> stadium (</w:t>
+      </w:r>
+      <w:proofErr w:type="spellStart"/>
+      <w:r>
+        <w:t>amputatierisico</w:t>
+      </w:r>
+      <w:proofErr w:type="spellEnd"/>
+      <w:r>
+        <w:t>)</w:t>
       </w:r>
     </w:p>
     <w:p>
@@ -1591,7 +1759,6 @@
           <w:color w:val="000000" w:themeColor="text1"/>
           <w:sz w:val="24"/>
           <w:szCs w:val="24"/>
-          <w:lang/>
         </w:rPr>
       </w:pPr>
       <w:r>
@@ -1600,17 +1767,14 @@
           <w:color w:val="000000" w:themeColor="text1"/>
           <w:sz w:val="24"/>
           <w:szCs w:val="24"/>
-          <w:lang/>
         </w:rPr>
         <w:t>☐</w:t>
       </w:r>
       <w:r>
         <w:rPr>
-          <w:rFonts w:ascii="Arial" w:hAnsi="Arial" w:cs="Arial" w:eastAsia="Arial"/>
-          <w:color w:val="000000" w:themeColor="text1"/>
-          <w:sz w:val="24"/>
-          <w:szCs w:val="24"/>
-          <w:lang/>
+          <w:color w:val="000000" w:themeColor="text1"/>
+          <w:sz w:val="24"/>
+          <w:szCs w:val="24"/>
         </w:rPr>
         <w:t xml:space="preserve"> Stadium 1: Zeer laag risico </w:t>
       </w:r>
@@ -1627,7 +1791,6 @@
           <w:color w:val="000000" w:themeColor="text1"/>
           <w:sz w:val="24"/>
           <w:szCs w:val="24"/>
-          <w:lang/>
         </w:rPr>
       </w:pPr>
       <w:r>
@@ -1636,17 +1799,14 @@
           <w:color w:val="000000" w:themeColor="text1"/>
           <w:sz w:val="24"/>
           <w:szCs w:val="24"/>
-          <w:lang/>
         </w:rPr>
         <w:t>☐</w:t>
       </w:r>
       <w:r>
         <w:rPr>
-          <w:rFonts w:ascii="Arial" w:hAnsi="Arial" w:cs="Arial" w:eastAsia="Arial"/>
-          <w:color w:val="000000" w:themeColor="text1"/>
-          <w:sz w:val="24"/>
-          <w:szCs w:val="24"/>
-          <w:lang/>
+          <w:color w:val="000000" w:themeColor="text1"/>
+          <w:sz w:val="24"/>
+          <w:szCs w:val="24"/>
         </w:rPr>
         <w:t xml:space="preserve"> Stadium 2: Laag risico </w:t>
       </w:r>
@@ -1663,7 +1823,6 @@
           <w:color w:val="000000" w:themeColor="text1"/>
           <w:sz w:val="24"/>
           <w:szCs w:val="24"/>
-          <w:lang/>
         </w:rPr>
       </w:pPr>
       <w:r>
@@ -1672,17 +1831,14 @@
           <w:color w:val="000000" w:themeColor="text1"/>
           <w:sz w:val="24"/>
           <w:szCs w:val="24"/>
-          <w:lang/>
         </w:rPr>
         <w:t>☐</w:t>
       </w:r>
       <w:r>
         <w:rPr>
-          <w:rFonts w:ascii="Arial" w:hAnsi="Arial" w:cs="Arial" w:eastAsia="Arial"/>
-          <w:color w:val="000000" w:themeColor="text1"/>
-          <w:sz w:val="24"/>
-          <w:szCs w:val="24"/>
-          <w:lang/>
+          <w:color w:val="000000" w:themeColor="text1"/>
+          <w:sz w:val="24"/>
+          <w:szCs w:val="24"/>
         </w:rPr>
         <w:t xml:space="preserve"> Stadium 3: Matig risico </w:t>
       </w:r>
@@ -1699,7 +1855,6 @@
           <w:color w:val="000000" w:themeColor="text1"/>
           <w:sz w:val="24"/>
           <w:szCs w:val="24"/>
-          <w:lang/>
         </w:rPr>
       </w:pPr>
       <w:r>
@@ -1708,17 +1863,14 @@
           <w:color w:val="000000" w:themeColor="text1"/>
           <w:sz w:val="24"/>
           <w:szCs w:val="24"/>
-          <w:lang/>
         </w:rPr>
         <w:t>☐</w:t>
       </w:r>
       <w:r>
         <w:rPr>
-          <w:rFonts w:ascii="Arial" w:hAnsi="Arial" w:cs="Arial" w:eastAsia="Arial"/>
-          <w:color w:val="000000" w:themeColor="text1"/>
-          <w:sz w:val="24"/>
-          <w:szCs w:val="24"/>
-          <w:lang/>
+          <w:color w:val="000000" w:themeColor="text1"/>
+          <w:sz w:val="24"/>
+          <w:szCs w:val="24"/>
         </w:rPr>
         <w:t xml:space="preserve"> Stadium 4: Hoog risico </w:t>
       </w:r>
@@ -1749,24 +1901,12 @@
     </w:p>
     <w:p>
       <w:pPr>
-        <w:spacing w:after="0" w:line="360" w:lineRule="auto"/>
-        <w:rPr>
-          <w:rFonts w:ascii="Calibri" w:hAnsi="Calibri" w:cs="Calibri"/>
-          <w:color w:val="000000" w:themeColor="text1"/>
-          <w:sz w:val="24"/>
-          <w:szCs w:val="24"/>
-          <w:lang/>
-        </w:rPr>
-      </w:pPr>
-      <w:r>
-        <w:rPr>
-          <w:rFonts w:ascii="Arial" w:hAnsi="Arial" w:cs="Arial" w:eastAsia="Arial"/>
-          <w:color w:val="000000" w:themeColor="text1"/>
-          <w:sz w:val="24"/>
-          <w:szCs w:val="24"/>
-          <w:lang/>
-        </w:rPr>
-        <w:lastRenderedPageBreak/>
+        <w:pStyle w:val="Stijl3"/>
+        <w:rPr>
+          <w:rFonts w:ascii="Calibri" w:hAnsi="Calibri" w:cs="Calibri"/>
+        </w:rPr>
+      </w:pPr>
+      <w:r>
         <w:t>5. Klinische interpretatie</w:t>
       </w:r>
     </w:p>
@@ -1782,7 +1922,6 @@
           <w:color w:val="000000" w:themeColor="text1"/>
           <w:sz w:val="24"/>
           <w:szCs w:val="24"/>
-          <w:lang/>
         </w:rPr>
       </w:pPr>
       <w:r>
@@ -1791,17 +1930,15 @@
           <w:color w:val="000000" w:themeColor="text1"/>
           <w:sz w:val="24"/>
           <w:szCs w:val="24"/>
-          <w:lang/>
-        </w:rPr>
+        </w:rPr>
+        <w:lastRenderedPageBreak/>
         <w:t>☐</w:t>
       </w:r>
       <w:r>
         <w:rPr>
-          <w:rFonts w:ascii="Arial" w:hAnsi="Arial" w:cs="Arial" w:eastAsia="Arial"/>
-          <w:color w:val="000000" w:themeColor="text1"/>
-          <w:sz w:val="24"/>
-          <w:szCs w:val="24"/>
-          <w:lang/>
+          <w:color w:val="000000" w:themeColor="text1"/>
+          <w:sz w:val="24"/>
+          <w:szCs w:val="24"/>
         </w:rPr>
         <w:t xml:space="preserve"> Laag risico op amputatie </w:t>
       </w:r>
@@ -1818,7 +1955,6 @@
           <w:color w:val="000000" w:themeColor="text1"/>
           <w:sz w:val="24"/>
           <w:szCs w:val="24"/>
-          <w:lang/>
         </w:rPr>
       </w:pPr>
       <w:r>
@@ -1827,17 +1963,14 @@
           <w:color w:val="000000" w:themeColor="text1"/>
           <w:sz w:val="24"/>
           <w:szCs w:val="24"/>
-          <w:lang/>
         </w:rPr>
         <w:t>☐</w:t>
       </w:r>
       <w:r>
         <w:rPr>
-          <w:rFonts w:ascii="Arial" w:hAnsi="Arial" w:cs="Arial" w:eastAsia="Arial"/>
-          <w:color w:val="000000" w:themeColor="text1"/>
-          <w:sz w:val="24"/>
-          <w:szCs w:val="24"/>
-          <w:lang/>
+          <w:color w:val="000000" w:themeColor="text1"/>
+          <w:sz w:val="24"/>
+          <w:szCs w:val="24"/>
         </w:rPr>
         <w:t xml:space="preserve"> Matig risico </w:t>
       </w:r>
@@ -1854,7 +1987,6 @@
           <w:color w:val="000000" w:themeColor="text1"/>
           <w:sz w:val="24"/>
           <w:szCs w:val="24"/>
-          <w:lang/>
         </w:rPr>
       </w:pPr>
       <w:r>
@@ -1863,17 +1995,14 @@
           <w:color w:val="000000" w:themeColor="text1"/>
           <w:sz w:val="24"/>
           <w:szCs w:val="24"/>
-          <w:lang/>
         </w:rPr>
         <w:t>☐</w:t>
       </w:r>
       <w:r>
         <w:rPr>
-          <w:rFonts w:ascii="Arial" w:hAnsi="Arial" w:cs="Arial" w:eastAsia="Arial"/>
-          <w:color w:val="000000" w:themeColor="text1"/>
-          <w:sz w:val="24"/>
-          <w:szCs w:val="24"/>
-          <w:lang/>
+          <w:color w:val="000000" w:themeColor="text1"/>
+          <w:sz w:val="24"/>
+          <w:szCs w:val="24"/>
         </w:rPr>
         <w:t xml:space="preserve"> Hoog risico </w:t>
       </w:r>
@@ -1886,16 +2015,13 @@
           <w:color w:val="000000" w:themeColor="text1"/>
           <w:sz w:val="24"/>
           <w:szCs w:val="24"/>
-          <w:lang/>
-        </w:rPr>
-      </w:pPr>
-      <w:r>
-        <w:rPr>
-          <w:rFonts w:ascii="Arial" w:hAnsi="Arial" w:cs="Arial" w:eastAsia="Arial"/>
-          <w:color w:val="000000" w:themeColor="text1"/>
-          <w:sz w:val="24"/>
-          <w:szCs w:val="24"/>
-          <w:lang/>
+        </w:rPr>
+      </w:pPr>
+      <w:r>
+        <w:rPr>
+          <w:color w:val="000000" w:themeColor="text1"/>
+          <w:sz w:val="24"/>
+          <w:szCs w:val="24"/>
         </w:rPr>
         <w:t>Nood aan revascularisatie:</w:t>
       </w:r>
@@ -1912,7 +2038,6 @@
           <w:color w:val="000000" w:themeColor="text1"/>
           <w:sz w:val="24"/>
           <w:szCs w:val="24"/>
-          <w:lang/>
         </w:rPr>
       </w:pPr>
       <w:r>
@@ -1921,17 +2046,14 @@
           <w:color w:val="000000" w:themeColor="text1"/>
           <w:sz w:val="24"/>
           <w:szCs w:val="24"/>
-          <w:lang/>
         </w:rPr>
         <w:t>☐</w:t>
       </w:r>
       <w:r>
         <w:rPr>
-          <w:rFonts w:ascii="Arial" w:hAnsi="Arial" w:cs="Arial" w:eastAsia="Arial"/>
-          <w:color w:val="000000" w:themeColor="text1"/>
-          <w:sz w:val="24"/>
-          <w:szCs w:val="24"/>
-          <w:lang/>
+          <w:color w:val="000000" w:themeColor="text1"/>
+          <w:sz w:val="24"/>
+          <w:szCs w:val="24"/>
         </w:rPr>
         <w:t xml:space="preserve"> Niet nodig </w:t>
       </w:r>
@@ -1948,7 +2070,6 @@
           <w:color w:val="000000" w:themeColor="text1"/>
           <w:sz w:val="24"/>
           <w:szCs w:val="24"/>
-          <w:lang/>
         </w:rPr>
       </w:pPr>
       <w:r>
@@ -1957,17 +2078,14 @@
           <w:color w:val="000000" w:themeColor="text1"/>
           <w:sz w:val="24"/>
           <w:szCs w:val="24"/>
-          <w:lang/>
         </w:rPr>
         <w:t>☐</w:t>
       </w:r>
       <w:r>
         <w:rPr>
-          <w:rFonts w:ascii="Arial" w:hAnsi="Arial" w:cs="Arial" w:eastAsia="Arial"/>
-          <w:color w:val="000000" w:themeColor="text1"/>
-          <w:sz w:val="24"/>
-          <w:szCs w:val="24"/>
-          <w:lang/>
+          <w:color w:val="000000" w:themeColor="text1"/>
+          <w:sz w:val="24"/>
+          <w:szCs w:val="24"/>
         </w:rPr>
         <w:t xml:space="preserve"> Overwegen </w:t>
       </w:r>
@@ -1984,7 +2102,6 @@
           <w:color w:val="000000" w:themeColor="text1"/>
           <w:sz w:val="24"/>
           <w:szCs w:val="24"/>
-          <w:lang/>
         </w:rPr>
       </w:pPr>
       <w:r>
@@ -1993,17 +2110,14 @@
           <w:color w:val="000000" w:themeColor="text1"/>
           <w:sz w:val="24"/>
           <w:szCs w:val="24"/>
-          <w:lang/>
         </w:rPr>
         <w:t>☐</w:t>
       </w:r>
       <w:r>
         <w:rPr>
-          <w:rFonts w:ascii="Arial" w:hAnsi="Arial" w:cs="Arial" w:eastAsia="Arial"/>
-          <w:color w:val="000000" w:themeColor="text1"/>
-          <w:sz w:val="24"/>
-          <w:szCs w:val="24"/>
-          <w:lang/>
+          <w:color w:val="000000" w:themeColor="text1"/>
+          <w:sz w:val="24"/>
+          <w:szCs w:val="24"/>
         </w:rPr>
         <w:t xml:space="preserve"> Sterk aanbevolen </w:t>
       </w:r>
@@ -2016,30 +2130,26 @@
           <w:color w:val="000000" w:themeColor="text1"/>
           <w:sz w:val="24"/>
           <w:szCs w:val="24"/>
-          <w:lang/>
-        </w:rPr>
-      </w:pPr>
-    </w:p>
-    <w:p>
-      <w:pPr>
-        <w:spacing w:after="0" w:line="360" w:lineRule="auto"/>
-        <w:rPr>
-          <w:rFonts w:ascii="Calibri" w:hAnsi="Calibri" w:cs="Calibri"/>
-          <w:color w:val="000000" w:themeColor="text1"/>
-          <w:sz w:val="24"/>
-          <w:szCs w:val="24"/>
-          <w:lang/>
-        </w:rPr>
-      </w:pPr>
-      <w:r>
-        <w:rPr>
-          <w:rFonts w:ascii="Arial" w:hAnsi="Arial" w:cs="Arial" w:eastAsia="Arial"/>
-          <w:color w:val="000000" w:themeColor="text1"/>
-          <w:sz w:val="24"/>
-          <w:szCs w:val="24"/>
-          <w:lang/>
-        </w:rPr>
-        <w:t>6. Beleid / Actie</w:t>
+        </w:rPr>
+      </w:pPr>
+    </w:p>
+    <w:p>
+      <w:pPr>
+        <w:pStyle w:val="Stijl3"/>
+        <w:rPr>
+          <w:rFonts w:ascii="Calibri" w:hAnsi="Calibri" w:cs="Calibri"/>
+        </w:rPr>
+      </w:pPr>
+      <w:r>
+        <w:t xml:space="preserve">6. </w:t>
+      </w:r>
+      <w:proofErr w:type="gramStart"/>
+      <w:r>
+        <w:t>Beleid /</w:t>
+      </w:r>
+      <w:proofErr w:type="gramEnd"/>
+      <w:r>
+        <w:t xml:space="preserve"> Actie</w:t>
       </w:r>
     </w:p>
     <w:p>
@@ -2054,7 +2164,6 @@
           <w:color w:val="000000" w:themeColor="text1"/>
           <w:sz w:val="24"/>
           <w:szCs w:val="24"/>
-          <w:lang/>
         </w:rPr>
       </w:pPr>
       <w:r>
@@ -2063,17 +2172,14 @@
           <w:color w:val="000000" w:themeColor="text1"/>
           <w:sz w:val="24"/>
           <w:szCs w:val="24"/>
-          <w:lang/>
         </w:rPr>
         <w:t>☐</w:t>
       </w:r>
       <w:r>
         <w:rPr>
-          <w:rFonts w:ascii="Arial" w:hAnsi="Arial" w:cs="Arial" w:eastAsia="Arial"/>
-          <w:color w:val="000000" w:themeColor="text1"/>
-          <w:sz w:val="24"/>
-          <w:szCs w:val="24"/>
-          <w:lang/>
+          <w:color w:val="000000" w:themeColor="text1"/>
+          <w:sz w:val="24"/>
+          <w:szCs w:val="24"/>
         </w:rPr>
         <w:t xml:space="preserve"> Wondzorg </w:t>
       </w:r>
@@ -2090,7 +2196,6 @@
           <w:color w:val="000000" w:themeColor="text1"/>
           <w:sz w:val="24"/>
           <w:szCs w:val="24"/>
-          <w:lang/>
         </w:rPr>
       </w:pPr>
       <w:r>
@@ -2099,17 +2204,14 @@
           <w:color w:val="000000" w:themeColor="text1"/>
           <w:sz w:val="24"/>
           <w:szCs w:val="24"/>
-          <w:lang/>
         </w:rPr>
         <w:t>☐</w:t>
       </w:r>
       <w:r>
         <w:rPr>
-          <w:rFonts w:ascii="Arial" w:hAnsi="Arial" w:cs="Arial" w:eastAsia="Arial"/>
-          <w:color w:val="000000" w:themeColor="text1"/>
-          <w:sz w:val="24"/>
-          <w:szCs w:val="24"/>
-          <w:lang/>
+          <w:color w:val="000000" w:themeColor="text1"/>
+          <w:sz w:val="24"/>
+          <w:szCs w:val="24"/>
         </w:rPr>
         <w:t xml:space="preserve"> Antibiotica </w:t>
       </w:r>
@@ -2126,7 +2228,6 @@
           <w:color w:val="000000" w:themeColor="text1"/>
           <w:sz w:val="24"/>
           <w:szCs w:val="24"/>
-          <w:lang/>
         </w:rPr>
       </w:pPr>
       <w:r>
@@ -2135,17 +2236,14 @@
           <w:color w:val="000000" w:themeColor="text1"/>
           <w:sz w:val="24"/>
           <w:szCs w:val="24"/>
-          <w:lang/>
         </w:rPr>
         <w:t>☐</w:t>
       </w:r>
       <w:r>
         <w:rPr>
-          <w:rFonts w:ascii="Arial" w:hAnsi="Arial" w:cs="Arial" w:eastAsia="Arial"/>
-          <w:color w:val="000000" w:themeColor="text1"/>
-          <w:sz w:val="24"/>
-          <w:szCs w:val="24"/>
-          <w:lang/>
+          <w:color w:val="000000" w:themeColor="text1"/>
+          <w:sz w:val="24"/>
+          <w:szCs w:val="24"/>
         </w:rPr>
         <w:t xml:space="preserve"> Drukontlasting (offloading) </w:t>
       </w:r>
@@ -2162,7 +2260,6 @@
           <w:color w:val="000000" w:themeColor="text1"/>
           <w:sz w:val="24"/>
           <w:szCs w:val="24"/>
-          <w:lang/>
         </w:rPr>
       </w:pPr>
       <w:r>
@@ -2171,17 +2268,14 @@
           <w:color w:val="000000" w:themeColor="text1"/>
           <w:sz w:val="24"/>
           <w:szCs w:val="24"/>
-          <w:lang/>
         </w:rPr>
         <w:t>☐</w:t>
       </w:r>
       <w:r>
         <w:rPr>
-          <w:rFonts w:ascii="Arial" w:hAnsi="Arial" w:cs="Arial" w:eastAsia="Arial"/>
-          <w:color w:val="000000" w:themeColor="text1"/>
-          <w:sz w:val="24"/>
-          <w:szCs w:val="24"/>
-          <w:lang/>
+          <w:color w:val="000000" w:themeColor="text1"/>
+          <w:sz w:val="24"/>
+          <w:szCs w:val="24"/>
         </w:rPr>
         <w:t xml:space="preserve"> Verwijzing vaatchirurgie </w:t>
       </w:r>
@@ -2198,7 +2292,6 @@
           <w:color w:val="000000" w:themeColor="text1"/>
           <w:sz w:val="24"/>
           <w:szCs w:val="24"/>
-          <w:lang/>
         </w:rPr>
       </w:pPr>
       <w:r>
@@ -2207,17 +2300,14 @@
           <w:color w:val="000000" w:themeColor="text1"/>
           <w:sz w:val="24"/>
           <w:szCs w:val="24"/>
-          <w:lang/>
         </w:rPr>
         <w:t>☐</w:t>
       </w:r>
       <w:r>
         <w:rPr>
-          <w:rFonts w:ascii="Arial" w:hAnsi="Arial" w:cs="Arial" w:eastAsia="Arial"/>
-          <w:color w:val="000000" w:themeColor="text1"/>
-          <w:sz w:val="24"/>
-          <w:szCs w:val="24"/>
-          <w:lang/>
+          <w:color w:val="000000" w:themeColor="text1"/>
+          <w:sz w:val="24"/>
+          <w:szCs w:val="24"/>
         </w:rPr>
         <w:t xml:space="preserve"> Revascularisatie gepland </w:t>
       </w:r>
@@ -2234,7 +2324,6 @@
           <w:color w:val="000000" w:themeColor="text1"/>
           <w:sz w:val="24"/>
           <w:szCs w:val="24"/>
-          <w:lang/>
         </w:rPr>
       </w:pPr>
       <w:r>
@@ -2243,17 +2332,14 @@
           <w:color w:val="000000" w:themeColor="text1"/>
           <w:sz w:val="24"/>
           <w:szCs w:val="24"/>
-          <w:lang/>
         </w:rPr>
         <w:t>☐</w:t>
       </w:r>
       <w:r>
         <w:rPr>
-          <w:rFonts w:ascii="Arial" w:hAnsi="Arial" w:cs="Arial" w:eastAsia="Arial"/>
-          <w:color w:val="000000" w:themeColor="text1"/>
-          <w:sz w:val="24"/>
-          <w:szCs w:val="24"/>
-          <w:lang/>
+          <w:color w:val="000000" w:themeColor="text1"/>
+          <w:sz w:val="24"/>
+          <w:szCs w:val="24"/>
         </w:rPr>
         <w:t xml:space="preserve"> Multidisciplinair voetenteam </w:t>
       </w:r>
@@ -2270,7 +2356,6 @@
           <w:color w:val="000000" w:themeColor="text1"/>
           <w:sz w:val="24"/>
           <w:szCs w:val="24"/>
-          <w:lang/>
         </w:rPr>
       </w:pPr>
       <w:r>
@@ -2279,17 +2364,14 @@
           <w:color w:val="000000" w:themeColor="text1"/>
           <w:sz w:val="24"/>
           <w:szCs w:val="24"/>
-          <w:lang/>
         </w:rPr>
         <w:t>☐</w:t>
       </w:r>
       <w:r>
         <w:rPr>
-          <w:rFonts w:ascii="Arial" w:hAnsi="Arial" w:cs="Arial" w:eastAsia="Arial"/>
-          <w:color w:val="000000" w:themeColor="text1"/>
-          <w:sz w:val="24"/>
-          <w:szCs w:val="24"/>
-          <w:lang/>
+          <w:color w:val="000000" w:themeColor="text1"/>
+          <w:sz w:val="24"/>
+          <w:szCs w:val="24"/>
         </w:rPr>
         <w:t xml:space="preserve"> Aanpassing schoeisel/orthese </w:t>
       </w:r>
@@ -2311,7 +2393,6 @@
           <w:color w:val="000000" w:themeColor="text1"/>
           <w:sz w:val="24"/>
           <w:szCs w:val="24"/>
-          <w:lang/>
         </w:rPr>
       </w:pPr>
       <w:r>
@@ -2320,23 +2401,19 @@
           <w:color w:val="000000" w:themeColor="text1"/>
           <w:sz w:val="24"/>
           <w:szCs w:val="24"/>
-          <w:lang/>
         </w:rPr>
         <w:t>☐</w:t>
       </w:r>
       <w:r>
         <w:rPr>
-          <w:rFonts w:ascii="Arial" w:hAnsi="Arial" w:cs="Arial" w:eastAsia="Arial"/>
-          <w:color w:val="000000" w:themeColor="text1"/>
-          <w:sz w:val="24"/>
-          <w:szCs w:val="24"/>
-          <w:lang/>
+          <w:color w:val="000000" w:themeColor="text1"/>
+          <w:sz w:val="24"/>
+          <w:szCs w:val="24"/>
         </w:rPr>
         <w:t xml:space="preserve"> Anders: </w:t>
       </w:r>
       <w:r>
         <w:rPr>
-          <w:rFonts w:ascii="Arial" w:hAnsi="Arial" w:cs="Arial" w:eastAsia="Arial"/>
           <w:color w:val="000000" w:themeColor="text1"/>
           <w:sz w:val="24"/>
           <w:szCs w:val="24"/>
@@ -2353,7 +2430,7 @@
       <w:footerReference w:type="default" r:id="rId14"/>
       <w:headerReference w:type="first" r:id="rId15"/>
       <w:footerReference w:type="first" r:id="rId16"/>
-      <w:pgSz w:w="11906" w:h="16838" w:orient="portrait"/>
+      <w:pgSz w:w="11906" w:h="16838"/>
       <w:pgMar w:top="1440" w:right="1440" w:bottom="1440" w:left="1440" w:header="708" w:footer="708" w:gutter="0"/>
       <w:cols w:space="708"/>
       <w:docGrid w:linePitch="360"/>
@@ -2363,7 +2440,7 @@
 </file>
 
 <file path=word/endnotes.xml><?xml version="1.0" encoding="utf-8"?>
-<w:endnotes xmlns:wpc="http://schemas.microsoft.com/office/word/2010/wordprocessingCanvas" xmlns:cx="http://schemas.microsoft.com/office/drawing/2014/chartex" xmlns:cx1="http://schemas.microsoft.com/office/drawing/2015/9/8/chartex" xmlns:cx2="http://schemas.microsoft.com/office/drawing/2015/10/21/chartex" xmlns:cx3="http://schemas.microsoft.com/office/drawing/2016/5/9/chartex" xmlns:cx4="http://schemas.microsoft.com/office/drawing/2016/5/10/chartex" xmlns:cx5="http://schemas.microsoft.com/office/drawing/2016/5/11/chartex" xmlns:cx6="http://schemas.microsoft.com/office/drawing/2016/5/12/chartex" xmlns:cx7="http://schemas.microsoft.com/office/drawing/2016/5/13/chartex" xmlns:cx8="http://schemas.microsoft.com/office/drawing/2016/5/14/chartex" xmlns:mc="http://schemas.openxmlformats.org/markup-compatibility/2006" xmlns:aink="http://schemas.microsoft.com/office/drawing/2016/ink" xmlns:am3d="http://schemas.microsoft.com/office/drawing/2017/model3d" xmlns:o="urn:schemas-microsoft-com:office:office" xmlns:oel="http://schemas.microsoft.com/office/2019/extlst" xmlns:r="http://schemas.openxmlformats.org/officeDocument/2006/relationships" xmlns:m="http://schemas.openxmlformats.org/officeDocument/2006/math" xmlns:v="urn:schemas-microsoft-com:vml" xmlns:wp14="http://schemas.microsoft.com/office/word/2010/wordprocessingDrawing" xmlns:wp="http://schemas.openxmlformats.org/drawingml/2006/wordprocessingDrawing" xmlns:w10="urn:schemas-microsoft-com:office:word" xmlns:w="http://schemas.openxmlformats.org/wordprocessingml/2006/main" xmlns:w14="http://schemas.microsoft.com/office/word/2010/wordml" xmlns:w15="http://schemas.microsoft.com/office/word/2012/wordml" xmlns:w16cex="http://schemas.microsoft.com/office/word/2018/wordml/cex" xmlns:w16cid="http://schemas.microsoft.com/office/word/2016/wordml/cid" xmlns:w16="http://schemas.microsoft.com/office/word/2018/wordml" xmlns:w16du="http://schemas.microsoft.com/office/word/2023/wordml/word16du" xmlns:w16sdtdh="http://schemas.microsoft.com/office/word/2020/wordml/sdtdatahash" xmlns:w16sdtfl="http://schemas.microsoft.com/office/word/2024/wordml/sdtformatlock" xmlns:w16se="http://schemas.microsoft.com/office/word/2015/wordml/symex" xmlns:wpg="http://schemas.microsoft.com/office/word/2010/wordprocessingGroup" xmlns:wpi="http://schemas.microsoft.com/office/word/2010/wordprocessingInk" xmlns:wne="http://schemas.microsoft.com/office/word/2006/wordml" xmlns:wps="http://schemas.microsoft.com/office/word/2010/wordprocessingShape" mc:Ignorable="w14 w15 w16se w16cid w16 w16cex w16sdtdh w16sdtfl w16du wp14">
+<w:endnotes xmlns:wpc="http://schemas.microsoft.com/office/word/2010/wordprocessingCanvas" xmlns:cx="http://schemas.microsoft.com/office/drawing/2014/chartex" xmlns:cx1="http://schemas.microsoft.com/office/drawing/2015/9/8/chartex" xmlns:cx2="http://schemas.microsoft.com/office/drawing/2015/10/21/chartex" xmlns:cx3="http://schemas.microsoft.com/office/drawing/2016/5/9/chartex" xmlns:cx4="http://schemas.microsoft.com/office/drawing/2016/5/10/chartex" xmlns:cx5="http://schemas.microsoft.com/office/drawing/2016/5/11/chartex" xmlns:cx6="http://schemas.microsoft.com/office/drawing/2016/5/12/chartex" xmlns:cx7="http://schemas.microsoft.com/office/drawing/2016/5/13/chartex" xmlns:cx8="http://schemas.microsoft.com/office/drawing/2016/5/14/chartex" xmlns:mc="http://schemas.openxmlformats.org/markup-compatibility/2006" xmlns:aink="http://schemas.microsoft.com/office/drawing/2016/ink" xmlns:am3d="http://schemas.microsoft.com/office/drawing/2017/model3d" xmlns:o="urn:schemas-microsoft-com:office:office" xmlns:oel="http://schemas.microsoft.com/office/2019/extlst" xmlns:r="http://schemas.openxmlformats.org/officeDocument/2006/relationships" xmlns:m="http://schemas.openxmlformats.org/officeDocument/2006/math" xmlns:v="urn:schemas-microsoft-com:vml" xmlns:wp14="http://schemas.microsoft.com/office/word/2010/wordprocessingDrawing" xmlns:wp="http://schemas.openxmlformats.org/drawingml/2006/wordprocessingDrawing" xmlns:w10="urn:schemas-microsoft-com:office:word" xmlns:w="http://schemas.openxmlformats.org/wordprocessingml/2006/main" xmlns:w14="http://schemas.microsoft.com/office/word/2010/wordml" xmlns:w15="http://schemas.microsoft.com/office/word/2012/wordml" xmlns:w16cei="http://schemas.microsoft.com/office/word/2026/wordml/cei" xmlns:w16cex="http://schemas.microsoft.com/office/word/2018/wordml/cex" xmlns:w16cid="http://schemas.microsoft.com/office/word/2016/wordml/cid" xmlns:w16="http://schemas.microsoft.com/office/word/2018/wordml" xmlns:w16du="http://schemas.microsoft.com/office/word/2023/wordml/word16du" xmlns:w16sdtdh="http://schemas.microsoft.com/office/word/2020/wordml/sdtdatahash" xmlns:w16sdtfl="http://schemas.microsoft.com/office/word/2024/wordml/sdtformatlock" xmlns:w16se="http://schemas.microsoft.com/office/word/2015/wordml/symex" xmlns:wpg="http://schemas.microsoft.com/office/word/2010/wordprocessingGroup" xmlns:wpi="http://schemas.microsoft.com/office/word/2010/wordprocessingInk" xmlns:wne="http://schemas.microsoft.com/office/word/2006/wordml" xmlns:wps="http://schemas.microsoft.com/office/word/2010/wordprocessingShape" mc:Ignorable="w14 w15 w16se w16cid w16 w16cex w16sdtdh w16sdtfl w16du wp14">
   <w:endnote w:type="separator" w:id="-1">
     <w:p>
       <w:pPr>
@@ -2382,17 +2459,17 @@
 </file>
 
 <file path=word/footer1.xml><?xml version="1.0" encoding="utf-8"?>
-<w:ftr xmlns:wpc="http://schemas.microsoft.com/office/word/2010/wordprocessingCanvas" xmlns:cx="http://schemas.microsoft.com/office/drawing/2014/chartex" xmlns:cx1="http://schemas.microsoft.com/office/drawing/2015/9/8/chartex" xmlns:cx2="http://schemas.microsoft.com/office/drawing/2015/10/21/chartex" xmlns:cx3="http://schemas.microsoft.com/office/drawing/2016/5/9/chartex" xmlns:cx4="http://schemas.microsoft.com/office/drawing/2016/5/10/chartex" xmlns:cx5="http://schemas.microsoft.com/office/drawing/2016/5/11/chartex" xmlns:cx6="http://schemas.microsoft.com/office/drawing/2016/5/12/chartex" xmlns:cx7="http://schemas.microsoft.com/office/drawing/2016/5/13/chartex" xmlns:cx8="http://schemas.microsoft.com/office/drawing/2016/5/14/chartex" xmlns:mc="http://schemas.openxmlformats.org/markup-compatibility/2006" xmlns:aink="http://schemas.microsoft.com/office/drawing/2016/ink" xmlns:am3d="http://schemas.microsoft.com/office/drawing/2017/model3d" xmlns:o="urn:schemas-microsoft-com:office:office" xmlns:oel="http://schemas.microsoft.com/office/2019/extlst" xmlns:r="http://schemas.openxmlformats.org/officeDocument/2006/relationships" xmlns:m="http://schemas.openxmlformats.org/officeDocument/2006/math" xmlns:v="urn:schemas-microsoft-com:vml" xmlns:wp14="http://schemas.microsoft.com/office/word/2010/wordprocessingDrawing" xmlns:wp="http://schemas.openxmlformats.org/drawingml/2006/wordprocessingDrawing" xmlns:w10="urn:schemas-microsoft-com:office:word" xmlns:w="http://schemas.openxmlformats.org/wordprocessingml/2006/main" xmlns:w14="http://schemas.microsoft.com/office/word/2010/wordml" xmlns:w15="http://schemas.microsoft.com/office/word/2012/wordml" xmlns:w16cex="http://schemas.microsoft.com/office/word/2018/wordml/cex" xmlns:w16cid="http://schemas.microsoft.com/office/word/2016/wordml/cid" xmlns:w16="http://schemas.microsoft.com/office/word/2018/wordml" xmlns:w16du="http://schemas.microsoft.com/office/word/2023/wordml/word16du" xmlns:w16sdtdh="http://schemas.microsoft.com/office/word/2020/wordml/sdtdatahash" xmlns:w16sdtfl="http://schemas.microsoft.com/office/word/2024/wordml/sdtformatlock" xmlns:w16se="http://schemas.microsoft.com/office/word/2015/wordml/symex" xmlns:wpg="http://schemas.microsoft.com/office/word/2010/wordprocessingGroup" xmlns:wpi="http://schemas.microsoft.com/office/word/2010/wordprocessingInk" xmlns:wne="http://schemas.microsoft.com/office/word/2006/wordml" xmlns:wps="http://schemas.microsoft.com/office/word/2010/wordprocessingShape" mc:Ignorable="w14 w15 w16se w16cid w16 w16cex w16sdtdh w16sdtfl w16du wp14">
+<w:ftr xmlns:wpc="http://schemas.microsoft.com/office/word/2010/wordprocessingCanvas" xmlns:cx="http://schemas.microsoft.com/office/drawing/2014/chartex" xmlns:cx1="http://schemas.microsoft.com/office/drawing/2015/9/8/chartex" xmlns:cx2="http://schemas.microsoft.com/office/drawing/2015/10/21/chartex" xmlns:cx3="http://schemas.microsoft.com/office/drawing/2016/5/9/chartex" xmlns:cx4="http://schemas.microsoft.com/office/drawing/2016/5/10/chartex" xmlns:cx5="http://schemas.microsoft.com/office/drawing/2016/5/11/chartex" xmlns:cx6="http://schemas.microsoft.com/office/drawing/2016/5/12/chartex" xmlns:cx7="http://schemas.microsoft.com/office/drawing/2016/5/13/chartex" xmlns:cx8="http://schemas.microsoft.com/office/drawing/2016/5/14/chartex" xmlns:mc="http://schemas.openxmlformats.org/markup-compatibility/2006" xmlns:aink="http://schemas.microsoft.com/office/drawing/2016/ink" xmlns:am3d="http://schemas.microsoft.com/office/drawing/2017/model3d" xmlns:o="urn:schemas-microsoft-com:office:office" xmlns:oel="http://schemas.microsoft.com/office/2019/extlst" xmlns:r="http://schemas.openxmlformats.org/officeDocument/2006/relationships" xmlns:m="http://schemas.openxmlformats.org/officeDocument/2006/math" xmlns:v="urn:schemas-microsoft-com:vml" xmlns:wp14="http://schemas.microsoft.com/office/word/2010/wordprocessingDrawing" xmlns:wp="http://schemas.openxmlformats.org/drawingml/2006/wordprocessingDrawing" xmlns:w10="urn:schemas-microsoft-com:office:word" xmlns:w="http://schemas.openxmlformats.org/wordprocessingml/2006/main" xmlns:w14="http://schemas.microsoft.com/office/word/2010/wordml" xmlns:w15="http://schemas.microsoft.com/office/word/2012/wordml" xmlns:w16cei="http://schemas.microsoft.com/office/word/2026/wordml/cei" xmlns:w16cex="http://schemas.microsoft.com/office/word/2018/wordml/cex" xmlns:w16cid="http://schemas.microsoft.com/office/word/2016/wordml/cid" xmlns:w16="http://schemas.microsoft.com/office/word/2018/wordml" xmlns:w16du="http://schemas.microsoft.com/office/word/2023/wordml/word16du" xmlns:w16sdtdh="http://schemas.microsoft.com/office/word/2020/wordml/sdtdatahash" xmlns:w16sdtfl="http://schemas.microsoft.com/office/word/2024/wordml/sdtformatlock" xmlns:w16se="http://schemas.microsoft.com/office/word/2015/wordml/symex" xmlns:wpg="http://schemas.microsoft.com/office/word/2010/wordprocessingGroup" xmlns:wpi="http://schemas.microsoft.com/office/word/2010/wordprocessingInk" xmlns:wne="http://schemas.microsoft.com/office/word/2006/wordml" xmlns:wps="http://schemas.microsoft.com/office/word/2010/wordprocessingShape" mc:Ignorable="w14 w15 w16se w16cid w16 w16cex w16sdtdh w16sdtfl w16du wp14">
   <w:p>
     <w:pPr>
-      <w:pStyle w:val="Footer"/>
+      <w:pStyle w:val="Voettekst"/>
     </w:pPr>
   </w:p>
 </w:ftr>
 </file>
 
 <file path=word/footer2.xml><?xml version="1.0" encoding="utf-8"?>
-<w:ftr xmlns:wpc="http://schemas.microsoft.com/office/word/2010/wordprocessingCanvas" xmlns:cx="http://schemas.microsoft.com/office/drawing/2014/chartex" xmlns:cx1="http://schemas.microsoft.com/office/drawing/2015/9/8/chartex" xmlns:cx2="http://schemas.microsoft.com/office/drawing/2015/10/21/chartex" xmlns:cx3="http://schemas.microsoft.com/office/drawing/2016/5/9/chartex" xmlns:cx4="http://schemas.microsoft.com/office/drawing/2016/5/10/chartex" xmlns:cx5="http://schemas.microsoft.com/office/drawing/2016/5/11/chartex" xmlns:cx6="http://schemas.microsoft.com/office/drawing/2016/5/12/chartex" xmlns:cx7="http://schemas.microsoft.com/office/drawing/2016/5/13/chartex" xmlns:cx8="http://schemas.microsoft.com/office/drawing/2016/5/14/chartex" xmlns:mc="http://schemas.openxmlformats.org/markup-compatibility/2006" xmlns:aink="http://schemas.microsoft.com/office/drawing/2016/ink" xmlns:am3d="http://schemas.microsoft.com/office/drawing/2017/model3d" xmlns:o="urn:schemas-microsoft-com:office:office" xmlns:oel="http://schemas.microsoft.com/office/2019/extlst" xmlns:r="http://schemas.openxmlformats.org/officeDocument/2006/relationships" xmlns:m="http://schemas.openxmlformats.org/officeDocument/2006/math" xmlns:v="urn:schemas-microsoft-com:vml" xmlns:wp14="http://schemas.microsoft.com/office/word/2010/wordprocessingDrawing" xmlns:wp="http://schemas.openxmlformats.org/drawingml/2006/wordprocessingDrawing" xmlns:w10="urn:schemas-microsoft-com:office:word" xmlns:w="http://schemas.openxmlformats.org/wordprocessingml/2006/main" xmlns:w14="http://schemas.microsoft.com/office/word/2010/wordml" xmlns:w15="http://schemas.microsoft.com/office/word/2012/wordml" xmlns:w16cex="http://schemas.microsoft.com/office/word/2018/wordml/cex" xmlns:w16cid="http://schemas.microsoft.com/office/word/2016/wordml/cid" xmlns:w16="http://schemas.microsoft.com/office/word/2018/wordml" xmlns:w16du="http://schemas.microsoft.com/office/word/2023/wordml/word16du" xmlns:w16sdtdh="http://schemas.microsoft.com/office/word/2020/wordml/sdtdatahash" xmlns:w16sdtfl="http://schemas.microsoft.com/office/word/2024/wordml/sdtformatlock" xmlns:w16se="http://schemas.microsoft.com/office/word/2015/wordml/symex" xmlns:wpg="http://schemas.microsoft.com/office/word/2010/wordprocessingGroup" xmlns:wpi="http://schemas.microsoft.com/office/word/2010/wordprocessingInk" xmlns:wne="http://schemas.microsoft.com/office/word/2006/wordml" xmlns:wps="http://schemas.microsoft.com/office/word/2010/wordprocessingShape" mc:Ignorable="w14 w15 w16se w16cid w16 w16cex w16sdtdh w16sdtfl w16du wp14">
+<w:ftr xmlns:wpc="http://schemas.microsoft.com/office/word/2010/wordprocessingCanvas" xmlns:cx="http://schemas.microsoft.com/office/drawing/2014/chartex" xmlns:cx1="http://schemas.microsoft.com/office/drawing/2015/9/8/chartex" xmlns:cx2="http://schemas.microsoft.com/office/drawing/2015/10/21/chartex" xmlns:cx3="http://schemas.microsoft.com/office/drawing/2016/5/9/chartex" xmlns:cx4="http://schemas.microsoft.com/office/drawing/2016/5/10/chartex" xmlns:cx5="http://schemas.microsoft.com/office/drawing/2016/5/11/chartex" xmlns:cx6="http://schemas.microsoft.com/office/drawing/2016/5/12/chartex" xmlns:cx7="http://schemas.microsoft.com/office/drawing/2016/5/13/chartex" xmlns:cx8="http://schemas.microsoft.com/office/drawing/2016/5/14/chartex" xmlns:mc="http://schemas.openxmlformats.org/markup-compatibility/2006" xmlns:aink="http://schemas.microsoft.com/office/drawing/2016/ink" xmlns:am3d="http://schemas.microsoft.com/office/drawing/2017/model3d" xmlns:o="urn:schemas-microsoft-com:office:office" xmlns:oel="http://schemas.microsoft.com/office/2019/extlst" xmlns:r="http://schemas.openxmlformats.org/officeDocument/2006/relationships" xmlns:m="http://schemas.openxmlformats.org/officeDocument/2006/math" xmlns:v="urn:schemas-microsoft-com:vml" xmlns:wp14="http://schemas.microsoft.com/office/word/2010/wordprocessingDrawing" xmlns:wp="http://schemas.openxmlformats.org/drawingml/2006/wordprocessingDrawing" xmlns:w10="urn:schemas-microsoft-com:office:word" xmlns:w="http://schemas.openxmlformats.org/wordprocessingml/2006/main" xmlns:w14="http://schemas.microsoft.com/office/word/2010/wordml" xmlns:w15="http://schemas.microsoft.com/office/word/2012/wordml" xmlns:w16cei="http://schemas.microsoft.com/office/word/2026/wordml/cei" xmlns:w16cex="http://schemas.microsoft.com/office/word/2018/wordml/cex" xmlns:w16cid="http://schemas.microsoft.com/office/word/2016/wordml/cid" xmlns:w16="http://schemas.microsoft.com/office/word/2018/wordml" xmlns:w16du="http://schemas.microsoft.com/office/word/2023/wordml/word16du" xmlns:w16sdtdh="http://schemas.microsoft.com/office/word/2020/wordml/sdtdatahash" xmlns:w16sdtfl="http://schemas.microsoft.com/office/word/2024/wordml/sdtformatlock" xmlns:w16se="http://schemas.microsoft.com/office/word/2015/wordml/symex" xmlns:wpg="http://schemas.microsoft.com/office/word/2010/wordprocessingGroup" xmlns:wpi="http://schemas.microsoft.com/office/word/2010/wordprocessingInk" xmlns:wne="http://schemas.microsoft.com/office/word/2006/wordml" xmlns:wps="http://schemas.microsoft.com/office/word/2010/wordprocessingShape" mc:Ignorable="w14 w15 w16se w16cid w16 w16cex w16sdtdh w16sdtfl w16du wp14">
   <w:p>
     <w:pPr>
       <w:pBdr>
@@ -2427,7 +2504,7 @@
                   <pic:cNvPicPr/>
                 </pic:nvPicPr>
                 <pic:blipFill rotWithShape="1">
-                  <a:blip r:embed="rIdTplImgC">
+                  <a:blip r:embed="rId1">
                     <a:extLst>
                       <a:ext uri="{28A0092B-C50C-407E-A947-70E740481C1C}">
                         <a14:useLocalDpi xmlns:a14="http://schemas.microsoft.com/office/drawing/2010/main" val="0"/>
@@ -2476,6 +2553,7 @@
       </w:rPr>
       <w:t>PARADISE-</w:t>
     </w:r>
+    <w:proofErr w:type="spellStart"/>
     <w:proofErr w:type="gramStart"/>
     <w:r>
       <w:rPr>
@@ -2483,7 +2561,16 @@
         <w:sz w:val="16"/>
         <w:szCs w:val="16"/>
       </w:rPr>
-      <w:t>studie  ·</w:t>
+      <w:t>studie</w:t>
+    </w:r>
+    <w:proofErr w:type="spellEnd"/>
+    <w:r>
+      <w:rPr>
+        <w:color w:val="59636E"/>
+        <w:sz w:val="16"/>
+        <w:szCs w:val="16"/>
+      </w:rPr>
+      <w:t xml:space="preserve">  ·</w:t>
     </w:r>
     <w:proofErr w:type="gramEnd"/>
     <w:r>
@@ -2492,7 +2579,61 @@
         <w:sz w:val="16"/>
         <w:szCs w:val="16"/>
       </w:rPr>
-      <w:t xml:space="preserve">  eCRF 38: Classificatie ulcus (WIfI) </w:t>
+      <w:t xml:space="preserve">  eCRF 38: </w:t>
+    </w:r>
+    <w:proofErr w:type="spellStart"/>
+    <w:r>
+      <w:rPr>
+        <w:color w:val="59636E"/>
+        <w:sz w:val="16"/>
+        <w:szCs w:val="16"/>
+      </w:rPr>
+      <w:t>Classificatie</w:t>
+    </w:r>
+    <w:proofErr w:type="spellEnd"/>
+    <w:r>
+      <w:rPr>
+        <w:color w:val="59636E"/>
+        <w:sz w:val="16"/>
+        <w:szCs w:val="16"/>
+      </w:rPr>
+      <w:t xml:space="preserve"> </w:t>
+    </w:r>
+    <w:proofErr w:type="spellStart"/>
+    <w:r>
+      <w:rPr>
+        <w:color w:val="59636E"/>
+        <w:sz w:val="16"/>
+        <w:szCs w:val="16"/>
+      </w:rPr>
+      <w:t>ulcus</w:t>
+    </w:r>
+    <w:proofErr w:type="spellEnd"/>
+    <w:r>
+      <w:rPr>
+        <w:color w:val="59636E"/>
+        <w:sz w:val="16"/>
+        <w:szCs w:val="16"/>
+      </w:rPr>
+      <w:t xml:space="preserve"> (</w:t>
+    </w:r>
+    <w:proofErr w:type="spellStart"/>
+    <w:r>
+      <w:rPr>
+        <w:color w:val="59636E"/>
+        <w:sz w:val="16"/>
+        <w:szCs w:val="16"/>
+      </w:rPr>
+      <w:t>WIfI</w:t>
+    </w:r>
+    <w:proofErr w:type="spellEnd"/>
+    <w:r>
+      <w:rPr>
+        <w:color w:val="59636E"/>
+        <w:sz w:val="16"/>
+        <w:szCs w:val="16"/>
+      </w:rPr>
+      <w:t xml:space="preserve">) </w:t>
     </w:r>
     <w:proofErr w:type="gramStart"/>
     <w:r>
@@ -2501,7 +2642,7 @@
         <w:sz w:val="16"/>
         <w:szCs w:val="16"/>
       </w:rPr>
-      <w:t>·</w:t>
+      <w:t>·  Versie</w:t>
     </w:r>
     <w:proofErr w:type="gramEnd"/>
     <w:r>
@@ -2510,9 +2651,8 @@
         <w:sz w:val="16"/>
         <w:szCs w:val="16"/>
       </w:rPr>
-      <w:t xml:space="preserve">  Versie </w:t>
+      <w:t xml:space="preserve"> </w:t>
     </w:r>
-    <w:proofErr w:type="gramStart"/>
     <w:r>
       <w:rPr>
         <w:i/>
@@ -2523,6 +2663,7 @@
       </w:rPr>
       <w:t xml:space="preserve">[ </w:t>
     </w:r>
+    <w:proofErr w:type="gramStart"/>
     <w:r>
       <w:rPr>
         <w:i/>
@@ -2533,7 +2674,6 @@
       </w:rPr>
       <w:t>1.0</w:t>
     </w:r>
-    <w:proofErr w:type="gramEnd"/>
     <w:r>
       <w:rPr>
         <w:i/>
@@ -2542,9 +2682,26 @@
         <w:sz w:val="16"/>
         <w:szCs w:val="16"/>
       </w:rPr>
-      <w:t xml:space="preserve"> </w:t>
+      <w:t xml:space="preserve"> ]</w:t>
+    </w:r>
+    <w:proofErr w:type="gramEnd"/>
+    <w:r>
+      <w:rPr>
+        <w:color w:val="59636E"/>
+        <w:sz w:val="16"/>
+        <w:szCs w:val="16"/>
+      </w:rPr>
+      <w:t xml:space="preserve">  </w:t>
     </w:r>
     <w:proofErr w:type="gramStart"/>
+    <w:r>
+      <w:rPr>
+        <w:color w:val="59636E"/>
+        <w:sz w:val="16"/>
+        <w:szCs w:val="16"/>
+      </w:rPr>
+      <w:t xml:space="preserve">·  </w:t>
+    </w:r>
     <w:r>
       <w:rPr>
         <w:i/>
@@ -2553,26 +2710,9 @@
         <w:sz w:val="16"/>
         <w:szCs w:val="16"/>
       </w:rPr>
-      <w:t>]</w:t>
-    </w:r>
-    <w:r>
-      <w:rPr>
-        <w:color w:val="59636E"/>
-        <w:sz w:val="16"/>
-        <w:szCs w:val="16"/>
-      </w:rPr>
-      <w:t xml:space="preserve">  ·</w:t>
+      <w:t>[</w:t>
     </w:r>
     <w:proofErr w:type="gramEnd"/>
-    <w:r>
-      <w:rPr>
-        <w:color w:val="59636E"/>
-        <w:sz w:val="16"/>
-        <w:szCs w:val="16"/>
-      </w:rPr>
-      <w:t xml:space="preserve">  </w:t>
-    </w:r>
-    <w:proofErr w:type="gramStart"/>
     <w:r>
       <w:rPr>
         <w:i/>
@@ -2581,7 +2721,7 @@
         <w:sz w:val="16"/>
         <w:szCs w:val="16"/>
       </w:rPr>
-      <w:t xml:space="preserve">[ </w:t>
+      <w:t xml:space="preserve"> </w:t>
     </w:r>
     <w:r>
       <w:rPr>
@@ -2591,9 +2731,9 @@
         <w:sz w:val="16"/>
         <w:szCs w:val="16"/>
       </w:rPr>
-      <w:t>27</w:t>
+      <w:t>27/07/</w:t>
     </w:r>
-    <w:proofErr w:type="gramEnd"/>
+    <w:proofErr w:type="gramStart"/>
     <w:r>
       <w:rPr>
         <w:i/>
@@ -2602,9 +2742,8 @@
         <w:sz w:val="16"/>
         <w:szCs w:val="16"/>
       </w:rPr>
-      <w:t>/07/</w:t>
+      <w:t>2026</w:t>
     </w:r>
-    <w:proofErr w:type="gramStart"/>
     <w:r>
       <w:rPr>
         <w:i/>
@@ -2613,16 +2752,6 @@
         <w:sz w:val="16"/>
         <w:szCs w:val="16"/>
       </w:rPr>
-      <w:t>2026</w:t>
-    </w:r>
-    <w:r>
-      <w:rPr>
-        <w:i/>
-        <w:iCs/>
-        <w:color w:val="59636E"/>
-        <w:sz w:val="16"/>
-        <w:szCs w:val="16"/>
-      </w:rPr>
       <w:t xml:space="preserve"> ]</w:t>
     </w:r>
     <w:proofErr w:type="gramEnd"/>
@@ -2641,8 +2770,18 @@
         <w:sz w:val="16"/>
         <w:szCs w:val="16"/>
       </w:rPr>
-      <w:t>·  Pagina</w:t>
+      <w:t xml:space="preserve">·  </w:t>
     </w:r>
+    <w:proofErr w:type="spellStart"/>
+    <w:r>
+      <w:rPr>
+        <w:color w:val="59636E"/>
+        <w:sz w:val="16"/>
+        <w:szCs w:val="16"/>
+      </w:rPr>
+      <w:t>Pagina</w:t>
+    </w:r>
+    <w:proofErr w:type="spellEnd"/>
     <w:proofErr w:type="gramEnd"/>
     <w:r>
       <w:rPr>
@@ -2747,17 +2886,17 @@
 </file>
 
 <file path=word/footer3.xml><?xml version="1.0" encoding="utf-8"?>
-<w:ftr xmlns:wpc="http://schemas.microsoft.com/office/word/2010/wordprocessingCanvas" xmlns:cx="http://schemas.microsoft.com/office/drawing/2014/chartex" xmlns:cx1="http://schemas.microsoft.com/office/drawing/2015/9/8/chartex" xmlns:cx2="http://schemas.microsoft.com/office/drawing/2015/10/21/chartex" xmlns:cx3="http://schemas.microsoft.com/office/drawing/2016/5/9/chartex" xmlns:cx4="http://schemas.microsoft.com/office/drawing/2016/5/10/chartex" xmlns:cx5="http://schemas.microsoft.com/office/drawing/2016/5/11/chartex" xmlns:cx6="http://schemas.microsoft.com/office/drawing/2016/5/12/chartex" xmlns:cx7="http://schemas.microsoft.com/office/drawing/2016/5/13/chartex" xmlns:cx8="http://schemas.microsoft.com/office/drawing/2016/5/14/chartex" xmlns:mc="http://schemas.openxmlformats.org/markup-compatibility/2006" xmlns:aink="http://schemas.microsoft.com/office/drawing/2016/ink" xmlns:am3d="http://schemas.microsoft.com/office/drawing/2017/model3d" xmlns:o="urn:schemas-microsoft-com:office:office" xmlns:oel="http://schemas.microsoft.com/office/2019/extlst" xmlns:r="http://schemas.openxmlformats.org/officeDocument/2006/relationships" xmlns:m="http://schemas.openxmlformats.org/officeDocument/2006/math" xmlns:v="urn:schemas-microsoft-com:vml" xmlns:wp14="http://schemas.microsoft.com/office/word/2010/wordprocessingDrawing" xmlns:wp="http://schemas.openxmlformats.org/drawingml/2006/wordprocessingDrawing" xmlns:w10="urn:schemas-microsoft-com:office:word" xmlns:w="http://schemas.openxmlformats.org/wordprocessingml/2006/main" xmlns:w14="http://schemas.microsoft.com/office/word/2010/wordml" xmlns:w15="http://schemas.microsoft.com/office/word/2012/wordml" xmlns:w16cex="http://schemas.microsoft.com/office/word/2018/wordml/cex" xmlns:w16cid="http://schemas.microsoft.com/office/word/2016/wordml/cid" xmlns:w16="http://schemas.microsoft.com/office/word/2018/wordml" xmlns:w16du="http://schemas.microsoft.com/office/word/2023/wordml/word16du" xmlns:w16sdtdh="http://schemas.microsoft.com/office/word/2020/wordml/sdtdatahash" xmlns:w16sdtfl="http://schemas.microsoft.com/office/word/2024/wordml/sdtformatlock" xmlns:w16se="http://schemas.microsoft.com/office/word/2015/wordml/symex" xmlns:wpg="http://schemas.microsoft.com/office/word/2010/wordprocessingGroup" xmlns:wpi="http://schemas.microsoft.com/office/word/2010/wordprocessingInk" xmlns:wne="http://schemas.microsoft.com/office/word/2006/wordml" xmlns:wps="http://schemas.microsoft.com/office/word/2010/wordprocessingShape" mc:Ignorable="w14 w15 w16se w16cid w16 w16cex w16sdtdh w16sdtfl w16du wp14">
+<w:ftr xmlns:wpc="http://schemas.microsoft.com/office/word/2010/wordprocessingCanvas" xmlns:cx="http://schemas.microsoft.com/office/drawing/2014/chartex" xmlns:cx1="http://schemas.microsoft.com/office/drawing/2015/9/8/chartex" xmlns:cx2="http://schemas.microsoft.com/office/drawing/2015/10/21/chartex" xmlns:cx3="http://schemas.microsoft.com/office/drawing/2016/5/9/chartex" xmlns:cx4="http://schemas.microsoft.com/office/drawing/2016/5/10/chartex" xmlns:cx5="http://schemas.microsoft.com/office/drawing/2016/5/11/chartex" xmlns:cx6="http://schemas.microsoft.com/office/drawing/2016/5/12/chartex" xmlns:cx7="http://schemas.microsoft.com/office/drawing/2016/5/13/chartex" xmlns:cx8="http://schemas.microsoft.com/office/drawing/2016/5/14/chartex" xmlns:mc="http://schemas.openxmlformats.org/markup-compatibility/2006" xmlns:aink="http://schemas.microsoft.com/office/drawing/2016/ink" xmlns:am3d="http://schemas.microsoft.com/office/drawing/2017/model3d" xmlns:o="urn:schemas-microsoft-com:office:office" xmlns:oel="http://schemas.microsoft.com/office/2019/extlst" xmlns:r="http://schemas.openxmlformats.org/officeDocument/2006/relationships" xmlns:m="http://schemas.openxmlformats.org/officeDocument/2006/math" xmlns:v="urn:schemas-microsoft-com:vml" xmlns:wp14="http://schemas.microsoft.com/office/word/2010/wordprocessingDrawing" xmlns:wp="http://schemas.openxmlformats.org/drawingml/2006/wordprocessingDrawing" xmlns:w10="urn:schemas-microsoft-com:office:word" xmlns:w="http://schemas.openxmlformats.org/wordprocessingml/2006/main" xmlns:w14="http://schemas.microsoft.com/office/word/2010/wordml" xmlns:w15="http://schemas.microsoft.com/office/word/2012/wordml" xmlns:w16cei="http://schemas.microsoft.com/office/word/2026/wordml/cei" xmlns:w16cex="http://schemas.microsoft.com/office/word/2018/wordml/cex" xmlns:w16cid="http://schemas.microsoft.com/office/word/2016/wordml/cid" xmlns:w16="http://schemas.microsoft.com/office/word/2018/wordml" xmlns:w16du="http://schemas.microsoft.com/office/word/2023/wordml/word16du" xmlns:w16sdtdh="http://schemas.microsoft.com/office/word/2020/wordml/sdtdatahash" xmlns:w16sdtfl="http://schemas.microsoft.com/office/word/2024/wordml/sdtformatlock" xmlns:w16se="http://schemas.microsoft.com/office/word/2015/wordml/symex" xmlns:wpg="http://schemas.microsoft.com/office/word/2010/wordprocessingGroup" xmlns:wpi="http://schemas.microsoft.com/office/word/2010/wordprocessingInk" xmlns:wne="http://schemas.microsoft.com/office/word/2006/wordml" xmlns:wps="http://schemas.microsoft.com/office/word/2010/wordprocessingShape" mc:Ignorable="w14 w15 w16se w16cid w16 w16cex w16sdtdh w16sdtfl w16du wp14">
   <w:p>
     <w:pPr>
-      <w:pStyle w:val="Footer"/>
+      <w:pStyle w:val="Voettekst"/>
     </w:pPr>
   </w:p>
 </w:ftr>
 </file>
 
 <file path=word/footnotes.xml><?xml version="1.0" encoding="utf-8"?>
-<w:footnotes xmlns:wpc="http://schemas.microsoft.com/office/word/2010/wordprocessingCanvas" xmlns:cx="http://schemas.microsoft.com/office/drawing/2014/chartex" xmlns:cx1="http://schemas.microsoft.com/office/drawing/2015/9/8/chartex" xmlns:cx2="http://schemas.microsoft.com/office/drawing/2015/10/21/chartex" xmlns:cx3="http://schemas.microsoft.com/office/drawing/2016/5/9/chartex" xmlns:cx4="http://schemas.microsoft.com/office/drawing/2016/5/10/chartex" xmlns:cx5="http://schemas.microsoft.com/office/drawing/2016/5/11/chartex" xmlns:cx6="http://schemas.microsoft.com/office/drawing/2016/5/12/chartex" xmlns:cx7="http://schemas.microsoft.com/office/drawing/2016/5/13/chartex" xmlns:cx8="http://schemas.microsoft.com/office/drawing/2016/5/14/chartex" xmlns:mc="http://schemas.openxmlformats.org/markup-compatibility/2006" xmlns:aink="http://schemas.microsoft.com/office/drawing/2016/ink" xmlns:am3d="http://schemas.microsoft.com/office/drawing/2017/model3d" xmlns:o="urn:schemas-microsoft-com:office:office" xmlns:oel="http://schemas.microsoft.com/office/2019/extlst" xmlns:r="http://schemas.openxmlformats.org/officeDocument/2006/relationships" xmlns:m="http://schemas.openxmlformats.org/officeDocument/2006/math" xmlns:v="urn:schemas-microsoft-com:vml" xmlns:wp14="http://schemas.microsoft.com/office/word/2010/wordprocessingDrawing" xmlns:wp="http://schemas.openxmlformats.org/drawingml/2006/wordprocessingDrawing" xmlns:w10="urn:schemas-microsoft-com:office:word" xmlns:w="http://schemas.openxmlformats.org/wordprocessingml/2006/main" xmlns:w14="http://schemas.microsoft.com/office/word/2010/wordml" xmlns:w15="http://schemas.microsoft.com/office/word/2012/wordml" xmlns:w16cex="http://schemas.microsoft.com/office/word/2018/wordml/cex" xmlns:w16cid="http://schemas.microsoft.com/office/word/2016/wordml/cid" xmlns:w16="http://schemas.microsoft.com/office/word/2018/wordml" xmlns:w16du="http://schemas.microsoft.com/office/word/2023/wordml/word16du" xmlns:w16sdtdh="http://schemas.microsoft.com/office/word/2020/wordml/sdtdatahash" xmlns:w16sdtfl="http://schemas.microsoft.com/office/word/2024/wordml/sdtformatlock" xmlns:w16se="http://schemas.microsoft.com/office/word/2015/wordml/symex" xmlns:wpg="http://schemas.microsoft.com/office/word/2010/wordprocessingGroup" xmlns:wpi="http://schemas.microsoft.com/office/word/2010/wordprocessingInk" xmlns:wne="http://schemas.microsoft.com/office/word/2006/wordml" xmlns:wps="http://schemas.microsoft.com/office/word/2010/wordprocessingShape" mc:Ignorable="w14 w15 w16se w16cid w16 w16cex w16sdtdh w16sdtfl w16du wp14">
+<w:footnotes xmlns:wpc="http://schemas.microsoft.com/office/word/2010/wordprocessingCanvas" xmlns:cx="http://schemas.microsoft.com/office/drawing/2014/chartex" xmlns:cx1="http://schemas.microsoft.com/office/drawing/2015/9/8/chartex" xmlns:cx2="http://schemas.microsoft.com/office/drawing/2015/10/21/chartex" xmlns:cx3="http://schemas.microsoft.com/office/drawing/2016/5/9/chartex" xmlns:cx4="http://schemas.microsoft.com/office/drawing/2016/5/10/chartex" xmlns:cx5="http://schemas.microsoft.com/office/drawing/2016/5/11/chartex" xmlns:cx6="http://schemas.microsoft.com/office/drawing/2016/5/12/chartex" xmlns:cx7="http://schemas.microsoft.com/office/drawing/2016/5/13/chartex" xmlns:cx8="http://schemas.microsoft.com/office/drawing/2016/5/14/chartex" xmlns:mc="http://schemas.openxmlformats.org/markup-compatibility/2006" xmlns:aink="http://schemas.microsoft.com/office/drawing/2016/ink" xmlns:am3d="http://schemas.microsoft.com/office/drawing/2017/model3d" xmlns:o="urn:schemas-microsoft-com:office:office" xmlns:oel="http://schemas.microsoft.com/office/2019/extlst" xmlns:r="http://schemas.openxmlformats.org/officeDocument/2006/relationships" xmlns:m="http://schemas.openxmlformats.org/officeDocument/2006/math" xmlns:v="urn:schemas-microsoft-com:vml" xmlns:wp14="http://schemas.microsoft.com/office/word/2010/wordprocessingDrawing" xmlns:wp="http://schemas.openxmlformats.org/drawingml/2006/wordprocessingDrawing" xmlns:w10="urn:schemas-microsoft-com:office:word" xmlns:w="http://schemas.openxmlformats.org/wordprocessingml/2006/main" xmlns:w14="http://schemas.microsoft.com/office/word/2010/wordml" xmlns:w15="http://schemas.microsoft.com/office/word/2012/wordml" xmlns:w16cei="http://schemas.microsoft.com/office/word/2026/wordml/cei" xmlns:w16cex="http://schemas.microsoft.com/office/word/2018/wordml/cex" xmlns:w16cid="http://schemas.microsoft.com/office/word/2016/wordml/cid" xmlns:w16="http://schemas.microsoft.com/office/word/2018/wordml" xmlns:w16du="http://schemas.microsoft.com/office/word/2023/wordml/word16du" xmlns:w16sdtdh="http://schemas.microsoft.com/office/word/2020/wordml/sdtdatahash" xmlns:w16sdtfl="http://schemas.microsoft.com/office/word/2024/wordml/sdtformatlock" xmlns:w16se="http://schemas.microsoft.com/office/word/2015/wordml/symex" xmlns:wpg="http://schemas.microsoft.com/office/word/2010/wordprocessingGroup" xmlns:wpi="http://schemas.microsoft.com/office/word/2010/wordprocessingInk" xmlns:wne="http://schemas.microsoft.com/office/word/2006/wordml" xmlns:wps="http://schemas.microsoft.com/office/word/2010/wordprocessingShape" mc:Ignorable="w14 w15 w16se w16cid w16 w16cex w16sdtdh w16sdtfl w16du wp14">
   <w:footnote w:type="separator" w:id="-1">
     <w:p>
       <w:pPr>
@@ -2776,20 +2915,19 @@
 </file>
 
 <file path=word/header1.xml><?xml version="1.0" encoding="utf-8"?>
-<w:hdr xmlns:wpc="http://schemas.microsoft.com/office/word/2010/wordprocessingCanvas" xmlns:cx="http://schemas.microsoft.com/office/drawing/2014/chartex" xmlns:cx1="http://schemas.microsoft.com/office/drawing/2015/9/8/chartex" xmlns:cx2="http://schemas.microsoft.com/office/drawing/2015/10/21/chartex" xmlns:cx3="http://schemas.microsoft.com/office/drawing/2016/5/9/chartex" xmlns:cx4="http://schemas.microsoft.com/office/drawing/2016/5/10/chartex" xmlns:cx5="http://schemas.microsoft.com/office/drawing/2016/5/11/chartex" xmlns:cx6="http://schemas.microsoft.com/office/drawing/2016/5/12/chartex" xmlns:cx7="http://schemas.microsoft.com/office/drawing/2016/5/13/chartex" xmlns:cx8="http://schemas.microsoft.com/office/drawing/2016/5/14/chartex" xmlns:mc="http://schemas.openxmlformats.org/markup-compatibility/2006" xmlns:aink="http://schemas.microsoft.com/office/drawing/2016/ink" xmlns:am3d="http://schemas.microsoft.com/office/drawing/2017/model3d" xmlns:o="urn:schemas-microsoft-com:office:office" xmlns:oel="http://schemas.microsoft.com/office/2019/extlst" xmlns:r="http://schemas.openxmlformats.org/officeDocument/2006/relationships" xmlns:m="http://schemas.openxmlformats.org/officeDocument/2006/math" xmlns:v="urn:schemas-microsoft-com:vml" xmlns:wp14="http://schemas.microsoft.com/office/word/2010/wordprocessingDrawing" xmlns:wp="http://schemas.openxmlformats.org/drawingml/2006/wordprocessingDrawing" xmlns:w10="urn:schemas-microsoft-com:office:word" xmlns:w="http://schemas.openxmlformats.org/wordprocessingml/2006/main" xmlns:w14="http://schemas.microsoft.com/office/word/2010/wordml" xmlns:w15="http://schemas.microsoft.com/office/word/2012/wordml" xmlns:w16cex="http://schemas.microsoft.com/office/word/2018/wordml/cex" xmlns:w16cid="http://schemas.microsoft.com/office/word/2016/wordml/cid" xmlns:w16="http://schemas.microsoft.com/office/word/2018/wordml" xmlns:w16du="http://schemas.microsoft.com/office/word/2023/wordml/word16du" xmlns:w16sdtdh="http://schemas.microsoft.com/office/word/2020/wordml/sdtdatahash" xmlns:w16sdtfl="http://schemas.microsoft.com/office/word/2024/wordml/sdtformatlock" xmlns:w16se="http://schemas.microsoft.com/office/word/2015/wordml/symex" xmlns:wpg="http://schemas.microsoft.com/office/word/2010/wordprocessingGroup" xmlns:wpi="http://schemas.microsoft.com/office/word/2010/wordprocessingInk" xmlns:wne="http://schemas.microsoft.com/office/word/2006/wordml" xmlns:wps="http://schemas.microsoft.com/office/word/2010/wordprocessingShape" mc:Ignorable="w14 w15 w16se w16cid w16 w16cex w16sdtdh w16sdtfl w16du wp14">
+<w:hdr xmlns:wpc="http://schemas.microsoft.com/office/word/2010/wordprocessingCanvas" xmlns:cx="http://schemas.microsoft.com/office/drawing/2014/chartex" xmlns:cx1="http://schemas.microsoft.com/office/drawing/2015/9/8/chartex" xmlns:cx2="http://schemas.microsoft.com/office/drawing/2015/10/21/chartex" xmlns:cx3="http://schemas.microsoft.com/office/drawing/2016/5/9/chartex" xmlns:cx4="http://schemas.microsoft.com/office/drawing/2016/5/10/chartex" xmlns:cx5="http://schemas.microsoft.com/office/drawing/2016/5/11/chartex" xmlns:cx6="http://schemas.microsoft.com/office/drawing/2016/5/12/chartex" xmlns:cx7="http://schemas.microsoft.com/office/drawing/2016/5/13/chartex" xmlns:cx8="http://schemas.microsoft.com/office/drawing/2016/5/14/chartex" xmlns:mc="http://schemas.openxmlformats.org/markup-compatibility/2006" xmlns:aink="http://schemas.microsoft.com/office/drawing/2016/ink" xmlns:am3d="http://schemas.microsoft.com/office/drawing/2017/model3d" xmlns:o="urn:schemas-microsoft-com:office:office" xmlns:oel="http://schemas.microsoft.com/office/2019/extlst" xmlns:r="http://schemas.openxmlformats.org/officeDocument/2006/relationships" xmlns:m="http://schemas.openxmlformats.org/officeDocument/2006/math" xmlns:v="urn:schemas-microsoft-com:vml" xmlns:wp14="http://schemas.microsoft.com/office/word/2010/wordprocessingDrawing" xmlns:wp="http://schemas.openxmlformats.org/drawingml/2006/wordprocessingDrawing" xmlns:w10="urn:schemas-microsoft-com:office:word" xmlns:w="http://schemas.openxmlformats.org/wordprocessingml/2006/main" xmlns:w14="http://schemas.microsoft.com/office/word/2010/wordml" xmlns:w15="http://schemas.microsoft.com/office/word/2012/wordml" xmlns:w16cei="http://schemas.microsoft.com/office/word/2026/wordml/cei" xmlns:w16cex="http://schemas.microsoft.com/office/word/2018/wordml/cex" xmlns:w16cid="http://schemas.microsoft.com/office/word/2016/wordml/cid" xmlns:w16="http://schemas.microsoft.com/office/word/2018/wordml" xmlns:w16du="http://schemas.microsoft.com/office/word/2023/wordml/word16du" xmlns:w16sdtdh="http://schemas.microsoft.com/office/word/2020/wordml/sdtdatahash" xmlns:w16sdtfl="http://schemas.microsoft.com/office/word/2024/wordml/sdtformatlock" xmlns:w16se="http://schemas.microsoft.com/office/word/2015/wordml/symex" xmlns:wpg="http://schemas.microsoft.com/office/word/2010/wordprocessingGroup" xmlns:wpi="http://schemas.microsoft.com/office/word/2010/wordprocessingInk" xmlns:wne="http://schemas.microsoft.com/office/word/2006/wordml" xmlns:wps="http://schemas.microsoft.com/office/word/2010/wordprocessingShape" mc:Ignorable="w14 w15 w16se w16cid w16 w16cex w16sdtdh w16sdtfl w16du wp14">
   <w:p>
     <w:pPr>
-      <w:pStyle w:val="Header"/>
+      <w:pStyle w:val="Koptekst"/>
     </w:pPr>
   </w:p>
 </w:hdr>
 </file>
 
 <file path=word/header2.xml><?xml version="1.0" encoding="utf-8"?>
-<w:hdr xmlns:wpc="http://schemas.microsoft.com/office/word/2010/wordprocessingCanvas" xmlns:cx="http://schemas.microsoft.com/office/drawing/2014/chartex" xmlns:cx1="http://schemas.microsoft.com/office/drawing/2015/9/8/chartex" xmlns:cx2="http://schemas.microsoft.com/office/drawing/2015/10/21/chartex" xmlns:cx3="http://schemas.microsoft.com/office/drawing/2016/5/9/chartex" xmlns:cx4="http://schemas.microsoft.com/office/drawing/2016/5/10/chartex" xmlns:cx5="http://schemas.microsoft.com/office/drawing/2016/5/11/chartex" xmlns:cx6="http://schemas.microsoft.com/office/drawing/2016/5/12/chartex" xmlns:cx7="http://schemas.microsoft.com/office/drawing/2016/5/13/chartex" xmlns:cx8="http://schemas.microsoft.com/office/drawing/2016/5/14/chartex" xmlns:mc="http://schemas.openxmlformats.org/markup-compatibility/2006" xmlns:aink="http://schemas.microsoft.com/office/drawing/2016/ink" xmlns:am3d="http://schemas.microsoft.com/office/drawing/2017/model3d" xmlns:o="urn:schemas-microsoft-com:office:office" xmlns:oel="http://schemas.microsoft.com/office/2019/extlst" xmlns:r="http://schemas.openxmlformats.org/officeDocument/2006/relationships" xmlns:m="http://schemas.openxmlformats.org/officeDocument/2006/math" xmlns:v="urn:schemas-microsoft-com:vml" xmlns:wp14="http://schemas.microsoft.com/office/word/2010/wordprocessingDrawing" xmlns:wp="http://schemas.openxmlformats.org/drawingml/2006/wordprocessingDrawing" xmlns:w10="urn:schemas-microsoft-com:office:word" xmlns:w="http://schemas.openxmlformats.org/wordprocessingml/2006/main" xmlns:w14="http://schemas.microsoft.com/office/word/2010/wordml" xmlns:w15="http://schemas.microsoft.com/office/word/2012/wordml" xmlns:w16cex="http://schemas.microsoft.com/office/word/2018/wordml/cex" xmlns:w16cid="http://schemas.microsoft.com/office/word/2016/wordml/cid" xmlns:w16="http://schemas.microsoft.com/office/word/2018/wordml" xmlns:w16du="http://schemas.microsoft.com/office/word/2023/wordml/word16du" xmlns:w16sdtdh="http://schemas.microsoft.com/office/word/2020/wordml/sdtdatahash" xmlns:w16sdtfl="http://schemas.microsoft.com/office/word/2024/wordml/sdtformatlock" xmlns:w16se="http://schemas.microsoft.com/office/word/2015/wordml/symex" xmlns:wpg="http://schemas.microsoft.com/office/word/2010/wordprocessingGroup" xmlns:wpi="http://schemas.microsoft.com/office/word/2010/wordprocessingInk" xmlns:wne="http://schemas.microsoft.com/office/word/2006/wordml" xmlns:wps="http://schemas.microsoft.com/office/word/2010/wordprocessingShape" mc:Ignorable="w14 w15 w16se w16cid w16 w16cex w16sdtdh w16sdtfl w16du wp14">
+<w:hdr xmlns:wpc="http://schemas.microsoft.com/office/word/2010/wordprocessingCanvas" xmlns:cx="http://schemas.microsoft.com/office/drawing/2014/chartex" xmlns:cx1="http://schemas.microsoft.com/office/drawing/2015/9/8/chartex" xmlns:cx2="http://schemas.microsoft.com/office/drawing/2015/10/21/chartex" xmlns:cx3="http://schemas.microsoft.com/office/drawing/2016/5/9/chartex" xmlns:cx4="http://schemas.microsoft.com/office/drawing/2016/5/10/chartex" xmlns:cx5="http://schemas.microsoft.com/office/drawing/2016/5/11/chartex" xmlns:cx6="http://schemas.microsoft.com/office/drawing/2016/5/12/chartex" xmlns:cx7="http://schemas.microsoft.com/office/drawing/2016/5/13/chartex" xmlns:cx8="http://schemas.microsoft.com/office/drawing/2016/5/14/chartex" xmlns:mc="http://schemas.openxmlformats.org/markup-compatibility/2006" xmlns:aink="http://schemas.microsoft.com/office/drawing/2016/ink" xmlns:am3d="http://schemas.microsoft.com/office/drawing/2017/model3d" xmlns:o="urn:schemas-microsoft-com:office:office" xmlns:oel="http://schemas.microsoft.com/office/2019/extlst" xmlns:r="http://schemas.openxmlformats.org/officeDocument/2006/relationships" xmlns:m="http://schemas.openxmlformats.org/officeDocument/2006/math" xmlns:v="urn:schemas-microsoft-com:vml" xmlns:wp14="http://schemas.microsoft.com/office/word/2010/wordprocessingDrawing" xmlns:wp="http://schemas.openxmlformats.org/drawingml/2006/wordprocessingDrawing" xmlns:w10="urn:schemas-microsoft-com:office:word" xmlns:w="http://schemas.openxmlformats.org/wordprocessingml/2006/main" xmlns:w14="http://schemas.microsoft.com/office/word/2010/wordml" xmlns:w15="http://schemas.microsoft.com/office/word/2012/wordml" xmlns:w16cei="http://schemas.microsoft.com/office/word/2026/wordml/cei" xmlns:w16cex="http://schemas.microsoft.com/office/word/2018/wordml/cex" xmlns:w16cid="http://schemas.microsoft.com/office/word/2016/wordml/cid" xmlns:w16="http://schemas.microsoft.com/office/word/2018/wordml" xmlns:w16du="http://schemas.microsoft.com/office/word/2023/wordml/word16du" xmlns:w16sdtdh="http://schemas.microsoft.com/office/word/2020/wordml/sdtdatahash" xmlns:w16sdtfl="http://schemas.microsoft.com/office/word/2024/wordml/sdtformatlock" xmlns:w16se="http://schemas.microsoft.com/office/word/2015/wordml/symex" xmlns:wpg="http://schemas.microsoft.com/office/word/2010/wordprocessingGroup" xmlns:wpi="http://schemas.microsoft.com/office/word/2010/wordprocessingInk" xmlns:wne="http://schemas.microsoft.com/office/word/2006/wordml" xmlns:wps="http://schemas.microsoft.com/office/word/2010/wordprocessingShape" mc:Ignorable="w14 w15 w16se w16cid w16 w16cex w16sdtdh w16sdtfl w16du wp14">
   <w:p>
     <w:pPr>
-      <w:pStyle w:val="Koptekst"/>
       <w:jc w:val="right"/>
     </w:pPr>
     <w:r>
@@ -2833,7 +2971,7 @@
                   <pic:cNvPicPr/>
                 </pic:nvPicPr>
                 <pic:blipFill>
-                  <a:blip r:embed="rIdTplImgA">
+                  <a:blip r:embed="rId1">
                     <a:extLst>
                       <a:ext uri="{28A0092B-C50C-407E-A947-70E740481C1C}">
                         <a14:useLocalDpi xmlns:a14="http://schemas.microsoft.com/office/drawing/2010/main" val="0"/>
@@ -2885,7 +3023,7 @@
                   <pic:cNvPicPr/>
                 </pic:nvPicPr>
                 <pic:blipFill>
-                  <a:blip r:embed="rIdTplImgB">
+                  <a:blip r:embed="rId2">
                     <a:extLst>
                       <a:ext uri="{28A0092B-C50C-407E-A947-70E740481C1C}">
                         <a14:useLocalDpi xmlns:a14="http://schemas.microsoft.com/office/drawing/2010/main" val="0"/>
@@ -2916,17 +3054,17 @@
 </file>
 
 <file path=word/header3.xml><?xml version="1.0" encoding="utf-8"?>
-<w:hdr xmlns:wpc="http://schemas.microsoft.com/office/word/2010/wordprocessingCanvas" xmlns:cx="http://schemas.microsoft.com/office/drawing/2014/chartex" xmlns:cx1="http://schemas.microsoft.com/office/drawing/2015/9/8/chartex" xmlns:cx2="http://schemas.microsoft.com/office/drawing/2015/10/21/chartex" xmlns:cx3="http://schemas.microsoft.com/office/drawing/2016/5/9/chartex" xmlns:cx4="http://schemas.microsoft.com/office/drawing/2016/5/10/chartex" xmlns:cx5="http://schemas.microsoft.com/office/drawing/2016/5/11/chartex" xmlns:cx6="http://schemas.microsoft.com/office/drawing/2016/5/12/chartex" xmlns:cx7="http://schemas.microsoft.com/office/drawing/2016/5/13/chartex" xmlns:cx8="http://schemas.microsoft.com/office/drawing/2016/5/14/chartex" xmlns:mc="http://schemas.openxmlformats.org/markup-compatibility/2006" xmlns:aink="http://schemas.microsoft.com/office/drawing/2016/ink" xmlns:am3d="http://schemas.microsoft.com/office/drawing/2017/model3d" xmlns:o="urn:schemas-microsoft-com:office:office" xmlns:oel="http://schemas.microsoft.com/office/2019/extlst" xmlns:r="http://schemas.openxmlformats.org/officeDocument/2006/relationships" xmlns:m="http://schemas.openxmlformats.org/officeDocument/2006/math" xmlns:v="urn:schemas-microsoft-com:vml" xmlns:wp14="http://schemas.microsoft.com/office/word/2010/wordprocessingDrawing" xmlns:wp="http://schemas.openxmlformats.org/drawingml/2006/wordprocessingDrawing" xmlns:w10="urn:schemas-microsoft-com:office:word" xmlns:w="http://schemas.openxmlformats.org/wordprocessingml/2006/main" xmlns:w14="http://schemas.microsoft.com/office/word/2010/wordml" xmlns:w15="http://schemas.microsoft.com/office/word/2012/wordml" xmlns:w16cex="http://schemas.microsoft.com/office/word/2018/wordml/cex" xmlns:w16cid="http://schemas.microsoft.com/office/word/2016/wordml/cid" xmlns:w16="http://schemas.microsoft.com/office/word/2018/wordml" xmlns:w16du="http://schemas.microsoft.com/office/word/2023/wordml/word16du" xmlns:w16sdtdh="http://schemas.microsoft.com/office/word/2020/wordml/sdtdatahash" xmlns:w16sdtfl="http://schemas.microsoft.com/office/word/2024/wordml/sdtformatlock" xmlns:w16se="http://schemas.microsoft.com/office/word/2015/wordml/symex" xmlns:wpg="http://schemas.microsoft.com/office/word/2010/wordprocessingGroup" xmlns:wpi="http://schemas.microsoft.com/office/word/2010/wordprocessingInk" xmlns:wne="http://schemas.microsoft.com/office/word/2006/wordml" xmlns:wps="http://schemas.microsoft.com/office/word/2010/wordprocessingShape" mc:Ignorable="w14 w15 w16se w16cid w16 w16cex w16sdtdh w16sdtfl w16du wp14">
+<w:hdr xmlns:wpc="http://schemas.microsoft.com/office/word/2010/wordprocessingCanvas" xmlns:cx="http://schemas.microsoft.com/office/drawing/2014/chartex" xmlns:cx1="http://schemas.microsoft.com/office/drawing/2015/9/8/chartex" xmlns:cx2="http://schemas.microsoft.com/office/drawing/2015/10/21/chartex" xmlns:cx3="http://schemas.microsoft.com/office/drawing/2016/5/9/chartex" xmlns:cx4="http://schemas.microsoft.com/office/drawing/2016/5/10/chartex" xmlns:cx5="http://schemas.microsoft.com/office/drawing/2016/5/11/chartex" xmlns:cx6="http://schemas.microsoft.com/office/drawing/2016/5/12/chartex" xmlns:cx7="http://schemas.microsoft.com/office/drawing/2016/5/13/chartex" xmlns:cx8="http://schemas.microsoft.com/office/drawing/2016/5/14/chartex" xmlns:mc="http://schemas.openxmlformats.org/markup-compatibility/2006" xmlns:aink="http://schemas.microsoft.com/office/drawing/2016/ink" xmlns:am3d="http://schemas.microsoft.com/office/drawing/2017/model3d" xmlns:o="urn:schemas-microsoft-com:office:office" xmlns:oel="http://schemas.microsoft.com/office/2019/extlst" xmlns:r="http://schemas.openxmlformats.org/officeDocument/2006/relationships" xmlns:m="http://schemas.openxmlformats.org/officeDocument/2006/math" xmlns:v="urn:schemas-microsoft-com:vml" xmlns:wp14="http://schemas.microsoft.com/office/word/2010/wordprocessingDrawing" xmlns:wp="http://schemas.openxmlformats.org/drawingml/2006/wordprocessingDrawing" xmlns:w10="urn:schemas-microsoft-com:office:word" xmlns:w="http://schemas.openxmlformats.org/wordprocessingml/2006/main" xmlns:w14="http://schemas.microsoft.com/office/word/2010/wordml" xmlns:w15="http://schemas.microsoft.com/office/word/2012/wordml" xmlns:w16cei="http://schemas.microsoft.com/office/word/2026/wordml/cei" xmlns:w16cex="http://schemas.microsoft.com/office/word/2018/wordml/cex" xmlns:w16cid="http://schemas.microsoft.com/office/word/2016/wordml/cid" xmlns:w16="http://schemas.microsoft.com/office/word/2018/wordml" xmlns:w16du="http://schemas.microsoft.com/office/word/2023/wordml/word16du" xmlns:w16sdtdh="http://schemas.microsoft.com/office/word/2020/wordml/sdtdatahash" xmlns:w16sdtfl="http://schemas.microsoft.com/office/word/2024/wordml/sdtformatlock" xmlns:w16se="http://schemas.microsoft.com/office/word/2015/wordml/symex" xmlns:wpg="http://schemas.microsoft.com/office/word/2010/wordprocessingGroup" xmlns:wpi="http://schemas.microsoft.com/office/word/2010/wordprocessingInk" xmlns:wne="http://schemas.microsoft.com/office/word/2006/wordml" xmlns:wps="http://schemas.microsoft.com/office/word/2010/wordprocessingShape" mc:Ignorable="w14 w15 w16se w16cid w16 w16cex w16sdtdh w16sdtfl w16du wp14">
   <w:p>
     <w:pPr>
-      <w:pStyle w:val="Header"/>
+      <w:pStyle w:val="Koptekst"/>
     </w:pPr>
   </w:p>
 </w:hdr>
 </file>
 
 <file path=word/numbering.xml><?xml version="1.0" encoding="utf-8"?>
-<w:numbering xmlns:wpc="http://schemas.microsoft.com/office/word/2010/wordprocessingCanvas" xmlns:cx="http://schemas.microsoft.com/office/drawing/2014/chartex" xmlns:cx1="http://schemas.microsoft.com/office/drawing/2015/9/8/chartex" xmlns:cx2="http://schemas.microsoft.com/office/drawing/2015/10/21/chartex" xmlns:cx3="http://schemas.microsoft.com/office/drawing/2016/5/9/chartex" xmlns:cx4="http://schemas.microsoft.com/office/drawing/2016/5/10/chartex" xmlns:cx5="http://schemas.microsoft.com/office/drawing/2016/5/11/chartex" xmlns:cx6="http://schemas.microsoft.com/office/drawing/2016/5/12/chartex" xmlns:cx7="http://schemas.microsoft.com/office/drawing/2016/5/13/chartex" xmlns:cx8="http://schemas.microsoft.com/office/drawing/2016/5/14/chartex" xmlns:mc="http://schemas.openxmlformats.org/markup-compatibility/2006" xmlns:aink="http://schemas.microsoft.com/office/drawing/2016/ink" xmlns:am3d="http://schemas.microsoft.com/office/drawing/2017/model3d" xmlns:o="urn:schemas-microsoft-com:office:office" xmlns:oel="http://schemas.microsoft.com/office/2019/extlst" xmlns:r="http://schemas.openxmlformats.org/officeDocument/2006/relationships" xmlns:m="http://schemas.openxmlformats.org/officeDocument/2006/math" xmlns:v="urn:schemas-microsoft-com:vml" xmlns:wp14="http://schemas.microsoft.com/office/word/2010/wordprocessingDrawing" xmlns:wp="http://schemas.openxmlformats.org/drawingml/2006/wordprocessingDrawing" xmlns:w10="urn:schemas-microsoft-com:office:word" xmlns:w="http://schemas.openxmlformats.org/wordprocessingml/2006/main" xmlns:w14="http://schemas.microsoft.com/office/word/2010/wordml" xmlns:w15="http://schemas.microsoft.com/office/word/2012/wordml" xmlns:w16cex="http://schemas.microsoft.com/office/word/2018/wordml/cex" xmlns:w16cid="http://schemas.microsoft.com/office/word/2016/wordml/cid" xmlns:w16="http://schemas.microsoft.com/office/word/2018/wordml" xmlns:w16du="http://schemas.microsoft.com/office/word/2023/wordml/word16du" xmlns:w16sdtdh="http://schemas.microsoft.com/office/word/2020/wordml/sdtdatahash" xmlns:w16sdtfl="http://schemas.microsoft.com/office/word/2024/wordml/sdtformatlock" xmlns:w16se="http://schemas.microsoft.com/office/word/2015/wordml/symex" xmlns:wpg="http://schemas.microsoft.com/office/word/2010/wordprocessingGroup" xmlns:wpi="http://schemas.microsoft.com/office/word/2010/wordprocessingInk" xmlns:wne="http://schemas.microsoft.com/office/word/2006/wordml" xmlns:wps="http://schemas.microsoft.com/office/word/2010/wordprocessingShape" mc:Ignorable="w14 w15 w16se w16cid w16 w16cex w16sdtdh w16sdtfl w16du wp14">
+<w:numbering xmlns:wpc="http://schemas.microsoft.com/office/word/2010/wordprocessingCanvas" xmlns:cx="http://schemas.microsoft.com/office/drawing/2014/chartex" xmlns:cx1="http://schemas.microsoft.com/office/drawing/2015/9/8/chartex" xmlns:cx2="http://schemas.microsoft.com/office/drawing/2015/10/21/chartex" xmlns:cx3="http://schemas.microsoft.com/office/drawing/2016/5/9/chartex" xmlns:cx4="http://schemas.microsoft.com/office/drawing/2016/5/10/chartex" xmlns:cx5="http://schemas.microsoft.com/office/drawing/2016/5/11/chartex" xmlns:cx6="http://schemas.microsoft.com/office/drawing/2016/5/12/chartex" xmlns:cx7="http://schemas.microsoft.com/office/drawing/2016/5/13/chartex" xmlns:cx8="http://schemas.microsoft.com/office/drawing/2016/5/14/chartex" xmlns:mc="http://schemas.openxmlformats.org/markup-compatibility/2006" xmlns:aink="http://schemas.microsoft.com/office/drawing/2016/ink" xmlns:am3d="http://schemas.microsoft.com/office/drawing/2017/model3d" xmlns:o="urn:schemas-microsoft-com:office:office" xmlns:oel="http://schemas.microsoft.com/office/2019/extlst" xmlns:r="http://schemas.openxmlformats.org/officeDocument/2006/relationships" xmlns:m="http://schemas.openxmlformats.org/officeDocument/2006/math" xmlns:v="urn:schemas-microsoft-com:vml" xmlns:wp14="http://schemas.microsoft.com/office/word/2010/wordprocessingDrawing" xmlns:wp="http://schemas.openxmlformats.org/drawingml/2006/wordprocessingDrawing" xmlns:w10="urn:schemas-microsoft-com:office:word" xmlns:w="http://schemas.openxmlformats.org/wordprocessingml/2006/main" xmlns:w14="http://schemas.microsoft.com/office/word/2010/wordml" xmlns:w15="http://schemas.microsoft.com/office/word/2012/wordml" xmlns:w16cei="http://schemas.microsoft.com/office/word/2026/wordml/cei" xmlns:w16cex="http://schemas.microsoft.com/office/word/2018/wordml/cex" xmlns:w16cid="http://schemas.microsoft.com/office/word/2016/wordml/cid" xmlns:w16="http://schemas.microsoft.com/office/word/2018/wordml" xmlns:w16du="http://schemas.microsoft.com/office/word/2023/wordml/word16du" xmlns:w16sdtdh="http://schemas.microsoft.com/office/word/2020/wordml/sdtdatahash" xmlns:w16sdtfl="http://schemas.microsoft.com/office/word/2024/wordml/sdtformatlock" xmlns:w16se="http://schemas.microsoft.com/office/word/2015/wordml/symex" xmlns:wpg="http://schemas.microsoft.com/office/word/2010/wordprocessingGroup" xmlns:wpi="http://schemas.microsoft.com/office/word/2010/wordprocessingInk" xmlns:wne="http://schemas.microsoft.com/office/word/2006/wordml" xmlns:wps="http://schemas.microsoft.com/office/word/2010/wordprocessingShape" mc:Ignorable="w14 w15 w16se w16cid w16 w16cex w16sdtdh w16sdtfl w16du wp14">
   <w:abstractNum w:abstractNumId="0" w15:restartNumberingAfterBreak="0">
     <w:nsid w:val="02D5581A"/>
     <w:multiLevelType w:val="multilevel"/>
@@ -2943,7 +3081,7 @@
         <w:ind w:left="720" w:hanging="360"/>
       </w:pPr>
       <w:rPr>
-        <w:rFonts w:hint="default" w:ascii="Symbol" w:hAnsi="Symbol"/>
+        <w:rFonts w:ascii="Symbol" w:hAnsi="Symbol" w:hint="default"/>
         <w:sz w:val="20"/>
       </w:rPr>
     </w:lvl>
@@ -2959,7 +3097,7 @@
         <w:ind w:left="1440" w:hanging="360"/>
       </w:pPr>
       <w:rPr>
-        <w:rFonts w:hint="default" w:ascii="Courier New" w:hAnsi="Courier New"/>
+        <w:rFonts w:ascii="Courier New" w:hAnsi="Courier New" w:hint="default"/>
         <w:sz w:val="20"/>
       </w:rPr>
     </w:lvl>
@@ -2975,7 +3113,7 @@
         <w:ind w:left="2160" w:hanging="360"/>
       </w:pPr>
       <w:rPr>
-        <w:rFonts w:hint="default" w:ascii="Wingdings" w:hAnsi="Wingdings"/>
+        <w:rFonts w:ascii="Wingdings" w:hAnsi="Wingdings" w:hint="default"/>
         <w:sz w:val="20"/>
       </w:rPr>
     </w:lvl>
@@ -2991,7 +3129,7 @@
         <w:ind w:left="2880" w:hanging="360"/>
       </w:pPr>
       <w:rPr>
-        <w:rFonts w:hint="default" w:ascii="Wingdings" w:hAnsi="Wingdings"/>
+        <w:rFonts w:ascii="Wingdings" w:hAnsi="Wingdings" w:hint="default"/>
         <w:sz w:val="20"/>
       </w:rPr>
     </w:lvl>
@@ -3007,7 +3145,7 @@
         <w:ind w:left="3600" w:hanging="360"/>
       </w:pPr>
       <w:rPr>
-        <w:rFonts w:hint="default" w:ascii="Wingdings" w:hAnsi="Wingdings"/>
+        <w:rFonts w:ascii="Wingdings" w:hAnsi="Wingdings" w:hint="default"/>
         <w:sz w:val="20"/>
       </w:rPr>
     </w:lvl>
@@ -3023,7 +3161,7 @@
         <w:ind w:left="4320" w:hanging="360"/>
       </w:pPr>
       <w:rPr>
-        <w:rFonts w:hint="default" w:ascii="Wingdings" w:hAnsi="Wingdings"/>
+        <w:rFonts w:ascii="Wingdings" w:hAnsi="Wingdings" w:hint="default"/>
         <w:sz w:val="20"/>
       </w:rPr>
     </w:lvl>
@@ -3039,7 +3177,7 @@
         <w:ind w:left="5040" w:hanging="360"/>
       </w:pPr>
       <w:rPr>
-        <w:rFonts w:hint="default" w:ascii="Wingdings" w:hAnsi="Wingdings"/>
+        <w:rFonts w:ascii="Wingdings" w:hAnsi="Wingdings" w:hint="default"/>
         <w:sz w:val="20"/>
       </w:rPr>
     </w:lvl>
@@ -3055,7 +3193,7 @@
         <w:ind w:left="5760" w:hanging="360"/>
       </w:pPr>
       <w:rPr>
-        <w:rFonts w:hint="default" w:ascii="Wingdings" w:hAnsi="Wingdings"/>
+        <w:rFonts w:ascii="Wingdings" w:hAnsi="Wingdings" w:hint="default"/>
         <w:sz w:val="20"/>
       </w:rPr>
     </w:lvl>
@@ -3071,7 +3209,7 @@
         <w:ind w:left="6480" w:hanging="360"/>
       </w:pPr>
       <w:rPr>
-        <w:rFonts w:hint="default" w:ascii="Wingdings" w:hAnsi="Wingdings"/>
+        <w:rFonts w:ascii="Wingdings" w:hAnsi="Wingdings" w:hint="default"/>
         <w:sz w:val="20"/>
       </w:rPr>
     </w:lvl>
@@ -3092,7 +3230,7 @@
         <w:ind w:left="720" w:hanging="360"/>
       </w:pPr>
       <w:rPr>
-        <w:rFonts w:hint="default" w:ascii="Symbol" w:hAnsi="Symbol"/>
+        <w:rFonts w:ascii="Symbol" w:hAnsi="Symbol" w:hint="default"/>
         <w:sz w:val="20"/>
       </w:rPr>
     </w:lvl>
@@ -3108,7 +3246,7 @@
         <w:ind w:left="1440" w:hanging="360"/>
       </w:pPr>
       <w:rPr>
-        <w:rFonts w:hint="default" w:ascii="Courier New" w:hAnsi="Courier New"/>
+        <w:rFonts w:ascii="Courier New" w:hAnsi="Courier New" w:hint="default"/>
         <w:sz w:val="20"/>
       </w:rPr>
     </w:lvl>
@@ -3124,7 +3262,7 @@
         <w:ind w:left="2160" w:hanging="360"/>
       </w:pPr>
       <w:rPr>
-        <w:rFonts w:hint="default" w:ascii="Wingdings" w:hAnsi="Wingdings"/>
+        <w:rFonts w:ascii="Wingdings" w:hAnsi="Wingdings" w:hint="default"/>
         <w:sz w:val="20"/>
       </w:rPr>
     </w:lvl>
@@ -3140,7 +3278,7 @@
         <w:ind w:left="2880" w:hanging="360"/>
       </w:pPr>
       <w:rPr>
-        <w:rFonts w:hint="default" w:ascii="Wingdings" w:hAnsi="Wingdings"/>
+        <w:rFonts w:ascii="Wingdings" w:hAnsi="Wingdings" w:hint="default"/>
         <w:sz w:val="20"/>
       </w:rPr>
     </w:lvl>
@@ -3156,7 +3294,7 @@
         <w:ind w:left="3600" w:hanging="360"/>
       </w:pPr>
       <w:rPr>
-        <w:rFonts w:hint="default" w:ascii="Wingdings" w:hAnsi="Wingdings"/>
+        <w:rFonts w:ascii="Wingdings" w:hAnsi="Wingdings" w:hint="default"/>
         <w:sz w:val="20"/>
       </w:rPr>
     </w:lvl>
@@ -3172,7 +3310,7 @@
         <w:ind w:left="4320" w:hanging="360"/>
       </w:pPr>
       <w:rPr>
-        <w:rFonts w:hint="default" w:ascii="Wingdings" w:hAnsi="Wingdings"/>
+        <w:rFonts w:ascii="Wingdings" w:hAnsi="Wingdings" w:hint="default"/>
         <w:sz w:val="20"/>
       </w:rPr>
     </w:lvl>
@@ -3188,7 +3326,7 @@
         <w:ind w:left="5040" w:hanging="360"/>
       </w:pPr>
       <w:rPr>
-        <w:rFonts w:hint="default" w:ascii="Wingdings" w:hAnsi="Wingdings"/>
+        <w:rFonts w:ascii="Wingdings" w:hAnsi="Wingdings" w:hint="default"/>
         <w:sz w:val="20"/>
       </w:rPr>
     </w:lvl>
@@ -3204,7 +3342,7 @@
         <w:ind w:left="5760" w:hanging="360"/>
       </w:pPr>
       <w:rPr>
-        <w:rFonts w:hint="default" w:ascii="Wingdings" w:hAnsi="Wingdings"/>
+        <w:rFonts w:ascii="Wingdings" w:hAnsi="Wingdings" w:hint="default"/>
         <w:sz w:val="20"/>
       </w:rPr>
     </w:lvl>
@@ -3220,7 +3358,7 @@
         <w:ind w:left="6480" w:hanging="360"/>
       </w:pPr>
       <w:rPr>
-        <w:rFonts w:hint="default" w:ascii="Wingdings" w:hAnsi="Wingdings"/>
+        <w:rFonts w:ascii="Wingdings" w:hAnsi="Wingdings" w:hint="default"/>
         <w:sz w:val="20"/>
       </w:rPr>
     </w:lvl>
@@ -3241,7 +3379,7 @@
         <w:ind w:left="720" w:hanging="360"/>
       </w:pPr>
       <w:rPr>
-        <w:rFonts w:hint="default" w:ascii="Symbol" w:hAnsi="Symbol"/>
+        <w:rFonts w:ascii="Symbol" w:hAnsi="Symbol" w:hint="default"/>
         <w:sz w:val="20"/>
       </w:rPr>
     </w:lvl>
@@ -3257,7 +3395,7 @@
         <w:ind w:left="1440" w:hanging="360"/>
       </w:pPr>
       <w:rPr>
-        <w:rFonts w:hint="default" w:ascii="Courier New" w:hAnsi="Courier New"/>
+        <w:rFonts w:ascii="Courier New" w:hAnsi="Courier New" w:hint="default"/>
         <w:sz w:val="20"/>
       </w:rPr>
     </w:lvl>
@@ -3273,7 +3411,7 @@
         <w:ind w:left="2160" w:hanging="360"/>
       </w:pPr>
       <w:rPr>
-        <w:rFonts w:hint="default" w:ascii="Wingdings" w:hAnsi="Wingdings"/>
+        <w:rFonts w:ascii="Wingdings" w:hAnsi="Wingdings" w:hint="default"/>
         <w:sz w:val="20"/>
       </w:rPr>
     </w:lvl>
@@ -3289,7 +3427,7 @@
         <w:ind w:left="2880" w:hanging="360"/>
       </w:pPr>
       <w:rPr>
-        <w:rFonts w:hint="default" w:ascii="Wingdings" w:hAnsi="Wingdings"/>
+        <w:rFonts w:ascii="Wingdings" w:hAnsi="Wingdings" w:hint="default"/>
         <w:sz w:val="20"/>
       </w:rPr>
     </w:lvl>
@@ -3305,7 +3443,7 @@
         <w:ind w:left="3600" w:hanging="360"/>
       </w:pPr>
       <w:rPr>
-        <w:rFonts w:hint="default" w:ascii="Wingdings" w:hAnsi="Wingdings"/>
+        <w:rFonts w:ascii="Wingdings" w:hAnsi="Wingdings" w:hint="default"/>
         <w:sz w:val="20"/>
       </w:rPr>
     </w:lvl>
@@ -3321,7 +3459,7 @@
         <w:ind w:left="4320" w:hanging="360"/>
       </w:pPr>
       <w:rPr>
-        <w:rFonts w:hint="default" w:ascii="Wingdings" w:hAnsi="Wingdings"/>
+        <w:rFonts w:ascii="Wingdings" w:hAnsi="Wingdings" w:hint="default"/>
         <w:sz w:val="20"/>
       </w:rPr>
     </w:lvl>
@@ -3337,7 +3475,7 @@
         <w:ind w:left="5040" w:hanging="360"/>
       </w:pPr>
       <w:rPr>
-        <w:rFonts w:hint="default" w:ascii="Wingdings" w:hAnsi="Wingdings"/>
+        <w:rFonts w:ascii="Wingdings" w:hAnsi="Wingdings" w:hint="default"/>
         <w:sz w:val="20"/>
       </w:rPr>
     </w:lvl>
@@ -3353,7 +3491,7 @@
         <w:ind w:left="5760" w:hanging="360"/>
       </w:pPr>
       <w:rPr>
-        <w:rFonts w:hint="default" w:ascii="Wingdings" w:hAnsi="Wingdings"/>
+        <w:rFonts w:ascii="Wingdings" w:hAnsi="Wingdings" w:hint="default"/>
         <w:sz w:val="20"/>
       </w:rPr>
     </w:lvl>
@@ -3369,7 +3507,7 @@
         <w:ind w:left="6480" w:hanging="360"/>
       </w:pPr>
       <w:rPr>
-        <w:rFonts w:hint="default" w:ascii="Wingdings" w:hAnsi="Wingdings"/>
+        <w:rFonts w:ascii="Wingdings" w:hAnsi="Wingdings" w:hint="default"/>
         <w:sz w:val="20"/>
       </w:rPr>
     </w:lvl>
@@ -3390,7 +3528,7 @@
         <w:ind w:left="720" w:hanging="360"/>
       </w:pPr>
       <w:rPr>
-        <w:rFonts w:hint="default" w:ascii="Symbol" w:hAnsi="Symbol"/>
+        <w:rFonts w:ascii="Symbol" w:hAnsi="Symbol" w:hint="default"/>
         <w:sz w:val="20"/>
       </w:rPr>
     </w:lvl>
@@ -3406,7 +3544,7 @@
         <w:ind w:left="1440" w:hanging="360"/>
       </w:pPr>
       <w:rPr>
-        <w:rFonts w:hint="default" w:ascii="Courier New" w:hAnsi="Courier New"/>
+        <w:rFonts w:ascii="Courier New" w:hAnsi="Courier New" w:hint="default"/>
         <w:sz w:val="20"/>
       </w:rPr>
     </w:lvl>
@@ -3422,7 +3560,7 @@
         <w:ind w:left="2160" w:hanging="360"/>
       </w:pPr>
       <w:rPr>
-        <w:rFonts w:hint="default" w:ascii="Wingdings" w:hAnsi="Wingdings"/>
+        <w:rFonts w:ascii="Wingdings" w:hAnsi="Wingdings" w:hint="default"/>
         <w:sz w:val="20"/>
       </w:rPr>
     </w:lvl>
@@ -3438,7 +3576,7 @@
         <w:ind w:left="2880" w:hanging="360"/>
       </w:pPr>
       <w:rPr>
-        <w:rFonts w:hint="default" w:ascii="Wingdings" w:hAnsi="Wingdings"/>
+        <w:rFonts w:ascii="Wingdings" w:hAnsi="Wingdings" w:hint="default"/>
         <w:sz w:val="20"/>
       </w:rPr>
     </w:lvl>
@@ -3454,7 +3592,7 @@
         <w:ind w:left="3600" w:hanging="360"/>
       </w:pPr>
       <w:rPr>
-        <w:rFonts w:hint="default" w:ascii="Wingdings" w:hAnsi="Wingdings"/>
+        <w:rFonts w:ascii="Wingdings" w:hAnsi="Wingdings" w:hint="default"/>
         <w:sz w:val="20"/>
       </w:rPr>
     </w:lvl>
@@ -3470,7 +3608,7 @@
         <w:ind w:left="4320" w:hanging="360"/>
       </w:pPr>
       <w:rPr>
-        <w:rFonts w:hint="default" w:ascii="Wingdings" w:hAnsi="Wingdings"/>
+        <w:rFonts w:ascii="Wingdings" w:hAnsi="Wingdings" w:hint="default"/>
         <w:sz w:val="20"/>
       </w:rPr>
     </w:lvl>
@@ -3486,7 +3624,7 @@
         <w:ind w:left="5040" w:hanging="360"/>
       </w:pPr>
       <w:rPr>
-        <w:rFonts w:hint="default" w:ascii="Wingdings" w:hAnsi="Wingdings"/>
+        <w:rFonts w:ascii="Wingdings" w:hAnsi="Wingdings" w:hint="default"/>
         <w:sz w:val="20"/>
       </w:rPr>
     </w:lvl>
@@ -3502,7 +3640,7 @@
         <w:ind w:left="5760" w:hanging="360"/>
       </w:pPr>
       <w:rPr>
-        <w:rFonts w:hint="default" w:ascii="Wingdings" w:hAnsi="Wingdings"/>
+        <w:rFonts w:ascii="Wingdings" w:hAnsi="Wingdings" w:hint="default"/>
         <w:sz w:val="20"/>
       </w:rPr>
     </w:lvl>
@@ -3518,7 +3656,7 @@
         <w:ind w:left="6480" w:hanging="360"/>
       </w:pPr>
       <w:rPr>
-        <w:rFonts w:hint="default" w:ascii="Wingdings" w:hAnsi="Wingdings"/>
+        <w:rFonts w:ascii="Wingdings" w:hAnsi="Wingdings" w:hint="default"/>
         <w:sz w:val="20"/>
       </w:rPr>
     </w:lvl>
@@ -3539,7 +3677,7 @@
         <w:ind w:left="720" w:hanging="360"/>
       </w:pPr>
       <w:rPr>
-        <w:rFonts w:hint="default" w:ascii="Symbol" w:hAnsi="Symbol"/>
+        <w:rFonts w:ascii="Symbol" w:hAnsi="Symbol" w:hint="default"/>
         <w:sz w:val="20"/>
       </w:rPr>
     </w:lvl>
@@ -3555,7 +3693,7 @@
         <w:ind w:left="1440" w:hanging="360"/>
       </w:pPr>
       <w:rPr>
-        <w:rFonts w:hint="default" w:ascii="Courier New" w:hAnsi="Courier New"/>
+        <w:rFonts w:ascii="Courier New" w:hAnsi="Courier New" w:hint="default"/>
         <w:sz w:val="20"/>
       </w:rPr>
     </w:lvl>
@@ -3571,7 +3709,7 @@
         <w:ind w:left="2160" w:hanging="360"/>
       </w:pPr>
       <w:rPr>
-        <w:rFonts w:hint="default" w:ascii="Wingdings" w:hAnsi="Wingdings"/>
+        <w:rFonts w:ascii="Wingdings" w:hAnsi="Wingdings" w:hint="default"/>
         <w:sz w:val="20"/>
       </w:rPr>
     </w:lvl>
@@ -3587,7 +3725,7 @@
         <w:ind w:left="2880" w:hanging="360"/>
       </w:pPr>
       <w:rPr>
-        <w:rFonts w:hint="default" w:ascii="Wingdings" w:hAnsi="Wingdings"/>
+        <w:rFonts w:ascii="Wingdings" w:hAnsi="Wingdings" w:hint="default"/>
         <w:sz w:val="20"/>
       </w:rPr>
     </w:lvl>
@@ -3603,7 +3741,7 @@
         <w:ind w:left="3600" w:hanging="360"/>
       </w:pPr>
       <w:rPr>
-        <w:rFonts w:hint="default" w:ascii="Wingdings" w:hAnsi="Wingdings"/>
+        <w:rFonts w:ascii="Wingdings" w:hAnsi="Wingdings" w:hint="default"/>
         <w:sz w:val="20"/>
       </w:rPr>
     </w:lvl>
@@ -3619,7 +3757,7 @@
         <w:ind w:left="4320" w:hanging="360"/>
       </w:pPr>
       <w:rPr>
-        <w:rFonts w:hint="default" w:ascii="Wingdings" w:hAnsi="Wingdings"/>
+        <w:rFonts w:ascii="Wingdings" w:hAnsi="Wingdings" w:hint="default"/>
         <w:sz w:val="20"/>
       </w:rPr>
     </w:lvl>
@@ -3635,7 +3773,7 @@
         <w:ind w:left="5040" w:hanging="360"/>
       </w:pPr>
       <w:rPr>
-        <w:rFonts w:hint="default" w:ascii="Wingdings" w:hAnsi="Wingdings"/>
+        <w:rFonts w:ascii="Wingdings" w:hAnsi="Wingdings" w:hint="default"/>
         <w:sz w:val="20"/>
       </w:rPr>
     </w:lvl>
@@ -3651,7 +3789,7 @@
         <w:ind w:left="5760" w:hanging="360"/>
       </w:pPr>
       <w:rPr>
-        <w:rFonts w:hint="default" w:ascii="Wingdings" w:hAnsi="Wingdings"/>
+        <w:rFonts w:ascii="Wingdings" w:hAnsi="Wingdings" w:hint="default"/>
         <w:sz w:val="20"/>
       </w:rPr>
     </w:lvl>
@@ -3667,7 +3805,7 @@
         <w:ind w:left="6480" w:hanging="360"/>
       </w:pPr>
       <w:rPr>
-        <w:rFonts w:hint="default" w:ascii="Wingdings" w:hAnsi="Wingdings"/>
+        <w:rFonts w:ascii="Wingdings" w:hAnsi="Wingdings" w:hint="default"/>
         <w:sz w:val="20"/>
       </w:rPr>
     </w:lvl>
@@ -3688,7 +3826,7 @@
         <w:ind w:left="720" w:hanging="360"/>
       </w:pPr>
       <w:rPr>
-        <w:rFonts w:hint="default" w:ascii="Symbol" w:hAnsi="Symbol"/>
+        <w:rFonts w:ascii="Symbol" w:hAnsi="Symbol" w:hint="default"/>
         <w:sz w:val="20"/>
       </w:rPr>
     </w:lvl>
@@ -3704,7 +3842,7 @@
         <w:ind w:left="1440" w:hanging="360"/>
       </w:pPr>
       <w:rPr>
-        <w:rFonts w:hint="default" w:ascii="Courier New" w:hAnsi="Courier New"/>
+        <w:rFonts w:ascii="Courier New" w:hAnsi="Courier New" w:hint="default"/>
         <w:sz w:val="20"/>
       </w:rPr>
     </w:lvl>
@@ -3720,7 +3858,7 @@
         <w:ind w:left="2160" w:hanging="360"/>
       </w:pPr>
       <w:rPr>
-        <w:rFonts w:hint="default" w:ascii="Wingdings" w:hAnsi="Wingdings"/>
+        <w:rFonts w:ascii="Wingdings" w:hAnsi="Wingdings" w:hint="default"/>
         <w:sz w:val="20"/>
       </w:rPr>
     </w:lvl>
@@ -3736,7 +3874,7 @@
         <w:ind w:left="2880" w:hanging="360"/>
       </w:pPr>
       <w:rPr>
-        <w:rFonts w:hint="default" w:ascii="Wingdings" w:hAnsi="Wingdings"/>
+        <w:rFonts w:ascii="Wingdings" w:hAnsi="Wingdings" w:hint="default"/>
         <w:sz w:val="20"/>
       </w:rPr>
     </w:lvl>
@@ -3752,7 +3890,7 @@
         <w:ind w:left="3600" w:hanging="360"/>
       </w:pPr>
       <w:rPr>
-        <w:rFonts w:hint="default" w:ascii="Wingdings" w:hAnsi="Wingdings"/>
+        <w:rFonts w:ascii="Wingdings" w:hAnsi="Wingdings" w:hint="default"/>
         <w:sz w:val="20"/>
       </w:rPr>
     </w:lvl>
@@ -3768,7 +3906,7 @@
         <w:ind w:left="4320" w:hanging="360"/>
       </w:pPr>
       <w:rPr>
-        <w:rFonts w:hint="default" w:ascii="Wingdings" w:hAnsi="Wingdings"/>
+        <w:rFonts w:ascii="Wingdings" w:hAnsi="Wingdings" w:hint="default"/>
         <w:sz w:val="20"/>
       </w:rPr>
     </w:lvl>
@@ -3784,7 +3922,7 @@
         <w:ind w:left="5040" w:hanging="360"/>
       </w:pPr>
       <w:rPr>
-        <w:rFonts w:hint="default" w:ascii="Wingdings" w:hAnsi="Wingdings"/>
+        <w:rFonts w:ascii="Wingdings" w:hAnsi="Wingdings" w:hint="default"/>
         <w:sz w:val="20"/>
       </w:rPr>
     </w:lvl>
@@ -3800,7 +3938,7 @@
         <w:ind w:left="5760" w:hanging="360"/>
       </w:pPr>
       <w:rPr>
-        <w:rFonts w:hint="default" w:ascii="Wingdings" w:hAnsi="Wingdings"/>
+        <w:rFonts w:ascii="Wingdings" w:hAnsi="Wingdings" w:hint="default"/>
         <w:sz w:val="20"/>
       </w:rPr>
     </w:lvl>
@@ -3816,7 +3954,7 @@
         <w:ind w:left="6480" w:hanging="360"/>
       </w:pPr>
       <w:rPr>
-        <w:rFonts w:hint="default" w:ascii="Wingdings" w:hAnsi="Wingdings"/>
+        <w:rFonts w:ascii="Wingdings" w:hAnsi="Wingdings" w:hint="default"/>
         <w:sz w:val="20"/>
       </w:rPr>
     </w:lvl>
@@ -3837,7 +3975,7 @@
         <w:ind w:left="720" w:hanging="360"/>
       </w:pPr>
       <w:rPr>
-        <w:rFonts w:hint="default" w:ascii="Symbol" w:hAnsi="Symbol"/>
+        <w:rFonts w:ascii="Symbol" w:hAnsi="Symbol" w:hint="default"/>
         <w:sz w:val="20"/>
       </w:rPr>
     </w:lvl>
@@ -3853,7 +3991,7 @@
         <w:ind w:left="1440" w:hanging="360"/>
       </w:pPr>
       <w:rPr>
-        <w:rFonts w:hint="default" w:ascii="Courier New" w:hAnsi="Courier New"/>
+        <w:rFonts w:ascii="Courier New" w:hAnsi="Courier New" w:hint="default"/>
         <w:sz w:val="20"/>
       </w:rPr>
     </w:lvl>
@@ -3869,7 +4007,7 @@
         <w:ind w:left="2160" w:hanging="360"/>
       </w:pPr>
       <w:rPr>
-        <w:rFonts w:hint="default" w:ascii="Wingdings" w:hAnsi="Wingdings"/>
+        <w:rFonts w:ascii="Wingdings" w:hAnsi="Wingdings" w:hint="default"/>
         <w:sz w:val="20"/>
       </w:rPr>
     </w:lvl>
@@ -3885,7 +4023,7 @@
         <w:ind w:left="2880" w:hanging="360"/>
       </w:pPr>
       <w:rPr>
-        <w:rFonts w:hint="default" w:ascii="Wingdings" w:hAnsi="Wingdings"/>
+        <w:rFonts w:ascii="Wingdings" w:hAnsi="Wingdings" w:hint="default"/>
         <w:sz w:val="20"/>
       </w:rPr>
     </w:lvl>
@@ -3901,7 +4039,7 @@
         <w:ind w:left="3600" w:hanging="360"/>
       </w:pPr>
       <w:rPr>
-        <w:rFonts w:hint="default" w:ascii="Wingdings" w:hAnsi="Wingdings"/>
+        <w:rFonts w:ascii="Wingdings" w:hAnsi="Wingdings" w:hint="default"/>
         <w:sz w:val="20"/>
       </w:rPr>
     </w:lvl>
@@ -3917,7 +4055,7 @@
         <w:ind w:left="4320" w:hanging="360"/>
       </w:pPr>
       <w:rPr>
-        <w:rFonts w:hint="default" w:ascii="Wingdings" w:hAnsi="Wingdings"/>
+        <w:rFonts w:ascii="Wingdings" w:hAnsi="Wingdings" w:hint="default"/>
         <w:sz w:val="20"/>
       </w:rPr>
     </w:lvl>
@@ -3933,7 +4071,7 @@
         <w:ind w:left="5040" w:hanging="360"/>
       </w:pPr>
       <w:rPr>
-        <w:rFonts w:hint="default" w:ascii="Wingdings" w:hAnsi="Wingdings"/>
+        <w:rFonts w:ascii="Wingdings" w:hAnsi="Wingdings" w:hint="default"/>
         <w:sz w:val="20"/>
       </w:rPr>
     </w:lvl>
@@ -3949,7 +4087,7 @@
         <w:ind w:left="5760" w:hanging="360"/>
       </w:pPr>
       <w:rPr>
-        <w:rFonts w:hint="default" w:ascii="Wingdings" w:hAnsi="Wingdings"/>
+        <w:rFonts w:ascii="Wingdings" w:hAnsi="Wingdings" w:hint="default"/>
         <w:sz w:val="20"/>
       </w:rPr>
     </w:lvl>
@@ -3965,7 +4103,7 @@
         <w:ind w:left="6480" w:hanging="360"/>
       </w:pPr>
       <w:rPr>
-        <w:rFonts w:hint="default" w:ascii="Wingdings" w:hAnsi="Wingdings"/>
+        <w:rFonts w:ascii="Wingdings" w:hAnsi="Wingdings" w:hint="default"/>
         <w:sz w:val="20"/>
       </w:rPr>
     </w:lvl>
@@ -3986,7 +4124,7 @@
         <w:ind w:left="720" w:hanging="360"/>
       </w:pPr>
       <w:rPr>
-        <w:rFonts w:hint="default" w:ascii="Symbol" w:hAnsi="Symbol"/>
+        <w:rFonts w:ascii="Symbol" w:hAnsi="Symbol" w:hint="default"/>
         <w:sz w:val="20"/>
       </w:rPr>
     </w:lvl>
@@ -4002,7 +4140,7 @@
         <w:ind w:left="1440" w:hanging="360"/>
       </w:pPr>
       <w:rPr>
-        <w:rFonts w:hint="default" w:ascii="Courier New" w:hAnsi="Courier New"/>
+        <w:rFonts w:ascii="Courier New" w:hAnsi="Courier New" w:hint="default"/>
         <w:sz w:val="20"/>
       </w:rPr>
     </w:lvl>
@@ -4018,7 +4156,7 @@
         <w:ind w:left="2160" w:hanging="360"/>
       </w:pPr>
       <w:rPr>
-        <w:rFonts w:hint="default" w:ascii="Wingdings" w:hAnsi="Wingdings"/>
+        <w:rFonts w:ascii="Wingdings" w:hAnsi="Wingdings" w:hint="default"/>
         <w:sz w:val="20"/>
       </w:rPr>
     </w:lvl>
@@ -4034,7 +4172,7 @@
         <w:ind w:left="2880" w:hanging="360"/>
       </w:pPr>
       <w:rPr>
-        <w:rFonts w:hint="default" w:ascii="Wingdings" w:hAnsi="Wingdings"/>
+        <w:rFonts w:ascii="Wingdings" w:hAnsi="Wingdings" w:hint="default"/>
         <w:sz w:val="20"/>
       </w:rPr>
     </w:lvl>
@@ -4050,7 +4188,7 @@
         <w:ind w:left="3600" w:hanging="360"/>
       </w:pPr>
       <w:rPr>
-        <w:rFonts w:hint="default" w:ascii="Wingdings" w:hAnsi="Wingdings"/>
+        <w:rFonts w:ascii="Wingdings" w:hAnsi="Wingdings" w:hint="default"/>
         <w:sz w:val="20"/>
       </w:rPr>
     </w:lvl>
@@ -4066,7 +4204,7 @@
         <w:ind w:left="4320" w:hanging="360"/>
       </w:pPr>
       <w:rPr>
-        <w:rFonts w:hint="default" w:ascii="Wingdings" w:hAnsi="Wingdings"/>
+        <w:rFonts w:ascii="Wingdings" w:hAnsi="Wingdings" w:hint="default"/>
         <w:sz w:val="20"/>
       </w:rPr>
     </w:lvl>
@@ -4082,7 +4220,7 @@
         <w:ind w:left="5040" w:hanging="360"/>
       </w:pPr>
       <w:rPr>
-        <w:rFonts w:hint="default" w:ascii="Wingdings" w:hAnsi="Wingdings"/>
+        <w:rFonts w:ascii="Wingdings" w:hAnsi="Wingdings" w:hint="default"/>
         <w:sz w:val="20"/>
       </w:rPr>
     </w:lvl>
@@ -4098,7 +4236,7 @@
         <w:ind w:left="5760" w:hanging="360"/>
       </w:pPr>
       <w:rPr>
-        <w:rFonts w:hint="default" w:ascii="Wingdings" w:hAnsi="Wingdings"/>
+        <w:rFonts w:ascii="Wingdings" w:hAnsi="Wingdings" w:hint="default"/>
         <w:sz w:val="20"/>
       </w:rPr>
     </w:lvl>
@@ -4114,7 +4252,7 @@
         <w:ind w:left="6480" w:hanging="360"/>
       </w:pPr>
       <w:rPr>
-        <w:rFonts w:hint="default" w:ascii="Wingdings" w:hAnsi="Wingdings"/>
+        <w:rFonts w:ascii="Wingdings" w:hAnsi="Wingdings" w:hint="default"/>
         <w:sz w:val="20"/>
       </w:rPr>
     </w:lvl>
@@ -4135,7 +4273,7 @@
         <w:ind w:left="720" w:hanging="360"/>
       </w:pPr>
       <w:rPr>
-        <w:rFonts w:hint="default" w:ascii="Symbol" w:hAnsi="Symbol"/>
+        <w:rFonts w:ascii="Symbol" w:hAnsi="Symbol" w:hint="default"/>
         <w:sz w:val="20"/>
       </w:rPr>
     </w:lvl>
@@ -4151,7 +4289,7 @@
         <w:ind w:left="1440" w:hanging="360"/>
       </w:pPr>
       <w:rPr>
-        <w:rFonts w:hint="default" w:ascii="Courier New" w:hAnsi="Courier New"/>
+        <w:rFonts w:ascii="Courier New" w:hAnsi="Courier New" w:hint="default"/>
         <w:sz w:val="20"/>
       </w:rPr>
     </w:lvl>
@@ -4167,7 +4305,7 @@
         <w:ind w:left="2160" w:hanging="360"/>
       </w:pPr>
       <w:rPr>
-        <w:rFonts w:hint="default" w:ascii="Wingdings" w:hAnsi="Wingdings"/>
+        <w:rFonts w:ascii="Wingdings" w:hAnsi="Wingdings" w:hint="default"/>
         <w:sz w:val="20"/>
       </w:rPr>
     </w:lvl>
@@ -4183,7 +4321,7 @@
         <w:ind w:left="2880" w:hanging="360"/>
       </w:pPr>
       <w:rPr>
-        <w:rFonts w:hint="default" w:ascii="Wingdings" w:hAnsi="Wingdings"/>
+        <w:rFonts w:ascii="Wingdings" w:hAnsi="Wingdings" w:hint="default"/>
         <w:sz w:val="20"/>
       </w:rPr>
     </w:lvl>
@@ -4199,7 +4337,7 @@
         <w:ind w:left="3600" w:hanging="360"/>
       </w:pPr>
       <w:rPr>
-        <w:rFonts w:hint="default" w:ascii="Wingdings" w:hAnsi="Wingdings"/>
+        <w:rFonts w:ascii="Wingdings" w:hAnsi="Wingdings" w:hint="default"/>
         <w:sz w:val="20"/>
       </w:rPr>
     </w:lvl>
@@ -4215,7 +4353,7 @@
         <w:ind w:left="4320" w:hanging="360"/>
       </w:pPr>
       <w:rPr>
-        <w:rFonts w:hint="default" w:ascii="Wingdings" w:hAnsi="Wingdings"/>
+        <w:rFonts w:ascii="Wingdings" w:hAnsi="Wingdings" w:hint="default"/>
         <w:sz w:val="20"/>
       </w:rPr>
     </w:lvl>
@@ -4231,7 +4369,7 @@
         <w:ind w:left="5040" w:hanging="360"/>
       </w:pPr>
       <w:rPr>
-        <w:rFonts w:hint="default" w:ascii="Wingdings" w:hAnsi="Wingdings"/>
+        <w:rFonts w:ascii="Wingdings" w:hAnsi="Wingdings" w:hint="default"/>
         <w:sz w:val="20"/>
       </w:rPr>
     </w:lvl>
@@ -4247,7 +4385,7 @@
         <w:ind w:left="5760" w:hanging="360"/>
       </w:pPr>
       <w:rPr>
-        <w:rFonts w:hint="default" w:ascii="Wingdings" w:hAnsi="Wingdings"/>
+        <w:rFonts w:ascii="Wingdings" w:hAnsi="Wingdings" w:hint="default"/>
         <w:sz w:val="20"/>
       </w:rPr>
     </w:lvl>
@@ -4263,12 +4401,161 @@
         <w:ind w:left="6480" w:hanging="360"/>
       </w:pPr>
       <w:rPr>
-        <w:rFonts w:hint="default" w:ascii="Wingdings" w:hAnsi="Wingdings"/>
+        <w:rFonts w:ascii="Wingdings" w:hAnsi="Wingdings" w:hint="default"/>
         <w:sz w:val="20"/>
       </w:rPr>
     </w:lvl>
   </w:abstractNum>
   <w:abstractNum w:abstractNumId="9" w15:restartNumberingAfterBreak="0">
+    <w:nsid w:val="308B0DDF"/>
+    <w:multiLevelType w:val="multilevel"/>
+    <w:tmpl w:val="B712BA32"/>
+    <w:lvl w:ilvl="0">
+      <w:start w:val="1"/>
+      <w:numFmt w:val="bullet"/>
+      <w:lvlText w:val=""/>
+      <w:lvlJc w:val="left"/>
+      <w:pPr>
+        <w:tabs>
+          <w:tab w:val="num" w:pos="720"/>
+        </w:tabs>
+        <w:ind w:left="720" w:hanging="360"/>
+      </w:pPr>
+      <w:rPr>
+        <w:rFonts w:ascii="Symbol" w:hAnsi="Symbol" w:hint="default"/>
+        <w:sz w:val="20"/>
+      </w:rPr>
+    </w:lvl>
+    <w:lvl w:ilvl="1">
+      <w:start w:val="1"/>
+      <w:numFmt w:val="bullet"/>
+      <w:lvlText w:val="o"/>
+      <w:lvlJc w:val="left"/>
+      <w:pPr>
+        <w:tabs>
+          <w:tab w:val="num" w:pos="1440"/>
+        </w:tabs>
+        <w:ind w:left="1440" w:hanging="360"/>
+      </w:pPr>
+      <w:rPr>
+        <w:rFonts w:ascii="Courier New" w:hAnsi="Courier New" w:cs="Times New Roman" w:hint="default"/>
+        <w:sz w:val="20"/>
+      </w:rPr>
+    </w:lvl>
+    <w:lvl w:ilvl="2">
+      <w:start w:val="1"/>
+      <w:numFmt w:val="bullet"/>
+      <w:lvlText w:val=""/>
+      <w:lvlJc w:val="left"/>
+      <w:pPr>
+        <w:tabs>
+          <w:tab w:val="num" w:pos="2160"/>
+        </w:tabs>
+        <w:ind w:left="2160" w:hanging="360"/>
+      </w:pPr>
+      <w:rPr>
+        <w:rFonts w:ascii="Wingdings" w:hAnsi="Wingdings" w:hint="default"/>
+        <w:sz w:val="20"/>
+      </w:rPr>
+    </w:lvl>
+    <w:lvl w:ilvl="3">
+      <w:start w:val="1"/>
+      <w:numFmt w:val="bullet"/>
+      <w:lvlText w:val=""/>
+      <w:lvlJc w:val="left"/>
+      <w:pPr>
+        <w:tabs>
+          <w:tab w:val="num" w:pos="2880"/>
+        </w:tabs>
+        <w:ind w:left="2880" w:hanging="360"/>
+      </w:pPr>
+      <w:rPr>
+        <w:rFonts w:ascii="Wingdings" w:hAnsi="Wingdings" w:hint="default"/>
+        <w:sz w:val="20"/>
+      </w:rPr>
+    </w:lvl>
+    <w:lvl w:ilvl="4">
+      <w:start w:val="1"/>
+      <w:numFmt w:val="bullet"/>
+      <w:lvlText w:val=""/>
+      <w:lvlJc w:val="left"/>
+      <w:pPr>
+        <w:tabs>
+          <w:tab w:val="num" w:pos="3600"/>
+        </w:tabs>
+        <w:ind w:left="3600" w:hanging="360"/>
+      </w:pPr>
+      <w:rPr>
+        <w:rFonts w:ascii="Wingdings" w:hAnsi="Wingdings" w:hint="default"/>
+        <w:sz w:val="20"/>
+      </w:rPr>
+    </w:lvl>
+    <w:lvl w:ilvl="5">
+      <w:start w:val="1"/>
+      <w:numFmt w:val="bullet"/>
+      <w:lvlText w:val=""/>
+      <w:lvlJc w:val="left"/>
+      <w:pPr>
+        <w:tabs>
+          <w:tab w:val="num" w:pos="4320"/>
+        </w:tabs>
+        <w:ind w:left="4320" w:hanging="360"/>
+      </w:pPr>
+      <w:rPr>
+        <w:rFonts w:ascii="Wingdings" w:hAnsi="Wingdings" w:hint="default"/>
+        <w:sz w:val="20"/>
+      </w:rPr>
+    </w:lvl>
+    <w:lvl w:ilvl="6">
+      <w:start w:val="1"/>
+      <w:numFmt w:val="bullet"/>
+      <w:lvlText w:val=""/>
+      <w:lvlJc w:val="left"/>
+      <w:pPr>
+        <w:tabs>
+          <w:tab w:val="num" w:pos="5040"/>
+        </w:tabs>
+        <w:ind w:left="5040" w:hanging="360"/>
+      </w:pPr>
+      <w:rPr>
+        <w:rFonts w:ascii="Wingdings" w:hAnsi="Wingdings" w:hint="default"/>
+        <w:sz w:val="20"/>
+      </w:rPr>
+    </w:lvl>
+    <w:lvl w:ilvl="7">
+      <w:start w:val="1"/>
+      <w:numFmt w:val="bullet"/>
+      <w:lvlText w:val=""/>
+      <w:lvlJc w:val="left"/>
+      <w:pPr>
+        <w:tabs>
+          <w:tab w:val="num" w:pos="5760"/>
+        </w:tabs>
+        <w:ind w:left="5760" w:hanging="360"/>
+      </w:pPr>
+      <w:rPr>
+        <w:rFonts w:ascii="Wingdings" w:hAnsi="Wingdings" w:hint="default"/>
+        <w:sz w:val="20"/>
+      </w:rPr>
+    </w:lvl>
+    <w:lvl w:ilvl="8">
+      <w:start w:val="1"/>
+      <w:numFmt w:val="bullet"/>
+      <w:lvlText w:val=""/>
+      <w:lvlJc w:val="left"/>
+      <w:pPr>
+        <w:tabs>
+          <w:tab w:val="num" w:pos="6480"/>
+        </w:tabs>
+        <w:ind w:left="6480" w:hanging="360"/>
+      </w:pPr>
+      <w:rPr>
+        <w:rFonts w:ascii="Wingdings" w:hAnsi="Wingdings" w:hint="default"/>
+        <w:sz w:val="20"/>
+      </w:rPr>
+    </w:lvl>
+  </w:abstractNum>
+  <w:abstractNum w:abstractNumId="10" w15:restartNumberingAfterBreak="0">
     <w:nsid w:val="52320E66"/>
     <w:multiLevelType w:val="multilevel"/>
     <w:tmpl w:val="48B0D7AE"/>
@@ -4284,7 +4571,7 @@
         <w:ind w:left="720" w:hanging="360"/>
       </w:pPr>
       <w:rPr>
-        <w:rFonts w:hint="default" w:ascii="Symbol" w:hAnsi="Symbol"/>
+        <w:rFonts w:ascii="Symbol" w:hAnsi="Symbol" w:hint="default"/>
         <w:sz w:val="20"/>
       </w:rPr>
     </w:lvl>
@@ -4300,7 +4587,7 @@
         <w:ind w:left="1440" w:hanging="360"/>
       </w:pPr>
       <w:rPr>
-        <w:rFonts w:hint="default" w:ascii="Courier New" w:hAnsi="Courier New"/>
+        <w:rFonts w:ascii="Courier New" w:hAnsi="Courier New" w:hint="default"/>
         <w:sz w:val="20"/>
       </w:rPr>
     </w:lvl>
@@ -4316,7 +4603,7 @@
         <w:ind w:left="2160" w:hanging="360"/>
       </w:pPr>
       <w:rPr>
-        <w:rFonts w:hint="default" w:ascii="Wingdings" w:hAnsi="Wingdings"/>
+        <w:rFonts w:ascii="Wingdings" w:hAnsi="Wingdings" w:hint="default"/>
         <w:sz w:val="20"/>
       </w:rPr>
     </w:lvl>
@@ -4332,7 +4619,7 @@
         <w:ind w:left="2880" w:hanging="360"/>
       </w:pPr>
       <w:rPr>
-        <w:rFonts w:hint="default" w:ascii="Wingdings" w:hAnsi="Wingdings"/>
+        <w:rFonts w:ascii="Wingdings" w:hAnsi="Wingdings" w:hint="default"/>
         <w:sz w:val="20"/>
       </w:rPr>
     </w:lvl>
@@ -4348,7 +4635,7 @@
         <w:ind w:left="3600" w:hanging="360"/>
       </w:pPr>
       <w:rPr>
-        <w:rFonts w:hint="default" w:ascii="Wingdings" w:hAnsi="Wingdings"/>
+        <w:rFonts w:ascii="Wingdings" w:hAnsi="Wingdings" w:hint="default"/>
         <w:sz w:val="20"/>
       </w:rPr>
     </w:lvl>
@@ -4364,7 +4651,7 @@
         <w:ind w:left="4320" w:hanging="360"/>
       </w:pPr>
       <w:rPr>
-        <w:rFonts w:hint="default" w:ascii="Wingdings" w:hAnsi="Wingdings"/>
+        <w:rFonts w:ascii="Wingdings" w:hAnsi="Wingdings" w:hint="default"/>
         <w:sz w:val="20"/>
       </w:rPr>
     </w:lvl>
@@ -4380,7 +4667,7 @@
         <w:ind w:left="5040" w:hanging="360"/>
       </w:pPr>
       <w:rPr>
-        <w:rFonts w:hint="default" w:ascii="Wingdings" w:hAnsi="Wingdings"/>
+        <w:rFonts w:ascii="Wingdings" w:hAnsi="Wingdings" w:hint="default"/>
         <w:sz w:val="20"/>
       </w:rPr>
     </w:lvl>
@@ -4396,7 +4683,7 @@
         <w:ind w:left="5760" w:hanging="360"/>
       </w:pPr>
       <w:rPr>
-        <w:rFonts w:hint="default" w:ascii="Wingdings" w:hAnsi="Wingdings"/>
+        <w:rFonts w:ascii="Wingdings" w:hAnsi="Wingdings" w:hint="default"/>
         <w:sz w:val="20"/>
       </w:rPr>
     </w:lvl>
@@ -4412,12 +4699,12 @@
         <w:ind w:left="6480" w:hanging="360"/>
       </w:pPr>
       <w:rPr>
-        <w:rFonts w:hint="default" w:ascii="Wingdings" w:hAnsi="Wingdings"/>
+        <w:rFonts w:ascii="Wingdings" w:hAnsi="Wingdings" w:hint="default"/>
         <w:sz w:val="20"/>
       </w:rPr>
     </w:lvl>
   </w:abstractNum>
-  <w:abstractNum w:abstractNumId="10" w15:restartNumberingAfterBreak="0">
+  <w:abstractNum w:abstractNumId="11" w15:restartNumberingAfterBreak="0">
     <w:nsid w:val="5D9E3F9C"/>
     <w:multiLevelType w:val="multilevel"/>
     <w:tmpl w:val="2EEC8AEC"/>
@@ -4433,7 +4720,7 @@
         <w:ind w:left="720" w:hanging="360"/>
       </w:pPr>
       <w:rPr>
-        <w:rFonts w:hint="default" w:ascii="Symbol" w:hAnsi="Symbol"/>
+        <w:rFonts w:ascii="Symbol" w:hAnsi="Symbol" w:hint="default"/>
         <w:sz w:val="20"/>
       </w:rPr>
     </w:lvl>
@@ -4449,7 +4736,7 @@
         <w:ind w:left="1440" w:hanging="360"/>
       </w:pPr>
       <w:rPr>
-        <w:rFonts w:hint="default" w:ascii="Courier New" w:hAnsi="Courier New"/>
+        <w:rFonts w:ascii="Courier New" w:hAnsi="Courier New" w:hint="default"/>
         <w:sz w:val="20"/>
       </w:rPr>
     </w:lvl>
@@ -4465,7 +4752,7 @@
         <w:ind w:left="2160" w:hanging="360"/>
       </w:pPr>
       <w:rPr>
-        <w:rFonts w:hint="default" w:ascii="Wingdings" w:hAnsi="Wingdings"/>
+        <w:rFonts w:ascii="Wingdings" w:hAnsi="Wingdings" w:hint="default"/>
         <w:sz w:val="20"/>
       </w:rPr>
     </w:lvl>
@@ -4481,7 +4768,7 @@
         <w:ind w:left="2880" w:hanging="360"/>
       </w:pPr>
       <w:rPr>
-        <w:rFonts w:hint="default" w:ascii="Wingdings" w:hAnsi="Wingdings"/>
+        <w:rFonts w:ascii="Wingdings" w:hAnsi="Wingdings" w:hint="default"/>
         <w:sz w:val="20"/>
       </w:rPr>
     </w:lvl>
@@ -4497,7 +4784,7 @@
         <w:ind w:left="3600" w:hanging="360"/>
       </w:pPr>
       <w:rPr>
-        <w:rFonts w:hint="default" w:ascii="Wingdings" w:hAnsi="Wingdings"/>
+        <w:rFonts w:ascii="Wingdings" w:hAnsi="Wingdings" w:hint="default"/>
         <w:sz w:val="20"/>
       </w:rPr>
     </w:lvl>
@@ -4513,7 +4800,7 @@
         <w:ind w:left="4320" w:hanging="360"/>
       </w:pPr>
       <w:rPr>
-        <w:rFonts w:hint="default" w:ascii="Wingdings" w:hAnsi="Wingdings"/>
+        <w:rFonts w:ascii="Wingdings" w:hAnsi="Wingdings" w:hint="default"/>
         <w:sz w:val="20"/>
       </w:rPr>
     </w:lvl>
@@ -4529,7 +4816,7 @@
         <w:ind w:left="5040" w:hanging="360"/>
       </w:pPr>
       <w:rPr>
-        <w:rFonts w:hint="default" w:ascii="Wingdings" w:hAnsi="Wingdings"/>
+        <w:rFonts w:ascii="Wingdings" w:hAnsi="Wingdings" w:hint="default"/>
         <w:sz w:val="20"/>
       </w:rPr>
     </w:lvl>
@@ -4545,7 +4832,7 @@
         <w:ind w:left="5760" w:hanging="360"/>
       </w:pPr>
       <w:rPr>
-        <w:rFonts w:hint="default" w:ascii="Wingdings" w:hAnsi="Wingdings"/>
+        <w:rFonts w:ascii="Wingdings" w:hAnsi="Wingdings" w:hint="default"/>
         <w:sz w:val="20"/>
       </w:rPr>
     </w:lvl>
@@ -4561,12 +4848,161 @@
         <w:ind w:left="6480" w:hanging="360"/>
       </w:pPr>
       <w:rPr>
-        <w:rFonts w:hint="default" w:ascii="Wingdings" w:hAnsi="Wingdings"/>
+        <w:rFonts w:ascii="Wingdings" w:hAnsi="Wingdings" w:hint="default"/>
         <w:sz w:val="20"/>
       </w:rPr>
     </w:lvl>
   </w:abstractNum>
-  <w:abstractNum w:abstractNumId="11" w15:restartNumberingAfterBreak="0">
+  <w:abstractNum w:abstractNumId="12" w15:restartNumberingAfterBreak="0">
+    <w:nsid w:val="65CB6C2C"/>
+    <w:multiLevelType w:val="multilevel"/>
+    <w:tmpl w:val="577EFE86"/>
+    <w:lvl w:ilvl="0">
+      <w:start w:val="1"/>
+      <w:numFmt w:val="bullet"/>
+      <w:lvlText w:val=""/>
+      <w:lvlJc w:val="left"/>
+      <w:pPr>
+        <w:tabs>
+          <w:tab w:val="num" w:pos="720"/>
+        </w:tabs>
+        <w:ind w:left="720" w:hanging="360"/>
+      </w:pPr>
+      <w:rPr>
+        <w:rFonts w:ascii="Symbol" w:hAnsi="Symbol" w:hint="default"/>
+        <w:sz w:val="20"/>
+      </w:rPr>
+    </w:lvl>
+    <w:lvl w:ilvl="1" w:tentative="1">
+      <w:start w:val="1"/>
+      <w:numFmt w:val="bullet"/>
+      <w:lvlText w:val="o"/>
+      <w:lvlJc w:val="left"/>
+      <w:pPr>
+        <w:tabs>
+          <w:tab w:val="num" w:pos="1440"/>
+        </w:tabs>
+        <w:ind w:left="1440" w:hanging="360"/>
+      </w:pPr>
+      <w:rPr>
+        <w:rFonts w:ascii="Courier New" w:hAnsi="Courier New" w:hint="default"/>
+        <w:sz w:val="20"/>
+      </w:rPr>
+    </w:lvl>
+    <w:lvl w:ilvl="2" w:tentative="1">
+      <w:start w:val="1"/>
+      <w:numFmt w:val="bullet"/>
+      <w:lvlText w:val=""/>
+      <w:lvlJc w:val="left"/>
+      <w:pPr>
+        <w:tabs>
+          <w:tab w:val="num" w:pos="2160"/>
+        </w:tabs>
+        <w:ind w:left="2160" w:hanging="360"/>
+      </w:pPr>
+      <w:rPr>
+        <w:rFonts w:ascii="Wingdings" w:hAnsi="Wingdings" w:hint="default"/>
+        <w:sz w:val="20"/>
+      </w:rPr>
+    </w:lvl>
+    <w:lvl w:ilvl="3" w:tentative="1">
+      <w:start w:val="1"/>
+      <w:numFmt w:val="bullet"/>
+      <w:lvlText w:val=""/>
+      <w:lvlJc w:val="left"/>
+      <w:pPr>
+        <w:tabs>
+          <w:tab w:val="num" w:pos="2880"/>
+        </w:tabs>
+        <w:ind w:left="2880" w:hanging="360"/>
+      </w:pPr>
+      <w:rPr>
+        <w:rFonts w:ascii="Wingdings" w:hAnsi="Wingdings" w:hint="default"/>
+        <w:sz w:val="20"/>
+      </w:rPr>
+    </w:lvl>
+    <w:lvl w:ilvl="4" w:tentative="1">
+      <w:start w:val="1"/>
+      <w:numFmt w:val="bullet"/>
+      <w:lvlText w:val=""/>
+      <w:lvlJc w:val="left"/>
+      <w:pPr>
+        <w:tabs>
+          <w:tab w:val="num" w:pos="3600"/>
+        </w:tabs>
+        <w:ind w:left="3600" w:hanging="360"/>
+      </w:pPr>
+      <w:rPr>
+        <w:rFonts w:ascii="Wingdings" w:hAnsi="Wingdings" w:hint="default"/>
+        <w:sz w:val="20"/>
+      </w:rPr>
+    </w:lvl>
+    <w:lvl w:ilvl="5" w:tentative="1">
+      <w:start w:val="1"/>
+      <w:numFmt w:val="bullet"/>
+      <w:lvlText w:val=""/>
+      <w:lvlJc w:val="left"/>
+      <w:pPr>
+        <w:tabs>
+          <w:tab w:val="num" w:pos="4320"/>
+        </w:tabs>
+        <w:ind w:left="4320" w:hanging="360"/>
+      </w:pPr>
+      <w:rPr>
+        <w:rFonts w:ascii="Wingdings" w:hAnsi="Wingdings" w:hint="default"/>
+        <w:sz w:val="20"/>
+      </w:rPr>
+    </w:lvl>
+    <w:lvl w:ilvl="6" w:tentative="1">
+      <w:start w:val="1"/>
+      <w:numFmt w:val="bullet"/>
+      <w:lvlText w:val=""/>
+      <w:lvlJc w:val="left"/>
+      <w:pPr>
+        <w:tabs>
+          <w:tab w:val="num" w:pos="5040"/>
+        </w:tabs>
+        <w:ind w:left="5040" w:hanging="360"/>
+      </w:pPr>
+      <w:rPr>
+        <w:rFonts w:ascii="Wingdings" w:hAnsi="Wingdings" w:hint="default"/>
+        <w:sz w:val="20"/>
+      </w:rPr>
+    </w:lvl>
+    <w:lvl w:ilvl="7" w:tentative="1">
+      <w:start w:val="1"/>
+      <w:numFmt w:val="bullet"/>
+      <w:lvlText w:val=""/>
+      <w:lvlJc w:val="left"/>
+      <w:pPr>
+        <w:tabs>
+          <w:tab w:val="num" w:pos="5760"/>
+        </w:tabs>
+        <w:ind w:left="5760" w:hanging="360"/>
+      </w:pPr>
+      <w:rPr>
+        <w:rFonts w:ascii="Wingdings" w:hAnsi="Wingdings" w:hint="default"/>
+        <w:sz w:val="20"/>
+      </w:rPr>
+    </w:lvl>
+    <w:lvl w:ilvl="8" w:tentative="1">
+      <w:start w:val="1"/>
+      <w:numFmt w:val="bullet"/>
+      <w:lvlText w:val=""/>
+      <w:lvlJc w:val="left"/>
+      <w:pPr>
+        <w:tabs>
+          <w:tab w:val="num" w:pos="6480"/>
+        </w:tabs>
+        <w:ind w:left="6480" w:hanging="360"/>
+      </w:pPr>
+      <w:rPr>
+        <w:rFonts w:ascii="Wingdings" w:hAnsi="Wingdings" w:hint="default"/>
+        <w:sz w:val="20"/>
+      </w:rPr>
+    </w:lvl>
+  </w:abstractNum>
+  <w:abstractNum w:abstractNumId="13" w15:restartNumberingAfterBreak="0">
     <w:nsid w:val="770B3289"/>
     <w:multiLevelType w:val="multilevel"/>
     <w:tmpl w:val="003072DC"/>
@@ -4582,7 +5018,7 @@
         <w:ind w:left="720" w:hanging="360"/>
       </w:pPr>
       <w:rPr>
-        <w:rFonts w:hint="default" w:ascii="Symbol" w:hAnsi="Symbol"/>
+        <w:rFonts w:ascii="Symbol" w:hAnsi="Symbol" w:hint="default"/>
         <w:sz w:val="20"/>
       </w:rPr>
     </w:lvl>
@@ -4598,7 +5034,7 @@
         <w:ind w:left="1440" w:hanging="360"/>
       </w:pPr>
       <w:rPr>
-        <w:rFonts w:hint="default" w:ascii="Courier New" w:hAnsi="Courier New"/>
+        <w:rFonts w:ascii="Courier New" w:hAnsi="Courier New" w:hint="default"/>
         <w:sz w:val="20"/>
       </w:rPr>
     </w:lvl>
@@ -4614,7 +5050,7 @@
         <w:ind w:left="2160" w:hanging="360"/>
       </w:pPr>
       <w:rPr>
-        <w:rFonts w:hint="default" w:ascii="Wingdings" w:hAnsi="Wingdings"/>
+        <w:rFonts w:ascii="Wingdings" w:hAnsi="Wingdings" w:hint="default"/>
         <w:sz w:val="20"/>
       </w:rPr>
     </w:lvl>
@@ -4630,7 +5066,7 @@
         <w:ind w:left="2880" w:hanging="360"/>
       </w:pPr>
       <w:rPr>
-        <w:rFonts w:hint="default" w:ascii="Wingdings" w:hAnsi="Wingdings"/>
+        <w:rFonts w:ascii="Wingdings" w:hAnsi="Wingdings" w:hint="default"/>
         <w:sz w:val="20"/>
       </w:rPr>
     </w:lvl>
@@ -4646,7 +5082,7 @@
         <w:ind w:left="3600" w:hanging="360"/>
       </w:pPr>
       <w:rPr>
-        <w:rFonts w:hint="default" w:ascii="Wingdings" w:hAnsi="Wingdings"/>
+        <w:rFonts w:ascii="Wingdings" w:hAnsi="Wingdings" w:hint="default"/>
         <w:sz w:val="20"/>
       </w:rPr>
     </w:lvl>
@@ -4662,7 +5098,7 @@
         <w:ind w:left="4320" w:hanging="360"/>
       </w:pPr>
       <w:rPr>
-        <w:rFonts w:hint="default" w:ascii="Wingdings" w:hAnsi="Wingdings"/>
+        <w:rFonts w:ascii="Wingdings" w:hAnsi="Wingdings" w:hint="default"/>
         <w:sz w:val="20"/>
       </w:rPr>
     </w:lvl>
@@ -4678,7 +5114,7 @@
         <w:ind w:left="5040" w:hanging="360"/>
       </w:pPr>
       <w:rPr>
-        <w:rFonts w:hint="default" w:ascii="Wingdings" w:hAnsi="Wingdings"/>
+        <w:rFonts w:ascii="Wingdings" w:hAnsi="Wingdings" w:hint="default"/>
         <w:sz w:val="20"/>
       </w:rPr>
     </w:lvl>
@@ -4694,7 +5130,7 @@
         <w:ind w:left="5760" w:hanging="360"/>
       </w:pPr>
       <w:rPr>
-        <w:rFonts w:hint="default" w:ascii="Wingdings" w:hAnsi="Wingdings"/>
+        <w:rFonts w:ascii="Wingdings" w:hAnsi="Wingdings" w:hint="default"/>
         <w:sz w:val="20"/>
       </w:rPr>
     </w:lvl>
@@ -4710,7 +5146,7 @@
         <w:ind w:left="6480" w:hanging="360"/>
       </w:pPr>
       <w:rPr>
-        <w:rFonts w:hint="default" w:ascii="Wingdings" w:hAnsi="Wingdings"/>
+        <w:rFonts w:ascii="Wingdings" w:hAnsi="Wingdings" w:hint="default"/>
         <w:sz w:val="20"/>
       </w:rPr>
     </w:lvl>
@@ -4719,16 +5155,16 @@
     <w:abstractNumId w:val="7"/>
   </w:num>
   <w:num w:numId="2" w16cid:durableId="1468013769">
-    <w:abstractNumId w:val="9"/>
+    <w:abstractNumId w:val="10"/>
   </w:num>
   <w:num w:numId="3" w16cid:durableId="2043360213">
-    <w:abstractNumId w:val="11"/>
+    <w:abstractNumId w:val="13"/>
   </w:num>
   <w:num w:numId="4" w16cid:durableId="730613533">
     <w:abstractNumId w:val="5"/>
   </w:num>
   <w:num w:numId="5" w16cid:durableId="64374982">
-    <w:abstractNumId w:val="10"/>
+    <w:abstractNumId w:val="11"/>
   </w:num>
   <w:num w:numId="6" w16cid:durableId="524447988">
     <w:abstractNumId w:val="6"/>
@@ -4751,6 +5187,12 @@
   <w:num w:numId="12" w16cid:durableId="1662929317">
     <w:abstractNumId w:val="4"/>
   </w:num>
+  <w:num w:numId="13" w16cid:durableId="2094084164">
+    <w:abstractNumId w:val="12"/>
+  </w:num>
+  <w:num w:numId="14" w16cid:durableId="1650284164">
+    <w:abstractNumId w:val="9"/>
+  </w:num>
 </w:numbering>
 </file>
 
@@ -4759,11 +5201,11 @@
   <w:docDefaults>
     <w:rPrDefault>
       <w:rPr>
-        <w:rFonts w:asciiTheme="minorHAnsi" w:hAnsiTheme="minorHAnsi" w:eastAsiaTheme="minorHAnsi" w:cstheme="minorBidi"/>
+        <w:rFonts w:asciiTheme="minorHAnsi" w:eastAsiaTheme="minorHAnsi" w:hAnsiTheme="minorHAnsi" w:cstheme="minorBidi"/>
         <w:kern w:val="2"/>
         <w:sz w:val="22"/>
         <w:szCs w:val="22"/>
-        <w:lang w:eastAsia="en-US" w:bidi="ar-SA"/>
+        <w:lang w:val="nl-BE" w:eastAsia="en-US" w:bidi="ar-SA"/>
         <w14:ligatures w14:val="standardContextual"/>
       </w:rPr>
     </w:rPrDefault>
@@ -4776,14 +5218,14 @@
   <w:latentStyles w:defLockedState="0" w:defUIPriority="99" w:defSemiHidden="0" w:defUnhideWhenUsed="0" w:defQFormat="0" w:count="376">
     <w:lsdException w:name="Normal" w:uiPriority="0" w:qFormat="1"/>
     <w:lsdException w:name="heading 1" w:uiPriority="9" w:qFormat="1"/>
-    <w:lsdException w:name="heading 2" w:uiPriority="9" w:semiHidden="1" w:unhideWhenUsed="1" w:qFormat="1"/>
-    <w:lsdException w:name="heading 3" w:uiPriority="9" w:semiHidden="1" w:unhideWhenUsed="1" w:qFormat="1"/>
-    <w:lsdException w:name="heading 4" w:uiPriority="9" w:semiHidden="1" w:unhideWhenUsed="1" w:qFormat="1"/>
-    <w:lsdException w:name="heading 5" w:uiPriority="9" w:semiHidden="1" w:unhideWhenUsed="1" w:qFormat="1"/>
-    <w:lsdException w:name="heading 6" w:uiPriority="9" w:semiHidden="1" w:unhideWhenUsed="1" w:qFormat="1"/>
-    <w:lsdException w:name="heading 7" w:uiPriority="9" w:semiHidden="1" w:unhideWhenUsed="1" w:qFormat="1"/>
-    <w:lsdException w:name="heading 8" w:uiPriority="9" w:semiHidden="1" w:unhideWhenUsed="1" w:qFormat="1"/>
-    <w:lsdException w:name="heading 9" w:uiPriority="9" w:semiHidden="1" w:unhideWhenUsed="1" w:qFormat="1"/>
+    <w:lsdException w:name="heading 2" w:semiHidden="1" w:uiPriority="9" w:unhideWhenUsed="1" w:qFormat="1"/>
+    <w:lsdException w:name="heading 3" w:semiHidden="1" w:uiPriority="9" w:unhideWhenUsed="1" w:qFormat="1"/>
+    <w:lsdException w:name="heading 4" w:semiHidden="1" w:uiPriority="9" w:unhideWhenUsed="1" w:qFormat="1"/>
+    <w:lsdException w:name="heading 5" w:semiHidden="1" w:uiPriority="9" w:unhideWhenUsed="1" w:qFormat="1"/>
+    <w:lsdException w:name="heading 6" w:semiHidden="1" w:uiPriority="9" w:unhideWhenUsed="1" w:qFormat="1"/>
+    <w:lsdException w:name="heading 7" w:semiHidden="1" w:uiPriority="9" w:unhideWhenUsed="1" w:qFormat="1"/>
+    <w:lsdException w:name="heading 8" w:semiHidden="1" w:uiPriority="9" w:unhideWhenUsed="1" w:qFormat="1"/>
+    <w:lsdException w:name="heading 9" w:semiHidden="1" w:uiPriority="9" w:unhideWhenUsed="1" w:qFormat="1"/>
     <w:lsdException w:name="index 1" w:semiHidden="1" w:unhideWhenUsed="1"/>
     <w:lsdException w:name="index 2" w:semiHidden="1" w:unhideWhenUsed="1"/>
     <w:lsdException w:name="index 3" w:semiHidden="1" w:unhideWhenUsed="1"/>
@@ -4793,22 +5235,22 @@
     <w:lsdException w:name="index 7" w:semiHidden="1" w:unhideWhenUsed="1"/>
     <w:lsdException w:name="index 8" w:semiHidden="1" w:unhideWhenUsed="1"/>
     <w:lsdException w:name="index 9" w:semiHidden="1" w:unhideWhenUsed="1"/>
-    <w:lsdException w:name="toc 1" w:uiPriority="39" w:semiHidden="1" w:unhideWhenUsed="1"/>
-    <w:lsdException w:name="toc 2" w:uiPriority="39" w:semiHidden="1" w:unhideWhenUsed="1"/>
-    <w:lsdException w:name="toc 3" w:uiPriority="39" w:semiHidden="1" w:unhideWhenUsed="1"/>
-    <w:lsdException w:name="toc 4" w:uiPriority="39" w:semiHidden="1" w:unhideWhenUsed="1"/>
-    <w:lsdException w:name="toc 5" w:uiPriority="39" w:semiHidden="1" w:unhideWhenUsed="1"/>
-    <w:lsdException w:name="toc 6" w:uiPriority="39" w:semiHidden="1" w:unhideWhenUsed="1"/>
-    <w:lsdException w:name="toc 7" w:uiPriority="39" w:semiHidden="1" w:unhideWhenUsed="1"/>
-    <w:lsdException w:name="toc 8" w:uiPriority="39" w:semiHidden="1" w:unhideWhenUsed="1"/>
-    <w:lsdException w:name="toc 9" w:uiPriority="39" w:semiHidden="1" w:unhideWhenUsed="1"/>
+    <w:lsdException w:name="toc 1" w:semiHidden="1" w:uiPriority="39" w:unhideWhenUsed="1"/>
+    <w:lsdException w:name="toc 2" w:semiHidden="1" w:uiPriority="39" w:unhideWhenUsed="1"/>
+    <w:lsdException w:name="toc 3" w:semiHidden="1" w:uiPriority="39" w:unhideWhenUsed="1"/>
+    <w:lsdException w:name="toc 4" w:semiHidden="1" w:uiPriority="39" w:unhideWhenUsed="1"/>
+    <w:lsdException w:name="toc 5" w:semiHidden="1" w:uiPriority="39" w:unhideWhenUsed="1"/>
+    <w:lsdException w:name="toc 6" w:semiHidden="1" w:uiPriority="39" w:unhideWhenUsed="1"/>
+    <w:lsdException w:name="toc 7" w:semiHidden="1" w:uiPriority="39" w:unhideWhenUsed="1"/>
+    <w:lsdException w:name="toc 8" w:semiHidden="1" w:uiPriority="39" w:unhideWhenUsed="1"/>
+    <w:lsdException w:name="toc 9" w:semiHidden="1" w:uiPriority="39" w:unhideWhenUsed="1"/>
     <w:lsdException w:name="Normal Indent" w:semiHidden="1" w:unhideWhenUsed="1"/>
     <w:lsdException w:name="footnote text" w:semiHidden="1" w:unhideWhenUsed="1"/>
     <w:lsdException w:name="annotation text" w:semiHidden="1" w:unhideWhenUsed="1"/>
     <w:lsdException w:name="header" w:semiHidden="1" w:unhideWhenUsed="1"/>
     <w:lsdException w:name="footer" w:semiHidden="1" w:unhideWhenUsed="1"/>
     <w:lsdException w:name="index heading" w:semiHidden="1" w:unhideWhenUsed="1"/>
-    <w:lsdException w:name="caption" w:uiPriority="35" w:semiHidden="1" w:unhideWhenUsed="1" w:qFormat="1"/>
+    <w:lsdException w:name="caption" w:semiHidden="1" w:uiPriority="35" w:unhideWhenUsed="1" w:qFormat="1"/>
     <w:lsdException w:name="table of figures" w:semiHidden="1" w:unhideWhenUsed="1"/>
     <w:lsdException w:name="envelope address" w:semiHidden="1" w:unhideWhenUsed="1"/>
     <w:lsdException w:name="envelope return" w:semiHidden="1" w:unhideWhenUsed="1"/>
@@ -4839,7 +5281,7 @@
     <w:lsdException w:name="Title" w:uiPriority="10" w:qFormat="1"/>
     <w:lsdException w:name="Closing" w:semiHidden="1" w:unhideWhenUsed="1"/>
     <w:lsdException w:name="Signature" w:semiHidden="1" w:unhideWhenUsed="1"/>
-    <w:lsdException w:name="Default Paragraph Font" w:uiPriority="1" w:semiHidden="1" w:unhideWhenUsed="1"/>
+    <w:lsdException w:name="Default Paragraph Font" w:semiHidden="1" w:uiPriority="1" w:unhideWhenUsed="1"/>
     <w:lsdException w:name="Body Text" w:semiHidden="1" w:unhideWhenUsed="1"/>
     <w:lsdException w:name="Body Text Indent" w:semiHidden="1" w:unhideWhenUsed="1"/>
     <w:lsdException w:name="List Continue" w:semiHidden="1" w:unhideWhenUsed="1"/>
@@ -5039,8 +5481,8 @@
     <w:lsdException w:name="Subtle Reference" w:uiPriority="31" w:qFormat="1"/>
     <w:lsdException w:name="Intense Reference" w:uiPriority="32" w:qFormat="1"/>
     <w:lsdException w:name="Book Title" w:uiPriority="33" w:qFormat="1"/>
-    <w:lsdException w:name="Bibliography" w:uiPriority="37" w:semiHidden="1" w:unhideWhenUsed="1"/>
-    <w:lsdException w:name="TOC Heading" w:uiPriority="39" w:semiHidden="1" w:unhideWhenUsed="1" w:qFormat="1"/>
+    <w:lsdException w:name="Bibliography" w:semiHidden="1" w:uiPriority="37" w:unhideWhenUsed="1"/>
+    <w:lsdException w:name="TOC Heading" w:semiHidden="1" w:uiPriority="39" w:unhideWhenUsed="1" w:qFormat="1"/>
     <w:lsdException w:name="Plain Table 1" w:uiPriority="41"/>
     <w:lsdException w:name="Plain Table 2" w:uiPriority="42"/>
     <w:lsdException w:name="Plain Table 3" w:uiPriority="43"/>
@@ -5151,20 +5593,20 @@
     <w:lsdException w:name="Unresolved Mention" w:semiHidden="1" w:unhideWhenUsed="1"/>
     <w:lsdException w:name="Smart Link" w:semiHidden="1" w:unhideWhenUsed="1"/>
   </w:latentStyles>
-  <w:style w:type="paragraph" w:styleId="Normal" w:default="1">
+  <w:style w:type="paragraph" w:default="1" w:styleId="Standaard">
     <w:name w:val="Normal"/>
     <w:qFormat/>
     <w:rsid w:val="00193668"/>
     <w:rPr>
-      <w:rFonts w:ascii="Arial" w:hAnsi="Arial" w:eastAsia="Arial" w:cs="Arial"/>
+      <w:rFonts w:ascii="Arial" w:eastAsia="Arial" w:hAnsi="Arial" w:cs="Arial"/>
       <w:lang w:val="en-GB"/>
     </w:rPr>
   </w:style>
-  <w:style w:type="paragraph" w:styleId="Heading1">
+  <w:style w:type="paragraph" w:styleId="Kop1">
     <w:name w:val="heading 1"/>
-    <w:basedOn w:val="Normal"/>
-    <w:next w:val="Normal"/>
-    <w:link w:val="Heading1Char"/>
+    <w:basedOn w:val="Standaard"/>
+    <w:next w:val="Standaard"/>
+    <w:link w:val="Kop1Char"/>
     <w:uiPriority w:val="9"/>
     <w:qFormat/>
     <w:rsid w:val="00193668"/>
@@ -5175,17 +5617,17 @@
       <w:outlineLvl w:val="0"/>
     </w:pPr>
     <w:rPr>
-      <w:rFonts w:asciiTheme="majorHAnsi" w:hAnsiTheme="majorHAnsi" w:eastAsiaTheme="majorEastAsia" w:cstheme="majorBidi"/>
+      <w:rFonts w:asciiTheme="majorHAnsi" w:eastAsiaTheme="majorEastAsia" w:hAnsiTheme="majorHAnsi" w:cstheme="majorBidi"/>
       <w:color w:val="0F4761" w:themeColor="accent1" w:themeShade="BF"/>
       <w:sz w:val="40"/>
       <w:szCs w:val="40"/>
     </w:rPr>
   </w:style>
-  <w:style w:type="paragraph" w:styleId="Heading2">
+  <w:style w:type="paragraph" w:styleId="Kop2">
     <w:name w:val="heading 2"/>
-    <w:basedOn w:val="Normal"/>
-    <w:next w:val="Normal"/>
-    <w:link w:val="Heading2Char"/>
+    <w:basedOn w:val="Standaard"/>
+    <w:next w:val="Standaard"/>
+    <w:link w:val="Kop2Char"/>
     <w:uiPriority w:val="9"/>
     <w:semiHidden/>
     <w:unhideWhenUsed/>
@@ -5198,17 +5640,17 @@
       <w:outlineLvl w:val="1"/>
     </w:pPr>
     <w:rPr>
-      <w:rFonts w:asciiTheme="majorHAnsi" w:hAnsiTheme="majorHAnsi" w:eastAsiaTheme="majorEastAsia" w:cstheme="majorBidi"/>
+      <w:rFonts w:asciiTheme="majorHAnsi" w:eastAsiaTheme="majorEastAsia" w:hAnsiTheme="majorHAnsi" w:cstheme="majorBidi"/>
       <w:color w:val="0F4761" w:themeColor="accent1" w:themeShade="BF"/>
       <w:sz w:val="32"/>
       <w:szCs w:val="32"/>
     </w:rPr>
   </w:style>
-  <w:style w:type="paragraph" w:styleId="Heading3">
+  <w:style w:type="paragraph" w:styleId="Kop3">
     <w:name w:val="heading 3"/>
-    <w:basedOn w:val="Normal"/>
-    <w:next w:val="Normal"/>
-    <w:link w:val="Heading3Char"/>
+    <w:basedOn w:val="Standaard"/>
+    <w:next w:val="Standaard"/>
+    <w:link w:val="Kop3Char"/>
     <w:uiPriority w:val="9"/>
     <w:semiHidden/>
     <w:unhideWhenUsed/>
@@ -5227,11 +5669,11 @@
       <w:szCs w:val="28"/>
     </w:rPr>
   </w:style>
-  <w:style w:type="paragraph" w:styleId="Heading4">
+  <w:style w:type="paragraph" w:styleId="Kop4">
     <w:name w:val="heading 4"/>
-    <w:basedOn w:val="Normal"/>
-    <w:next w:val="Normal"/>
-    <w:link w:val="Heading4Char"/>
+    <w:basedOn w:val="Standaard"/>
+    <w:next w:val="Standaard"/>
+    <w:link w:val="Kop4Char"/>
     <w:uiPriority w:val="9"/>
     <w:semiHidden/>
     <w:unhideWhenUsed/>
@@ -5250,11 +5692,11 @@
       <w:color w:val="0F4761" w:themeColor="accent1" w:themeShade="BF"/>
     </w:rPr>
   </w:style>
-  <w:style w:type="paragraph" w:styleId="Heading5">
+  <w:style w:type="paragraph" w:styleId="Kop5">
     <w:name w:val="heading 5"/>
-    <w:basedOn w:val="Normal"/>
-    <w:next w:val="Normal"/>
-    <w:link w:val="Heading5Char"/>
+    <w:basedOn w:val="Standaard"/>
+    <w:next w:val="Standaard"/>
+    <w:link w:val="Kop5Char"/>
     <w:uiPriority w:val="9"/>
     <w:semiHidden/>
     <w:unhideWhenUsed/>
@@ -5271,11 +5713,11 @@
       <w:color w:val="0F4761" w:themeColor="accent1" w:themeShade="BF"/>
     </w:rPr>
   </w:style>
-  <w:style w:type="paragraph" w:styleId="Heading6">
+  <w:style w:type="paragraph" w:styleId="Kop6">
     <w:name w:val="heading 6"/>
-    <w:basedOn w:val="Normal"/>
-    <w:next w:val="Normal"/>
-    <w:link w:val="Heading6Char"/>
+    <w:basedOn w:val="Standaard"/>
+    <w:next w:val="Standaard"/>
+    <w:link w:val="Kop6Char"/>
     <w:uiPriority w:val="9"/>
     <w:semiHidden/>
     <w:unhideWhenUsed/>
@@ -5294,11 +5736,11 @@
       <w:color w:val="595959" w:themeColor="text1" w:themeTint="A6"/>
     </w:rPr>
   </w:style>
-  <w:style w:type="paragraph" w:styleId="Heading7">
+  <w:style w:type="paragraph" w:styleId="Kop7">
     <w:name w:val="heading 7"/>
-    <w:basedOn w:val="Normal"/>
-    <w:next w:val="Normal"/>
-    <w:link w:val="Heading7Char"/>
+    <w:basedOn w:val="Standaard"/>
+    <w:next w:val="Standaard"/>
+    <w:link w:val="Kop7Char"/>
     <w:uiPriority w:val="9"/>
     <w:semiHidden/>
     <w:unhideWhenUsed/>
@@ -5315,11 +5757,11 @@
       <w:color w:val="595959" w:themeColor="text1" w:themeTint="A6"/>
     </w:rPr>
   </w:style>
-  <w:style w:type="paragraph" w:styleId="Heading8">
+  <w:style w:type="paragraph" w:styleId="Kop8">
     <w:name w:val="heading 8"/>
-    <w:basedOn w:val="Normal"/>
-    <w:next w:val="Normal"/>
-    <w:link w:val="Heading8Char"/>
+    <w:basedOn w:val="Standaard"/>
+    <w:next w:val="Standaard"/>
+    <w:link w:val="Kop8Char"/>
     <w:uiPriority w:val="9"/>
     <w:semiHidden/>
     <w:unhideWhenUsed/>
@@ -5338,11 +5780,11 @@
       <w:color w:val="272727" w:themeColor="text1" w:themeTint="D8"/>
     </w:rPr>
   </w:style>
-  <w:style w:type="paragraph" w:styleId="Heading9">
+  <w:style w:type="paragraph" w:styleId="Kop9">
     <w:name w:val="heading 9"/>
-    <w:basedOn w:val="Normal"/>
-    <w:next w:val="Normal"/>
-    <w:link w:val="Heading9Char"/>
+    <w:basedOn w:val="Standaard"/>
+    <w:next w:val="Standaard"/>
+    <w:link w:val="Kop9Char"/>
     <w:uiPriority w:val="9"/>
     <w:semiHidden/>
     <w:unhideWhenUsed/>
@@ -5359,13 +5801,13 @@
       <w:color w:val="272727" w:themeColor="text1" w:themeTint="D8"/>
     </w:rPr>
   </w:style>
-  <w:style w:type="character" w:styleId="DefaultParagraphFont" w:default="1">
+  <w:style w:type="character" w:default="1" w:styleId="Standaardalinea-lettertype">
     <w:name w:val="Default Paragraph Font"/>
     <w:uiPriority w:val="1"/>
     <w:semiHidden/>
     <w:unhideWhenUsed/>
   </w:style>
-  <w:style w:type="table" w:styleId="TableNormal" w:default="1">
+  <w:style w:type="table" w:default="1" w:styleId="Standaardtabel">
     <w:name w:val="Normal Table"/>
     <w:uiPriority w:val="99"/>
     <w:semiHidden/>
@@ -5380,45 +5822,45 @@
       </w:tblCellMar>
     </w:tblPr>
   </w:style>
-  <w:style w:type="numbering" w:styleId="NoList" w:default="1">
+  <w:style w:type="numbering" w:default="1" w:styleId="Geenlijst">
     <w:name w:val="No List"/>
     <w:uiPriority w:val="99"/>
     <w:semiHidden/>
     <w:unhideWhenUsed/>
   </w:style>
-  <w:style w:type="character" w:styleId="Heading1Char" w:customStyle="1">
-    <w:name w:val="Heading 1 Char"/>
-    <w:basedOn w:val="DefaultParagraphFont"/>
-    <w:link w:val="Heading1"/>
+  <w:style w:type="character" w:customStyle="1" w:styleId="Kop1Char">
+    <w:name w:val="Kop 1 Char"/>
+    <w:basedOn w:val="Standaardalinea-lettertype"/>
+    <w:link w:val="Kop1"/>
     <w:uiPriority w:val="9"/>
     <w:rsid w:val="00193668"/>
     <w:rPr>
-      <w:rFonts w:asciiTheme="majorHAnsi" w:hAnsiTheme="majorHAnsi" w:eastAsiaTheme="majorEastAsia" w:cstheme="majorBidi"/>
+      <w:rFonts w:asciiTheme="majorHAnsi" w:eastAsiaTheme="majorEastAsia" w:hAnsiTheme="majorHAnsi" w:cstheme="majorBidi"/>
       <w:color w:val="0F4761" w:themeColor="accent1" w:themeShade="BF"/>
       <w:sz w:val="40"/>
       <w:szCs w:val="40"/>
       <w:lang w:val="en-GB"/>
     </w:rPr>
   </w:style>
-  <w:style w:type="character" w:styleId="Heading2Char" w:customStyle="1">
-    <w:name w:val="Heading 2 Char"/>
-    <w:basedOn w:val="DefaultParagraphFont"/>
-    <w:link w:val="Heading2"/>
+  <w:style w:type="character" w:customStyle="1" w:styleId="Kop2Char">
+    <w:name w:val="Kop 2 Char"/>
+    <w:basedOn w:val="Standaardalinea-lettertype"/>
+    <w:link w:val="Kop2"/>
     <w:uiPriority w:val="9"/>
     <w:semiHidden/>
     <w:rsid w:val="00193668"/>
     <w:rPr>
-      <w:rFonts w:asciiTheme="majorHAnsi" w:hAnsiTheme="majorHAnsi" w:eastAsiaTheme="majorEastAsia" w:cstheme="majorBidi"/>
+      <w:rFonts w:asciiTheme="majorHAnsi" w:eastAsiaTheme="majorEastAsia" w:hAnsiTheme="majorHAnsi" w:cstheme="majorBidi"/>
       <w:color w:val="0F4761" w:themeColor="accent1" w:themeShade="BF"/>
       <w:sz w:val="32"/>
       <w:szCs w:val="32"/>
       <w:lang w:val="en-GB"/>
     </w:rPr>
   </w:style>
-  <w:style w:type="character" w:styleId="Heading3Char" w:customStyle="1">
-    <w:name w:val="Heading 3 Char"/>
-    <w:basedOn w:val="DefaultParagraphFont"/>
-    <w:link w:val="Heading3"/>
+  <w:style w:type="character" w:customStyle="1" w:styleId="Kop3Char">
+    <w:name w:val="Kop 3 Char"/>
+    <w:basedOn w:val="Standaardalinea-lettertype"/>
+    <w:link w:val="Kop3"/>
     <w:uiPriority w:val="9"/>
     <w:semiHidden/>
     <w:rsid w:val="00193668"/>
@@ -5430,10 +5872,10 @@
       <w:lang w:val="en-GB"/>
     </w:rPr>
   </w:style>
-  <w:style w:type="character" w:styleId="Heading4Char" w:customStyle="1">
-    <w:name w:val="Heading 4 Char"/>
-    <w:basedOn w:val="DefaultParagraphFont"/>
-    <w:link w:val="Heading4"/>
+  <w:style w:type="character" w:customStyle="1" w:styleId="Kop4Char">
+    <w:name w:val="Kop 4 Char"/>
+    <w:basedOn w:val="Standaardalinea-lettertype"/>
+    <w:link w:val="Kop4"/>
     <w:uiPriority w:val="9"/>
     <w:semiHidden/>
     <w:rsid w:val="00193668"/>
@@ -5445,10 +5887,10 @@
       <w:lang w:val="en-GB"/>
     </w:rPr>
   </w:style>
-  <w:style w:type="character" w:styleId="Heading5Char" w:customStyle="1">
-    <w:name w:val="Heading 5 Char"/>
-    <w:basedOn w:val="DefaultParagraphFont"/>
-    <w:link w:val="Heading5"/>
+  <w:style w:type="character" w:customStyle="1" w:styleId="Kop5Char">
+    <w:name w:val="Kop 5 Char"/>
+    <w:basedOn w:val="Standaardalinea-lettertype"/>
+    <w:link w:val="Kop5"/>
     <w:uiPriority w:val="9"/>
     <w:semiHidden/>
     <w:rsid w:val="00193668"/>
@@ -5458,10 +5900,10 @@
       <w:lang w:val="en-GB"/>
     </w:rPr>
   </w:style>
-  <w:style w:type="character" w:styleId="Heading6Char" w:customStyle="1">
-    <w:name w:val="Heading 6 Char"/>
-    <w:basedOn w:val="DefaultParagraphFont"/>
-    <w:link w:val="Heading6"/>
+  <w:style w:type="character" w:customStyle="1" w:styleId="Kop6Char">
+    <w:name w:val="Kop 6 Char"/>
+    <w:basedOn w:val="Standaardalinea-lettertype"/>
+    <w:link w:val="Kop6"/>
     <w:uiPriority w:val="9"/>
     <w:semiHidden/>
     <w:rsid w:val="00193668"/>
@@ -5473,10 +5915,10 @@
       <w:lang w:val="en-GB"/>
     </w:rPr>
   </w:style>
-  <w:style w:type="character" w:styleId="Heading7Char" w:customStyle="1">
-    <w:name w:val="Heading 7 Char"/>
-    <w:basedOn w:val="DefaultParagraphFont"/>
-    <w:link w:val="Heading7"/>
+  <w:style w:type="character" w:customStyle="1" w:styleId="Kop7Char">
+    <w:name w:val="Kop 7 Char"/>
+    <w:basedOn w:val="Standaardalinea-lettertype"/>
+    <w:link w:val="Kop7"/>
     <w:uiPriority w:val="9"/>
     <w:semiHidden/>
     <w:rsid w:val="00193668"/>
@@ -5486,10 +5928,10 @@
       <w:lang w:val="en-GB"/>
     </w:rPr>
   </w:style>
-  <w:style w:type="character" w:styleId="Heading8Char" w:customStyle="1">
-    <w:name w:val="Heading 8 Char"/>
-    <w:basedOn w:val="DefaultParagraphFont"/>
-    <w:link w:val="Heading8"/>
+  <w:style w:type="character" w:customStyle="1" w:styleId="Kop8Char">
+    <w:name w:val="Kop 8 Char"/>
+    <w:basedOn w:val="Standaardalinea-lettertype"/>
+    <w:link w:val="Kop8"/>
     <w:uiPriority w:val="9"/>
     <w:semiHidden/>
     <w:rsid w:val="00193668"/>
@@ -5501,10 +5943,10 @@
       <w:lang w:val="en-GB"/>
     </w:rPr>
   </w:style>
-  <w:style w:type="character" w:styleId="Heading9Char" w:customStyle="1">
-    <w:name w:val="Heading 9 Char"/>
-    <w:basedOn w:val="DefaultParagraphFont"/>
-    <w:link w:val="Heading9"/>
+  <w:style w:type="character" w:customStyle="1" w:styleId="Kop9Char">
+    <w:name w:val="Kop 9 Char"/>
+    <w:basedOn w:val="Standaardalinea-lettertype"/>
+    <w:link w:val="Kop9"/>
     <w:uiPriority w:val="9"/>
     <w:semiHidden/>
     <w:rsid w:val="00193668"/>
@@ -5514,11 +5956,11 @@
       <w:lang w:val="en-GB"/>
     </w:rPr>
   </w:style>
-  <w:style w:type="paragraph" w:styleId="Title">
+  <w:style w:type="paragraph" w:styleId="Titel">
     <w:name w:val="Title"/>
-    <w:basedOn w:val="Normal"/>
-    <w:next w:val="Normal"/>
-    <w:link w:val="TitleChar"/>
+    <w:basedOn w:val="Standaard"/>
+    <w:next w:val="Standaard"/>
+    <w:link w:val="TitelChar"/>
     <w:uiPriority w:val="10"/>
     <w:qFormat/>
     <w:rsid w:val="00193668"/>
@@ -5527,21 +5969,21 @@
       <w:contextualSpacing/>
     </w:pPr>
     <w:rPr>
-      <w:rFonts w:asciiTheme="majorHAnsi" w:hAnsiTheme="majorHAnsi" w:eastAsiaTheme="majorEastAsia" w:cstheme="majorBidi"/>
+      <w:rFonts w:asciiTheme="majorHAnsi" w:eastAsiaTheme="majorEastAsia" w:hAnsiTheme="majorHAnsi" w:cstheme="majorBidi"/>
       <w:spacing w:val="-10"/>
       <w:kern w:val="28"/>
       <w:sz w:val="56"/>
       <w:szCs w:val="56"/>
     </w:rPr>
   </w:style>
-  <w:style w:type="character" w:styleId="TitleChar" w:customStyle="1">
-    <w:name w:val="Title Char"/>
-    <w:basedOn w:val="DefaultParagraphFont"/>
-    <w:link w:val="Title"/>
+  <w:style w:type="character" w:customStyle="1" w:styleId="TitelChar">
+    <w:name w:val="Titel Char"/>
+    <w:basedOn w:val="Standaardalinea-lettertype"/>
+    <w:link w:val="Titel"/>
     <w:uiPriority w:val="10"/>
     <w:rsid w:val="00193668"/>
     <w:rPr>
-      <w:rFonts w:asciiTheme="majorHAnsi" w:hAnsiTheme="majorHAnsi" w:eastAsiaTheme="majorEastAsia" w:cstheme="majorBidi"/>
+      <w:rFonts w:asciiTheme="majorHAnsi" w:eastAsiaTheme="majorEastAsia" w:hAnsiTheme="majorHAnsi" w:cstheme="majorBidi"/>
       <w:spacing w:val="-10"/>
       <w:kern w:val="28"/>
       <w:sz w:val="56"/>
@@ -5549,11 +5991,11 @@
       <w:lang w:val="en-GB"/>
     </w:rPr>
   </w:style>
-  <w:style w:type="paragraph" w:styleId="Subtitle">
+  <w:style w:type="paragraph" w:styleId="Ondertitel">
     <w:name w:val="Subtitle"/>
-    <w:basedOn w:val="Normal"/>
-    <w:next w:val="Normal"/>
-    <w:link w:val="SubtitleChar"/>
+    <w:basedOn w:val="Standaard"/>
+    <w:next w:val="Standaard"/>
+    <w:link w:val="OndertitelChar"/>
     <w:uiPriority w:val="11"/>
     <w:qFormat/>
     <w:rsid w:val="00193668"/>
@@ -5570,10 +6012,10 @@
       <w:szCs w:val="28"/>
     </w:rPr>
   </w:style>
-  <w:style w:type="character" w:styleId="SubtitleChar" w:customStyle="1">
-    <w:name w:val="Subtitle Char"/>
-    <w:basedOn w:val="DefaultParagraphFont"/>
-    <w:link w:val="Subtitle"/>
+  <w:style w:type="character" w:customStyle="1" w:styleId="OndertitelChar">
+    <w:name w:val="Ondertitel Char"/>
+    <w:basedOn w:val="Standaardalinea-lettertype"/>
+    <w:link w:val="Ondertitel"/>
     <w:uiPriority w:val="11"/>
     <w:rsid w:val="00193668"/>
     <w:rPr>
@@ -5585,11 +6027,11 @@
       <w:lang w:val="en-GB"/>
     </w:rPr>
   </w:style>
-  <w:style w:type="paragraph" w:styleId="Quote">
+  <w:style w:type="paragraph" w:styleId="Citaat">
     <w:name w:val="Quote"/>
-    <w:basedOn w:val="Normal"/>
-    <w:next w:val="Normal"/>
-    <w:link w:val="QuoteChar"/>
+    <w:basedOn w:val="Standaard"/>
+    <w:next w:val="Standaard"/>
+    <w:link w:val="CitaatChar"/>
     <w:uiPriority w:val="29"/>
     <w:qFormat/>
     <w:rsid w:val="00193668"/>
@@ -5603,10 +6045,10 @@
       <w:color w:val="404040" w:themeColor="text1" w:themeTint="BF"/>
     </w:rPr>
   </w:style>
-  <w:style w:type="character" w:styleId="QuoteChar" w:customStyle="1">
-    <w:name w:val="Quote Char"/>
-    <w:basedOn w:val="DefaultParagraphFont"/>
-    <w:link w:val="Quote"/>
+  <w:style w:type="character" w:customStyle="1" w:styleId="CitaatChar">
+    <w:name w:val="Citaat Char"/>
+    <w:basedOn w:val="Standaardalinea-lettertype"/>
+    <w:link w:val="Citaat"/>
     <w:uiPriority w:val="29"/>
     <w:rsid w:val="00193668"/>
     <w:rPr>
@@ -5616,9 +6058,9 @@
       <w:lang w:val="en-GB"/>
     </w:rPr>
   </w:style>
-  <w:style w:type="paragraph" w:styleId="ListParagraph">
+  <w:style w:type="paragraph" w:styleId="Lijstalinea">
     <w:name w:val="List Paragraph"/>
-    <w:basedOn w:val="Normal"/>
+    <w:basedOn w:val="Standaard"/>
     <w:uiPriority w:val="34"/>
     <w:qFormat/>
     <w:rsid w:val="00193668"/>
@@ -5627,9 +6069,9 @@
       <w:contextualSpacing/>
     </w:pPr>
   </w:style>
-  <w:style w:type="character" w:styleId="IntenseEmphasis">
+  <w:style w:type="character" w:styleId="Intensievebenadrukking">
     <w:name w:val="Intense Emphasis"/>
-    <w:basedOn w:val="DefaultParagraphFont"/>
+    <w:basedOn w:val="Standaardalinea-lettertype"/>
     <w:uiPriority w:val="21"/>
     <w:qFormat/>
     <w:rsid w:val="00193668"/>
@@ -5639,18 +6081,18 @@
       <w:color w:val="0F4761" w:themeColor="accent1" w:themeShade="BF"/>
     </w:rPr>
   </w:style>
-  <w:style w:type="paragraph" w:styleId="IntenseQuote">
+  <w:style w:type="paragraph" w:styleId="Duidelijkcitaat">
     <w:name w:val="Intense Quote"/>
-    <w:basedOn w:val="Normal"/>
-    <w:next w:val="Normal"/>
-    <w:link w:val="IntenseQuoteChar"/>
+    <w:basedOn w:val="Standaard"/>
+    <w:next w:val="Standaard"/>
+    <w:link w:val="DuidelijkcitaatChar"/>
     <w:uiPriority w:val="30"/>
     <w:qFormat/>
     <w:rsid w:val="00193668"/>
     <w:pPr>
       <w:pBdr>
-        <w:top w:val="single" w:color="0F4761" w:themeColor="accent1" w:themeShade="BF" w:sz="4" w:space="10"/>
-        <w:bottom w:val="single" w:color="0F4761" w:themeColor="accent1" w:themeShade="BF" w:sz="4" w:space="10"/>
+        <w:top w:val="single" w:sz="4" w:space="10" w:color="0F4761" w:themeColor="accent1" w:themeShade="BF"/>
+        <w:bottom w:val="single" w:sz="4" w:space="10" w:color="0F4761" w:themeColor="accent1" w:themeShade="BF"/>
       </w:pBdr>
       <w:spacing w:before="360" w:after="360"/>
       <w:ind w:left="864" w:right="864"/>
@@ -5662,10 +6104,10 @@
       <w:color w:val="0F4761" w:themeColor="accent1" w:themeShade="BF"/>
     </w:rPr>
   </w:style>
-  <w:style w:type="character" w:styleId="IntenseQuoteChar" w:customStyle="1">
-    <w:name w:val="Intense Quote Char"/>
-    <w:basedOn w:val="DefaultParagraphFont"/>
-    <w:link w:val="IntenseQuote"/>
+  <w:style w:type="character" w:customStyle="1" w:styleId="DuidelijkcitaatChar">
+    <w:name w:val="Duidelijk citaat Char"/>
+    <w:basedOn w:val="Standaardalinea-lettertype"/>
+    <w:link w:val="Duidelijkcitaat"/>
     <w:uiPriority w:val="30"/>
     <w:rsid w:val="00193668"/>
     <w:rPr>
@@ -5675,9 +6117,9 @@
       <w:lang w:val="en-GB"/>
     </w:rPr>
   </w:style>
-  <w:style w:type="character" w:styleId="IntenseReference">
+  <w:style w:type="character" w:styleId="Intensieveverwijzing">
     <w:name w:val="Intense Reference"/>
-    <w:basedOn w:val="DefaultParagraphFont"/>
+    <w:basedOn w:val="Standaardalinea-lettertype"/>
     <w:uiPriority w:val="32"/>
     <w:qFormat/>
     <w:rsid w:val="00193668"/>
@@ -5689,10 +6131,10 @@
       <w:spacing w:val="5"/>
     </w:rPr>
   </w:style>
-  <w:style w:type="paragraph" w:styleId="Header">
+  <w:style w:type="paragraph" w:styleId="Koptekst">
     <w:name w:val="header"/>
-    <w:basedOn w:val="Normal"/>
-    <w:link w:val="HeaderChar"/>
+    <w:basedOn w:val="Standaard"/>
+    <w:link w:val="KoptekstChar"/>
     <w:uiPriority w:val="99"/>
     <w:unhideWhenUsed/>
     <w:rsid w:val="00343780"/>
@@ -5704,20 +6146,20 @@
       <w:spacing w:after="0" w:line="240" w:lineRule="auto"/>
     </w:pPr>
   </w:style>
-  <w:style w:type="character" w:styleId="HeaderChar" w:customStyle="1">
-    <w:name w:val="Header Char"/>
-    <w:basedOn w:val="DefaultParagraphFont"/>
-    <w:link w:val="Header"/>
+  <w:style w:type="character" w:customStyle="1" w:styleId="KoptekstChar">
+    <w:name w:val="Koptekst Char"/>
+    <w:basedOn w:val="Standaardalinea-lettertype"/>
+    <w:link w:val="Koptekst"/>
     <w:uiPriority w:val="99"/>
     <w:rsid w:val="00343780"/>
     <w:rPr>
       <w:lang w:val="en-GB"/>
     </w:rPr>
   </w:style>
-  <w:style w:type="paragraph" w:styleId="Footer">
+  <w:style w:type="paragraph" w:styleId="Voettekst">
     <w:name w:val="footer"/>
-    <w:basedOn w:val="Normal"/>
-    <w:link w:val="FooterChar"/>
+    <w:basedOn w:val="Standaard"/>
+    <w:link w:val="VoettekstChar"/>
     <w:uiPriority w:val="99"/>
     <w:unhideWhenUsed/>
     <w:rsid w:val="00343780"/>
@@ -5729,21 +6171,53 @@
       <w:spacing w:after="0" w:line="240" w:lineRule="auto"/>
     </w:pPr>
   </w:style>
-  <w:style w:type="character" w:styleId="FooterChar" w:customStyle="1">
-    <w:name w:val="Footer Char"/>
-    <w:basedOn w:val="DefaultParagraphFont"/>
-    <w:link w:val="Footer"/>
+  <w:style w:type="character" w:customStyle="1" w:styleId="VoettekstChar">
+    <w:name w:val="Voettekst Char"/>
+    <w:basedOn w:val="Standaardalinea-lettertype"/>
+    <w:link w:val="Voettekst"/>
     <w:uiPriority w:val="99"/>
     <w:rsid w:val="00343780"/>
     <w:rPr>
       <w:lang w:val="en-GB"/>
     </w:rPr>
   </w:style>
+  <w:style w:type="paragraph" w:customStyle="1" w:styleId="Stijl3">
+    <w:name w:val="Stijl3"/>
+    <w:basedOn w:val="Standaard"/>
+    <w:link w:val="Stijl3Char"/>
+    <w:qFormat/>
+    <w:rsid w:val="002B1AF6"/>
+    <w:pPr>
+      <w:spacing w:after="0" w:line="360" w:lineRule="auto"/>
+    </w:pPr>
+    <w:rPr>
+      <w:b/>
+      <w:bCs/>
+      <w:color w:val="123A5F"/>
+      <w:sz w:val="24"/>
+      <w:szCs w:val="24"/>
+      <w:lang w:val="nl-BE"/>
+    </w:rPr>
+  </w:style>
+  <w:style w:type="character" w:customStyle="1" w:styleId="Stijl3Char">
+    <w:name w:val="Stijl3 Char"/>
+    <w:basedOn w:val="Standaardalinea-lettertype"/>
+    <w:link w:val="Stijl3"/>
+    <w:rsid w:val="002B1AF6"/>
+    <w:rPr>
+      <w:rFonts w:ascii="Arial" w:eastAsia="Arial" w:hAnsi="Arial" w:cs="Arial"/>
+      <w:b/>
+      <w:bCs/>
+      <w:color w:val="123A5F"/>
+      <w:sz w:val="24"/>
+      <w:szCs w:val="24"/>
+    </w:rPr>
+  </w:style>
 </w:styles>
 </file>
 
 <file path=word/theme/theme1.xml><?xml version="1.0" encoding="utf-8"?>
-<a:theme xmlns:a="http://schemas.openxmlformats.org/drawingml/2006/main" xmlns:thm15="http://schemas.microsoft.com/office/thememl/2012/main" name="Office Theme">
+<a:theme xmlns:a="http://schemas.openxmlformats.org/drawingml/2006/main" name="Office Theme">
   <a:themeElements>
     <a:clrScheme name="Office">
       <a:dk1>
@@ -6038,21 +6512,6 @@
 </file>
 
 <file path=customXml/item1.xml><?xml version="1.0" encoding="utf-8"?>
-<p:properties xmlns:p="http://schemas.microsoft.com/office/2006/metadata/properties" xmlns:xsi="http://www.w3.org/2001/XMLSchema-instance" xmlns:pc="http://schemas.microsoft.com/office/infopath/2007/PartnerControls">
-  <documentManagement/>
-</p:properties>
-</file>
-
-<file path=customXml/item2.xml><?xml version="1.0" encoding="utf-8"?>
-<?mso-contentType ?>
-<FormTemplates xmlns="http://schemas.microsoft.com/sharepoint/v3/contenttype/forms">
-  <Display>DocumentLibraryForm</Display>
-  <Edit>DocumentLibraryForm</Edit>
-  <New>DocumentLibraryForm</New>
-</FormTemplates>
-</file>
-
-<file path=customXml/item3.xml><?xml version="1.0" encoding="utf-8"?>
 <ct:contentTypeSchema xmlns:ct="http://schemas.microsoft.com/office/2006/metadata/contentType" xmlns:ma="http://schemas.microsoft.com/office/2006/metadata/properties/metaAttributes" ct:_="" ma:_="" ma:contentTypeName="Document" ma:contentTypeID="0x010100F1B33D7B57FFEC4BB77B5001C5B93838" ma:contentTypeVersion="6" ma:contentTypeDescription="Een nieuw document maken." ma:contentTypeScope="" ma:versionID="59579db12405a868ad0e92c5e4f74ae1">
   <xsd:schema xmlns:xsd="http://www.w3.org/2001/XMLSchema" xmlns:xs="http://www.w3.org/2001/XMLSchema" xmlns:p="http://schemas.microsoft.com/office/2006/metadata/properties" xmlns:ns2="f44e6bd5-09db-4117-8b15-adf399208dc6" targetNamespace="http://schemas.microsoft.com/office/2006/metadata/properties" ma:root="true" ma:fieldsID="98cf673e6ff17a9b7a889e3f7df574b2" ns2:_="">
     <xsd:import namespace="f44e6bd5-09db-4117-8b15-adf399208dc6"/>
@@ -6208,11 +6667,35 @@
 </ct:contentTypeSchema>
 </file>
 
+<file path=customXml/item2.xml><?xml version="1.0" encoding="utf-8"?>
+<?mso-contentType ?>
+<FormTemplates xmlns="http://schemas.microsoft.com/sharepoint/v3/contenttype/forms">
+  <Display>DocumentLibraryForm</Display>
+  <Edit>DocumentLibraryForm</Edit>
+  <New>DocumentLibraryForm</New>
+</FormTemplates>
+</file>
+
+<file path=customXml/item3.xml><?xml version="1.0" encoding="utf-8"?>
+<p:properties xmlns:p="http://schemas.microsoft.com/office/2006/metadata/properties" xmlns:xsi="http://www.w3.org/2001/XMLSchema-instance" xmlns:pc="http://schemas.microsoft.com/office/infopath/2007/PartnerControls">
+  <documentManagement/>
+</p:properties>
+</file>
+
 <file path=customXml/itemProps1.xml><?xml version="1.0" encoding="utf-8"?>
-<ds:datastoreItem xmlns:ds="http://schemas.openxmlformats.org/officeDocument/2006/customXml" ds:itemID="{CBF80127-1B05-49DA-A759-4FDCF3717CEE}">
+<ds:datastoreItem xmlns:ds="http://schemas.openxmlformats.org/officeDocument/2006/customXml" ds:itemID="{742DD1AB-99B5-41AB-AAF9-B7AE5E09AA56}">
   <ds:schemaRefs>
+    <ds:schemaRef ds:uri="http://schemas.microsoft.com/office/2006/metadata/contentType"/>
+    <ds:schemaRef ds:uri="http://schemas.microsoft.com/office/2006/metadata/properties/metaAttributes"/>
+    <ds:schemaRef ds:uri="http://www.w3.org/2001/XMLSchema"/>
     <ds:schemaRef ds:uri="http://schemas.microsoft.com/office/2006/metadata/properties"/>
+    <ds:schemaRef ds:uri="f44e6bd5-09db-4117-8b15-adf399208dc6"/>
+    <ds:schemaRef ds:uri="http://schemas.microsoft.com/office/2006/documentManagement/types"/>
     <ds:schemaRef ds:uri="http://schemas.microsoft.com/office/infopath/2007/PartnerControls"/>
+    <ds:schemaRef ds:uri="http://schemas.openxmlformats.org/package/2006/metadata/core-properties"/>
+    <ds:schemaRef ds:uri="http://purl.org/dc/elements/1.1/"/>
+    <ds:schemaRef ds:uri="http://purl.org/dc/terms/"/>
+    <ds:schemaRef ds:uri="http://schemas.microsoft.com/internal/obd"/>
   </ds:schemaRefs>
 </ds:datastoreItem>
 </file>
@@ -6226,5 +6709,10 @@
 </file>
 
 <file path=customXml/itemProps3.xml><?xml version="1.0" encoding="utf-8"?>
-<ds:datastoreItem xmlns:ds="http://schemas.openxmlformats.org/officeDocument/2006/customXml" ds:itemID="{742DD1AB-99B5-41AB-AAF9-B7AE5E09AA56}"/>
+<ds:datastoreItem xmlns:ds="http://schemas.openxmlformats.org/officeDocument/2006/customXml" ds:itemID="{CBF80127-1B05-49DA-A759-4FDCF3717CEE}">
+  <ds:schemaRefs>
+    <ds:schemaRef ds:uri="http://schemas.microsoft.com/office/2006/metadata/properties"/>
+    <ds:schemaRef ds:uri="http://schemas.microsoft.com/office/infopath/2007/PartnerControls"/>
+  </ds:schemaRefs>
+</ds:datastoreItem>
 </file>